--- a/Final Thesis/Final_Thesis_MVE.docx
+++ b/Final Thesis/Final_Thesis_MVE.docx
@@ -439,7 +439,7 @@
           <w:noProof/>
           <w:color w:val="FFFFFF" w:themeColor="background1"/>
         </w:rPr>
-        <w:t>31 May 2026</w:t>
+        <w:t>1 June 2026</w:t>
       </w:r>
       <w:r>
         <w:rPr>
@@ -3948,85 +3948,7 @@
         <w:rPr>
           <w:rFonts w:ascii="Times New Roman" w:hAnsi="Times New Roman"/>
         </w:rPr>
-        <w:t>significant relationship with economic growth alone. Furthermore, the interaction term between AI Trends and HDI became positive, suggesting</w:t>
-      </w:r>
-      <w:r>
-        <w:rPr>
-          <w:rFonts w:ascii="Times New Roman" w:hAnsi="Times New Roman"/>
-        </w:rPr>
-        <w:t xml:space="preserve"> that the effect</w:t>
-      </w:r>
-      <w:r>
-        <w:rPr>
-          <w:rFonts w:ascii="Times New Roman" w:hAnsi="Times New Roman"/>
-        </w:rPr>
-        <w:t>s</w:t>
-      </w:r>
-      <w:r>
-        <w:rPr>
-          <w:rFonts w:ascii="Times New Roman" w:hAnsi="Times New Roman"/>
-        </w:rPr>
-        <w:t xml:space="preserve"> of</w:t>
-      </w:r>
-      <w:r>
-        <w:rPr>
-          <w:rFonts w:ascii="Times New Roman" w:hAnsi="Times New Roman"/>
-        </w:rPr>
-        <w:t xml:space="preserve"> AI Trends</w:t>
-      </w:r>
-      <w:r>
-        <w:rPr>
-          <w:rFonts w:ascii="Times New Roman" w:hAnsi="Times New Roman"/>
-        </w:rPr>
-        <w:t xml:space="preserve"> become</w:t>
-      </w:r>
-      <w:r>
-        <w:rPr>
-          <w:rFonts w:ascii="Times New Roman" w:hAnsi="Times New Roman"/>
-        </w:rPr>
-        <w:t xml:space="preserve"> </w:t>
-      </w:r>
-      <w:r>
-        <w:rPr>
-          <w:rFonts w:ascii="Times New Roman" w:hAnsi="Times New Roman"/>
-        </w:rPr>
-        <w:t>more positive as countries</w:t>
-      </w:r>
-      <w:r>
-        <w:rPr>
-          <w:rFonts w:ascii="Times New Roman" w:hAnsi="Times New Roman"/>
-        </w:rPr>
-        <w:t xml:space="preserve"> become more developed. </w:t>
-      </w:r>
-      <w:r>
-        <w:rPr>
-          <w:rFonts w:ascii="Times New Roman" w:hAnsi="Times New Roman"/>
-        </w:rPr>
-        <w:t xml:space="preserve">In conclusion, the findings suggest that AI-driven economic growth </w:t>
-      </w:r>
-      <w:r>
-        <w:rPr>
-          <w:rFonts w:ascii="Times New Roman" w:hAnsi="Times New Roman"/>
-        </w:rPr>
-        <w:t xml:space="preserve">may be </w:t>
-      </w:r>
-      <w:r>
-        <w:rPr>
-          <w:rFonts w:ascii="Times New Roman" w:hAnsi="Times New Roman"/>
-        </w:rPr>
-        <w:t>distributed unequally between more and less developed economies and</w:t>
-      </w:r>
-      <w:r>
-        <w:rPr>
-          <w:rFonts w:ascii="Times New Roman" w:hAnsi="Times New Roman"/>
-        </w:rPr>
-        <w:t xml:space="preserve"> it is possible</w:t>
-      </w:r>
-      <w:r>
-        <w:rPr>
-          <w:rFonts w:ascii="Times New Roman" w:hAnsi="Times New Roman"/>
-        </w:rPr>
-        <w:t xml:space="preserve"> that only countries with the adequate structural and institutional environments can benefit substantially from this AI-driven technological change.</w:t>
+        <w:t>significant relationship with economic growth alone. Furthermore, the interaction term between AI Trends and HDI became positive, suggesting that the effects of AI Trends become more positive as countries become more developed. In conclusion, the findings suggest that AI-driven economic growth may be distributed unequally between more and less developed economies and it is possible that only countries with the adequate structural and institutional environments can benefit substantially from this AI-driven technological change.</w:t>
       </w:r>
     </w:p>
     <w:p>
@@ -4523,7 +4445,55 @@
         <w:rPr>
           <w:rFonts w:ascii="Times New Roman" w:hAnsi="Times New Roman"/>
         </w:rPr>
-        <w:t>The paper’s objective is to create a regression based on publicly available data, for example on AI adoption, GDP growth and the Human Development index</w:t>
+        <w:t>The paper’s objective is to create a regression</w:t>
+      </w:r>
+      <w:r>
+        <w:rPr>
+          <w:rFonts w:ascii="Times New Roman" w:hAnsi="Times New Roman"/>
+        </w:rPr>
+        <w:t xml:space="preserve"> model</w:t>
+      </w:r>
+      <w:r>
+        <w:rPr>
+          <w:rFonts w:ascii="Times New Roman" w:hAnsi="Times New Roman"/>
+        </w:rPr>
+        <w:t xml:space="preserve"> based on publicly available data </w:t>
+      </w:r>
+      <w:r>
+        <w:rPr>
+          <w:rFonts w:ascii="Times New Roman" w:hAnsi="Times New Roman"/>
+        </w:rPr>
+        <w:t>on AI Google trends data as a proxy for AI adoption</w:t>
+      </w:r>
+      <w:r>
+        <w:rPr>
+          <w:rFonts w:ascii="Times New Roman" w:hAnsi="Times New Roman"/>
+        </w:rPr>
+        <w:t xml:space="preserve">, GDP </w:t>
+      </w:r>
+      <w:r>
+        <w:rPr>
+          <w:rFonts w:ascii="Times New Roman" w:hAnsi="Times New Roman"/>
+        </w:rPr>
+        <w:t xml:space="preserve">per capita </w:t>
+      </w:r>
+      <w:r>
+        <w:rPr>
+          <w:rFonts w:ascii="Times New Roman" w:hAnsi="Times New Roman"/>
+        </w:rPr>
+        <w:t>growth</w:t>
+      </w:r>
+      <w:r>
+        <w:rPr>
+          <w:rFonts w:ascii="Times New Roman" w:hAnsi="Times New Roman"/>
+        </w:rPr>
+        <w:t>, foreign direct investment, investment, trade openness, inflation</w:t>
+      </w:r>
+      <w:r>
+        <w:rPr>
+          <w:rFonts w:ascii="Times New Roman" w:hAnsi="Times New Roman"/>
+        </w:rPr>
+        <w:t xml:space="preserve"> and the Human Development index</w:t>
       </w:r>
       <w:r>
         <w:rPr>
@@ -4541,7 +4511,19 @@
         <w:rPr>
           <w:rFonts w:ascii="Times New Roman" w:hAnsi="Times New Roman"/>
         </w:rPr>
-        <w:t xml:space="preserve"> structure of the paper is as follows, section 2 contains the literature review, section 3 is the methodology, section 4 will contain the results of the regression model and finally section 5 contains the conclusions about the results and an overall review of the article’s findings.</w:t>
+        <w:t xml:space="preserve"> structure of the paper is as follows, section 2 contains the literature review, section 3 is the methodology, section 4 will contain the results of the regression model and finally section 5 contains the conclusions about the results and an overall </w:t>
+      </w:r>
+      <w:r>
+        <w:rPr>
+          <w:rFonts w:ascii="Times New Roman" w:hAnsi="Times New Roman"/>
+        </w:rPr>
+        <w:t>summary</w:t>
+      </w:r>
+      <w:r>
+        <w:rPr>
+          <w:rFonts w:ascii="Times New Roman" w:hAnsi="Times New Roman"/>
+        </w:rPr>
+        <w:t xml:space="preserve"> of the article’s findings.</w:t>
       </w:r>
       <w:r>
         <w:rPr>
@@ -12494,37 +12476,7 @@
         <w:rPr>
           <w:rFonts w:ascii="Times New Roman" w:hAnsi="Times New Roman"/>
         </w:rPr>
-        <w:t xml:space="preserve">Column (1) of table </w:t>
-      </w:r>
-      <w:r>
-        <w:rPr>
-          <w:rFonts w:ascii="Times New Roman" w:hAnsi="Times New Roman"/>
-        </w:rPr>
-        <w:t>3</w:t>
-      </w:r>
-      <w:r>
-        <w:rPr>
-          <w:rFonts w:ascii="Times New Roman" w:hAnsi="Times New Roman"/>
-        </w:rPr>
-        <w:t xml:space="preserve"> reports on the results of the </w:t>
-      </w:r>
-      <w:r>
-        <w:rPr>
-          <w:rFonts w:ascii="Times New Roman" w:hAnsi="Times New Roman"/>
-        </w:rPr>
-        <w:t>baseline</w:t>
-      </w:r>
-      <w:r>
-        <w:rPr>
-          <w:rFonts w:ascii="Times New Roman" w:hAnsi="Times New Roman"/>
-        </w:rPr>
-        <w:t xml:space="preserve"> model. </w:t>
-      </w:r>
-      <w:r>
-        <w:rPr>
-          <w:rFonts w:ascii="Times New Roman" w:hAnsi="Times New Roman"/>
-        </w:rPr>
-        <w:t xml:space="preserve">This specification contains AI Trends, HDI, all control variables and both country and time fixed effects. The coefficient for AI trends (-0.177) is negative, but not statistically significant. This result suggests that AI-related search interest alone does not have a clear relationship with GDP per capita growth, once other control variables are included into the regression. </w:t>
+        <w:t xml:space="preserve">Column (1) of table 3 reports on the results of the baseline model. This specification contains AI Trends, HDI, all control variables and both country and time fixed effects. The coefficient for AI trends (-0.177) is negative, but not statistically significant. This result suggests that AI-related search interest alone does not have a clear relationship with GDP per capita growth, once other control variables are included into the regression. </w:t>
       </w:r>
     </w:p>
     <w:p>
@@ -12643,19 +12595,7 @@
         <w:rPr>
           <w:rFonts w:ascii="Times New Roman" w:hAnsi="Times New Roman"/>
         </w:rPr>
-        <w:t xml:space="preserve">Column (2) of table </w:t>
-      </w:r>
-      <w:r>
-        <w:rPr>
-          <w:rFonts w:ascii="Times New Roman" w:hAnsi="Times New Roman"/>
-        </w:rPr>
-        <w:t>3</w:t>
-      </w:r>
-      <w:r>
-        <w:rPr>
-          <w:rFonts w:ascii="Times New Roman" w:hAnsi="Times New Roman"/>
-        </w:rPr>
-        <w:t xml:space="preserve"> reports the results of the </w:t>
+        <w:t xml:space="preserve">Column (2) of table 3 reports the results of the </w:t>
       </w:r>
       <w:r>
         <w:rPr>
@@ -12834,13 +12774,7 @@
         <w:rPr>
           <w:rFonts w:ascii="Times New Roman" w:hAnsi="Times New Roman"/>
         </w:rPr>
-        <w:t xml:space="preserve">. </w:t>
-      </w:r>
-      <w:r>
-        <w:rPr>
-          <w:rFonts w:ascii="Times New Roman" w:hAnsi="Times New Roman"/>
-        </w:rPr>
-        <w:t xml:space="preserve">However, because the coefficient is not statistically significant, the findings should be interpreted as </w:t>
+        <w:t xml:space="preserve">. However, because the coefficient is not statistically significant, the findings should be interpreted as </w:t>
       </w:r>
       <w:r>
         <w:rPr>
@@ -12881,21 +12815,7 @@
           <w:rFonts w:ascii="Times New Roman" w:hAnsi="Times New Roman" w:cs="Times New Roman"/>
           <w:lang w:val="en-GB"/>
         </w:rPr>
-        <w:t xml:space="preserve">Table </w:t>
-      </w:r>
-      <w:r>
-        <w:rPr>
-          <w:rFonts w:ascii="Times New Roman" w:hAnsi="Times New Roman" w:cs="Times New Roman"/>
-          <w:lang w:val="en-GB"/>
-        </w:rPr>
-        <w:t>3</w:t>
-      </w:r>
-      <w:r>
-        <w:rPr>
-          <w:rFonts w:ascii="Times New Roman" w:hAnsi="Times New Roman" w:cs="Times New Roman"/>
-          <w:lang w:val="en-GB"/>
-        </w:rPr>
-        <w:t>. Regression Table</w:t>
+        <w:t>Table 3. Regression Table</w:t>
       </w:r>
     </w:p>
     <w:tbl>
@@ -15065,14 +14985,35 @@
           <w:rFonts w:ascii="Times New Roman" w:hAnsi="Times New Roman"/>
           <w:lang w:val="en-US"/>
         </w:rPr>
-        <w:t xml:space="preserve">Lastly,  the fourth robustness check used lagged AI Trends values </w:t>
+        <w:t>T</w:t>
       </w:r>
       <w:r>
         <w:rPr>
           <w:rFonts w:ascii="Times New Roman" w:hAnsi="Times New Roman"/>
           <w:lang w:val="en-US"/>
         </w:rPr>
+        <w:t xml:space="preserve">he fourth robustness check used lagged AI Trends values </w:t>
+      </w:r>
+      <w:r>
+        <w:rPr>
+          <w:rFonts w:ascii="Times New Roman" w:hAnsi="Times New Roman"/>
+          <w:lang w:val="en-US"/>
+        </w:rPr>
         <w:t>to account for the possibility that the effects of AI adoption occur with some initial delay. The coefficient stayed positive but became smaller. This indicates that the interaction term remains similar when using this delayed specification.</w:t>
+      </w:r>
+      <w:r>
+        <w:rPr>
+          <w:rFonts w:ascii="Times New Roman" w:hAnsi="Times New Roman"/>
+          <w:lang w:val="en-US"/>
+        </w:rPr>
+        <w:t xml:space="preserve"> Lastly, to address the multi</w:t>
+      </w:r>
+      <w:r>
+        <w:rPr>
+          <w:rFonts w:ascii="Times New Roman" w:hAnsi="Times New Roman"/>
+          <w:lang w:val="en-US"/>
+        </w:rPr>
+        <w:t>-correlation issues in the initial regression specification, the AI Preparedness Index by the IMF was taken out of the specification and the HDI variable was kept as the measure for economic development. The last robustness check replaced the HDI variable with  the AIPI index to look at what difference does this specification make in the results. The coefficients for the interaction term, in this case for the AI readiness and AI Trends interaction was similar to the main results. Therefore, this suggests that the regression findings are not significantly influenced by the specific measure for economic development that is used in the specification.</w:t>
       </w:r>
     </w:p>
     <w:p>
@@ -15087,6 +15028,7 @@
           <w:rFonts w:ascii="Times New Roman" w:hAnsi="Times New Roman"/>
           <w:lang w:val="en-US"/>
         </w:rPr>
+        <w:lastRenderedPageBreak/>
         <w:t>To conclude, the robustness checks included valuable insight for the interpretation of the results. They generally provided supportive findings for the main regression’s results. Nevertheless, the confidence intervals are wide for all specifications in Figure 3, therefore the results should be considered with taking this into account.</w:t>
       </w:r>
     </w:p>
@@ -15110,12 +15052,11 @@
           <w:rFonts w:ascii="Times New Roman" w:hAnsi="Times New Roman"/>
           <w:noProof/>
         </w:rPr>
-        <w:lastRenderedPageBreak/>
         <w:drawing>
-          <wp:inline distT="0" distB="0" distL="0" distR="0" wp14:anchorId="7119E905" wp14:editId="0A0D69D1">
-            <wp:extent cx="5650173" cy="3531508"/>
-            <wp:effectExtent l="12700" t="12700" r="14605" b="12065"/>
-            <wp:docPr id="2026787434" name="Picture 8"/>
+          <wp:inline distT="0" distB="0" distL="0" distR="0" wp14:anchorId="272715FE" wp14:editId="69F9AFBD">
+            <wp:extent cx="5830963" cy="3644507"/>
+            <wp:effectExtent l="12700" t="12700" r="11430" b="13335"/>
+            <wp:docPr id="313895047" name="Picture 3"/>
             <wp:cNvGraphicFramePr>
               <a:graphicFrameLocks xmlns:a="http://schemas.openxmlformats.org/drawingml/2006/main" noChangeAspect="1"/>
             </wp:cNvGraphicFramePr>
@@ -15123,7 +15064,7 @@
               <a:graphicData uri="http://schemas.openxmlformats.org/drawingml/2006/picture">
                 <pic:pic xmlns:pic="http://schemas.openxmlformats.org/drawingml/2006/picture">
                   <pic:nvPicPr>
-                    <pic:cNvPr id="2026787434" name="Picture 2026787434"/>
+                    <pic:cNvPr id="313895047" name="Picture 313895047"/>
                     <pic:cNvPicPr/>
                   </pic:nvPicPr>
                   <pic:blipFill>
@@ -15135,7 +15076,7 @@
                   <pic:spPr>
                     <a:xfrm>
                       <a:off x="0" y="0"/>
-                      <a:ext cx="5656460" cy="3535437"/>
+                      <a:ext cx="5835178" cy="3647142"/>
                     </a:xfrm>
                     <a:prstGeom prst="rect">
                       <a:avLst/>
@@ -15289,7 +15230,14 @@
         <w:rPr>
           <w:rFonts w:ascii="Times New Roman" w:hAnsi="Times New Roman"/>
         </w:rPr>
-        <w:t xml:space="preserve">, quality of the education system and research and development spending that could affect AI adoption and economic growth. Adding country and time fixed effects and including </w:t>
+        <w:t xml:space="preserve">, quality of the education system and </w:t>
+      </w:r>
+      <w:r>
+        <w:rPr>
+          <w:rFonts w:ascii="Times New Roman" w:hAnsi="Times New Roman"/>
+        </w:rPr>
+        <w:lastRenderedPageBreak/>
+        <w:t xml:space="preserve">research and development spending that could affect AI adoption and economic growth. Adding country and time fixed effects and including </w:t>
       </w:r>
       <w:r>
         <w:rPr>
@@ -15338,14 +15286,7 @@
         <w:rPr>
           <w:rFonts w:ascii="Times New Roman" w:hAnsi="Times New Roman"/>
         </w:rPr>
-        <w:t xml:space="preserve">. This might not be enough time to model the long-term economic effects of AI. This is especially true </w:t>
-      </w:r>
-      <w:r>
-        <w:rPr>
-          <w:rFonts w:ascii="Times New Roman" w:hAnsi="Times New Roman"/>
-        </w:rPr>
-        <w:lastRenderedPageBreak/>
-        <w:t xml:space="preserve">when we consider that generative technologies only became particularly visible recently. Therefore, this result may capture </w:t>
+        <w:t xml:space="preserve">. This might not be enough time to model the long-term economic effects of AI. This is especially true when we consider that generative technologies only became particularly visible recently. Therefore, this result may capture </w:t>
       </w:r>
       <w:r>
         <w:rPr>
@@ -15712,31 +15653,7 @@
         <w:rPr>
           <w:rFonts w:ascii="Times New Roman" w:hAnsi="Times New Roman"/>
         </w:rPr>
-        <w:t xml:space="preserve"> the marginal effects analysis</w:t>
-      </w:r>
-      <w:r>
-        <w:rPr>
-          <w:rFonts w:ascii="Times New Roman" w:hAnsi="Times New Roman"/>
-        </w:rPr>
-        <w:t xml:space="preserve"> by separating the results for low, mean and high HDI countries</w:t>
-      </w:r>
-      <w:r>
-        <w:rPr>
-          <w:rFonts w:ascii="Times New Roman" w:hAnsi="Times New Roman"/>
-        </w:rPr>
-        <w:t>. W</w:t>
-      </w:r>
-      <w:r>
-        <w:rPr>
-          <w:rFonts w:ascii="Times New Roman" w:hAnsi="Times New Roman"/>
-        </w:rPr>
-        <w:t xml:space="preserve">hile </w:t>
-      </w:r>
-      <w:r>
-        <w:rPr>
-          <w:rFonts w:ascii="Times New Roman" w:hAnsi="Times New Roman"/>
-        </w:rPr>
-        <w:t xml:space="preserve">the estimate for low levels of human development and </w:t>
+        <w:t xml:space="preserve"> the marginal effects analysis by separating the results for low, mean and high HDI countries. While the estimate for low levels of human development and </w:t>
       </w:r>
       <w:r>
         <w:rPr>
@@ -16126,15 +16043,7 @@
           <w:i/>
           <w:iCs/>
         </w:rPr>
-        <w:t xml:space="preserve">Additional </w:t>
-      </w:r>
-      <w:r>
-        <w:rPr>
-          <w:rFonts w:ascii="Times New Roman" w:hAnsi="Times New Roman"/>
-          <w:i/>
-          <w:iCs/>
-        </w:rPr>
-        <w:t>Summary of the Results</w:t>
+        <w:t>Additional Summary of the Results</w:t>
       </w:r>
       <w:bookmarkEnd w:id="26"/>
     </w:p>
@@ -16148,55 +16057,7 @@
         <w:rPr>
           <w:rFonts w:ascii="Times New Roman" w:hAnsi="Times New Roman"/>
         </w:rPr>
-        <w:t xml:space="preserve">To </w:t>
-      </w:r>
-      <w:r>
-        <w:rPr>
-          <w:rFonts w:ascii="Times New Roman" w:hAnsi="Times New Roman"/>
-        </w:rPr>
-        <w:t xml:space="preserve">further </w:t>
-      </w:r>
-      <w:r>
-        <w:rPr>
-          <w:rFonts w:ascii="Times New Roman" w:hAnsi="Times New Roman"/>
-        </w:rPr>
-        <w:t xml:space="preserve">summarize these results, it can be said that these findings </w:t>
-      </w:r>
-      <w:r>
-        <w:rPr>
-          <w:rFonts w:ascii="Times New Roman" w:hAnsi="Times New Roman"/>
-        </w:rPr>
-        <w:t xml:space="preserve">broadly </w:t>
-      </w:r>
-      <w:r>
-        <w:rPr>
-          <w:rFonts w:ascii="Times New Roman" w:hAnsi="Times New Roman"/>
-        </w:rPr>
-        <w:t xml:space="preserve">support the general hypothesis of the paper. The baseline model and the extended model reveal similar results. Both figure (4) and table </w:t>
-      </w:r>
-      <w:r>
-        <w:rPr>
-          <w:rFonts w:ascii="Times New Roman" w:hAnsi="Times New Roman"/>
-        </w:rPr>
-        <w:t>4</w:t>
-      </w:r>
-      <w:r>
-        <w:rPr>
-          <w:rFonts w:ascii="Times New Roman" w:hAnsi="Times New Roman"/>
-        </w:rPr>
-        <w:t xml:space="preserve"> are meant to illustrate the key findings.</w:t>
-      </w:r>
-      <w:r>
-        <w:rPr>
-          <w:rFonts w:ascii="Times New Roman" w:hAnsi="Times New Roman"/>
-        </w:rPr>
-        <w:t xml:space="preserve"> </w:t>
-      </w:r>
-      <w:r>
-        <w:rPr>
-          <w:rFonts w:ascii="Times New Roman" w:hAnsi="Times New Roman"/>
-        </w:rPr>
-        <w:t>Figure (4) shows the predicted GDP growth effects of AI trends across different HDI levels, the figure differentiates between low, mean and high HDI levels.</w:t>
+        <w:t>To further summarize these results, it can be said that these findings broadly support the general hypothesis of the paper. The baseline model and the extended model reveal similar results. Both figure (4) and table 4 are meant to illustrate the key findings. Figure (4) shows the predicted GDP growth effects of AI trends across different HDI levels, the figure differentiates between low, mean and high HDI levels.</w:t>
       </w:r>
     </w:p>
     <w:p>
@@ -16275,73 +16136,45 @@
           <w:rFonts w:ascii="Times New Roman" w:hAnsi="Times New Roman" w:cs="Times New Roman"/>
           <w:lang w:val="en-GB"/>
         </w:rPr>
-        <w:t xml:space="preserve">Figure </w:t>
-      </w:r>
-      <w:r>
+        <w:t>Figure 4. Predicted GDP Growth effect of AI Trends across HDI levels</w:t>
+      </w:r>
+    </w:p>
+    <w:p>
+      <w:pPr>
+        <w:rPr>
+          <w:rFonts w:ascii="Times New Roman" w:hAnsi="Times New Roman"/>
+        </w:rPr>
+      </w:pPr>
+    </w:p>
+    <w:p>
+      <w:pPr>
+        <w:rPr>
+          <w:rFonts w:ascii="Times New Roman" w:hAnsi="Times New Roman"/>
+        </w:rPr>
+      </w:pPr>
+    </w:p>
+    <w:p>
+      <w:pPr>
+        <w:rPr>
+          <w:rFonts w:ascii="Times New Roman" w:hAnsi="Times New Roman"/>
+        </w:rPr>
+      </w:pPr>
+    </w:p>
+    <w:p>
+      <w:pPr>
+        <w:pStyle w:val="Caption"/>
         <w:rPr>
           <w:rFonts w:ascii="Times New Roman" w:hAnsi="Times New Roman" w:cs="Times New Roman"/>
           <w:lang w:val="en-GB"/>
         </w:rPr>
-        <w:t>4</w:t>
-      </w:r>
+      </w:pPr>
       <w:r>
         <w:rPr>
           <w:rFonts w:ascii="Times New Roman" w:hAnsi="Times New Roman" w:cs="Times New Roman"/>
           <w:lang w:val="en-GB"/>
         </w:rPr>
-        <w:t>. Predicted GDP Growth effect of AI Trends across HDI levels</w:t>
-      </w:r>
-    </w:p>
-    <w:p>
-      <w:pPr>
-        <w:rPr>
-          <w:rFonts w:ascii="Times New Roman" w:hAnsi="Times New Roman"/>
-        </w:rPr>
-      </w:pPr>
-    </w:p>
-    <w:p>
-      <w:pPr>
-        <w:rPr>
-          <w:rFonts w:ascii="Times New Roman" w:hAnsi="Times New Roman"/>
-        </w:rPr>
-      </w:pPr>
-    </w:p>
-    <w:p>
-      <w:pPr>
-        <w:rPr>
-          <w:rFonts w:ascii="Times New Roman" w:hAnsi="Times New Roman"/>
-        </w:rPr>
-      </w:pPr>
-    </w:p>
-    <w:p>
-      <w:pPr>
-        <w:pStyle w:val="Caption"/>
-        <w:rPr>
-          <w:rFonts w:ascii="Times New Roman" w:hAnsi="Times New Roman" w:cs="Times New Roman"/>
-          <w:lang w:val="en-GB"/>
-        </w:rPr>
-      </w:pPr>
-      <w:r>
-        <w:rPr>
-          <w:rFonts w:ascii="Times New Roman" w:hAnsi="Times New Roman" w:cs="Times New Roman"/>
-          <w:lang w:val="en-GB"/>
-        </w:rPr>
         <w:lastRenderedPageBreak/>
-        <w:t xml:space="preserve">Table </w:t>
-      </w:r>
-      <w:r>
-        <w:rPr>
-          <w:rFonts w:ascii="Times New Roman" w:hAnsi="Times New Roman" w:cs="Times New Roman"/>
-          <w:lang w:val="en-GB"/>
-        </w:rPr>
-        <w:t>4</w:t>
-      </w:r>
-      <w:r>
-        <w:rPr>
-          <w:rFonts w:ascii="Times New Roman" w:hAnsi="Times New Roman" w:cs="Times New Roman"/>
-          <w:lang w:val="en-GB"/>
-        </w:rPr>
-        <w:t>. Marginal Effects of AI Trends at different HDI levels</w:t>
+        <w:t>Table 4. Marginal Effects of AI Trends at different HDI levels</w:t>
       </w:r>
     </w:p>
     <w:tbl>
@@ -16686,37 +16519,7 @@
         <w:rPr>
           <w:rFonts w:ascii="Times New Roman" w:hAnsi="Times New Roman"/>
         </w:rPr>
-        <w:t>In addition</w:t>
-      </w:r>
-      <w:r>
-        <w:rPr>
-          <w:rFonts w:ascii="Times New Roman" w:hAnsi="Times New Roman"/>
-        </w:rPr>
-        <w:t xml:space="preserve">, table </w:t>
-      </w:r>
-      <w:r>
-        <w:rPr>
-          <w:rFonts w:ascii="Times New Roman" w:hAnsi="Times New Roman"/>
-        </w:rPr>
-        <w:t>4</w:t>
-      </w:r>
-      <w:r>
-        <w:rPr>
-          <w:rFonts w:ascii="Times New Roman" w:hAnsi="Times New Roman"/>
-        </w:rPr>
-        <w:t xml:space="preserve"> shows the same results, but only in a table form with the actual numbers that the model predicts. The low HDI countries have negative (-0,26) marginal effect of AI trends, the mean HDI countries have less negative (-0,133) and high HDI countries have an almost zero</w:t>
-      </w:r>
-      <w:r>
-        <w:rPr>
-          <w:rFonts w:ascii="Times New Roman" w:hAnsi="Times New Roman"/>
-        </w:rPr>
-        <w:t xml:space="preserve"> </w:t>
-      </w:r>
-      <w:r>
-        <w:rPr>
-          <w:rFonts w:ascii="Times New Roman" w:hAnsi="Times New Roman"/>
-        </w:rPr>
-        <w:t>(-0,006) marginal effect.</w:t>
+        <w:t>In addition, table 4 shows the same results, but only in a table form with the actual numbers that the model predicts. The low HDI countries have negative (-0,26) marginal effect of AI trends, the mean HDI countries have less negative (-0,133) and high HDI countries have an almost zero (-0,006) marginal effect.</w:t>
       </w:r>
     </w:p>
     <w:p>
@@ -16761,13 +16564,49 @@
         <w:rPr>
           <w:rFonts w:ascii="Times New Roman" w:hAnsi="Times New Roman"/>
         </w:rPr>
-        <w:t xml:space="preserve">The actual tables that contain all the results for the robustness checks include coefficients for all individual countries and years. These can be found in the GitHub repository page, the link for this page is in the references section. </w:t>
-      </w:r>
-      <w:r>
-        <w:rPr>
-          <w:rFonts w:ascii="Times New Roman" w:hAnsi="Times New Roman"/>
-        </w:rPr>
-        <w:t>The different specifications are presented in tables 5,6,7 and 9.</w:t>
+        <w:t>The actual tables that contain all the results for the robustness checks include coefficients for all individual countries and years. These can be found in the GitHub repository page, the link for this page is in the references section.</w:t>
+      </w:r>
+      <w:r>
+        <w:rPr>
+          <w:rFonts w:ascii="Times New Roman" w:hAnsi="Times New Roman"/>
+        </w:rPr>
+        <w:t xml:space="preserve"> </w:t>
+      </w:r>
+      <w:r>
+        <w:rPr>
+          <w:rFonts w:ascii="Times New Roman" w:hAnsi="Times New Roman"/>
+        </w:rPr>
+        <w:t>Instead,</w:t>
+      </w:r>
+      <w:r>
+        <w:rPr>
+          <w:rFonts w:ascii="Times New Roman" w:hAnsi="Times New Roman"/>
+        </w:rPr>
+        <w:t xml:space="preserve"> the tables below only contain the results for the main variables in the regression.</w:t>
+      </w:r>
+      <w:r>
+        <w:rPr>
+          <w:rFonts w:ascii="Times New Roman" w:hAnsi="Times New Roman"/>
+        </w:rPr>
+        <w:t xml:space="preserve"> </w:t>
+      </w:r>
+      <w:r>
+        <w:rPr>
+          <w:rFonts w:ascii="Times New Roman" w:hAnsi="Times New Roman"/>
+        </w:rPr>
+        <w:t>The different specifications are presented in tables 5,6,7</w:t>
+      </w:r>
+      <w:r>
+        <w:rPr>
+          <w:rFonts w:ascii="Times New Roman" w:hAnsi="Times New Roman"/>
+        </w:rPr>
+        <w:t>,8</w:t>
+      </w:r>
+      <w:r>
+        <w:rPr>
+          <w:rFonts w:ascii="Times New Roman" w:hAnsi="Times New Roman"/>
+        </w:rPr>
+        <w:t xml:space="preserve"> and 9.</w:t>
       </w:r>
     </w:p>
     <w:p>
@@ -16790,28 +16629,7 @@
           <w:rFonts w:ascii="Times New Roman" w:hAnsi="Times New Roman" w:cs="Times New Roman"/>
           <w:lang w:val="en-GB"/>
         </w:rPr>
-        <w:t xml:space="preserve">Table </w:t>
-      </w:r>
-      <w:r>
-        <w:rPr>
-          <w:rFonts w:ascii="Times New Roman" w:hAnsi="Times New Roman" w:cs="Times New Roman"/>
-          <w:lang w:val="en-GB"/>
-        </w:rPr>
-        <w:t>5</w:t>
-      </w:r>
-      <w:r>
-        <w:rPr>
-          <w:rFonts w:ascii="Times New Roman" w:hAnsi="Times New Roman" w:cs="Times New Roman"/>
-          <w:lang w:val="en-GB"/>
-        </w:rPr>
-        <w:t xml:space="preserve">. </w:t>
-      </w:r>
-      <w:r>
-        <w:rPr>
-          <w:rFonts w:ascii="Times New Roman" w:hAnsi="Times New Roman" w:cs="Times New Roman"/>
-          <w:lang w:val="en-GB"/>
-        </w:rPr>
-        <w:t xml:space="preserve">Robustness checks for </w:t>
+        <w:t xml:space="preserve">Table 5. Robustness checks for </w:t>
       </w:r>
       <w:r>
         <w:rPr>
@@ -17063,13 +16881,7 @@
               <w:rPr>
                 <w:rFonts w:ascii="Times New Roman" w:hAnsi="Times New Roman" w:cs="Times New Roman"/>
               </w:rPr>
-              <w:t>ai_trends_</w:t>
-            </w:r>
-            <w:r>
-              <w:rPr>
-                <w:rFonts w:ascii="Times New Roman" w:hAnsi="Times New Roman" w:cs="Times New Roman"/>
-              </w:rPr>
-              <w:t>std</w:t>
+              <w:t>ai_trends_std</w:t>
             </w:r>
           </w:p>
         </w:tc>
@@ -17249,19 +17061,7 @@
               <w:rPr>
                 <w:rFonts w:ascii="Times New Roman" w:hAnsi="Times New Roman" w:cs="Times New Roman"/>
               </w:rPr>
-              <w:t>ai_</w:t>
-            </w:r>
-            <w:r>
-              <w:rPr>
-                <w:rFonts w:ascii="Times New Roman" w:hAnsi="Times New Roman" w:cs="Times New Roman"/>
-              </w:rPr>
-              <w:t>trends_std</w:t>
-            </w:r>
-            <w:r>
-              <w:rPr>
-                <w:rFonts w:ascii="Times New Roman" w:hAnsi="Times New Roman" w:cs="Times New Roman"/>
-              </w:rPr>
-              <w:t>_x_hdi</w:t>
+              <w:t>ai_trends_std_x_hdi</w:t>
             </w:r>
           </w:p>
         </w:tc>
@@ -17730,28 +17530,7 @@
           <w:lang w:val="en-GB"/>
         </w:rPr>
         <w:lastRenderedPageBreak/>
-        <w:t xml:space="preserve">Table </w:t>
-      </w:r>
-      <w:r>
-        <w:rPr>
-          <w:rFonts w:ascii="Times New Roman" w:hAnsi="Times New Roman" w:cs="Times New Roman"/>
-          <w:lang w:val="en-GB"/>
-        </w:rPr>
-        <w:t>6</w:t>
-      </w:r>
-      <w:r>
-        <w:rPr>
-          <w:rFonts w:ascii="Times New Roman" w:hAnsi="Times New Roman" w:cs="Times New Roman"/>
-          <w:lang w:val="en-GB"/>
-        </w:rPr>
-        <w:t xml:space="preserve">. Robustness checks for </w:t>
-      </w:r>
-      <w:r>
-        <w:rPr>
-          <w:rFonts w:ascii="Times New Roman" w:hAnsi="Times New Roman" w:cs="Times New Roman"/>
-          <w:lang w:val="en-GB"/>
-        </w:rPr>
-        <w:t>excluding 2025 observations</w:t>
+        <w:t>Table 6. Robustness checks for excluding 2025 observations</w:t>
       </w:r>
     </w:p>
     <w:tbl>
@@ -17996,13 +17775,7 @@
               <w:rPr>
                 <w:rFonts w:ascii="Times New Roman" w:hAnsi="Times New Roman" w:cs="Times New Roman"/>
               </w:rPr>
-              <w:t>ai_trends_</w:t>
-            </w:r>
-            <w:r>
-              <w:rPr>
-                <w:rFonts w:ascii="Times New Roman" w:hAnsi="Times New Roman" w:cs="Times New Roman"/>
-              </w:rPr>
-              <w:t>std</w:t>
+              <w:t>ai_trends_std</w:t>
             </w:r>
           </w:p>
         </w:tc>
@@ -18182,19 +17955,7 @@
               <w:rPr>
                 <w:rFonts w:ascii="Times New Roman" w:hAnsi="Times New Roman" w:cs="Times New Roman"/>
               </w:rPr>
-              <w:t>ai_</w:t>
-            </w:r>
-            <w:r>
-              <w:rPr>
-                <w:rFonts w:ascii="Times New Roman" w:hAnsi="Times New Roman" w:cs="Times New Roman"/>
-              </w:rPr>
-              <w:t>trends_std</w:t>
-            </w:r>
-            <w:r>
-              <w:rPr>
-                <w:rFonts w:ascii="Times New Roman" w:hAnsi="Times New Roman" w:cs="Times New Roman"/>
-              </w:rPr>
-              <w:t>_x_hdi</w:t>
+              <w:t>ai_trends_std_x_hdi</w:t>
             </w:r>
           </w:p>
         </w:tc>
@@ -18554,13 +18315,7 @@
               <w:rPr>
                 <w:rFonts w:ascii="Times New Roman" w:hAnsi="Times New Roman" w:cs="Times New Roman"/>
               </w:rPr>
-              <w:t>i</w:t>
-            </w:r>
-            <w:r>
-              <w:rPr>
-                <w:rFonts w:ascii="Times New Roman" w:hAnsi="Times New Roman" w:cs="Times New Roman"/>
-              </w:rPr>
-              <w:t>nflation</w:t>
+              <w:t>inflation</w:t>
             </w:r>
           </w:p>
         </w:tc>
@@ -18655,28 +18410,7 @@
           <w:rFonts w:ascii="Times New Roman" w:hAnsi="Times New Roman" w:cs="Times New Roman"/>
           <w:lang w:val="en-GB"/>
         </w:rPr>
-        <w:t xml:space="preserve">Table </w:t>
-      </w:r>
-      <w:r>
-        <w:rPr>
-          <w:rFonts w:ascii="Times New Roman" w:hAnsi="Times New Roman" w:cs="Times New Roman"/>
-          <w:lang w:val="en-GB"/>
-        </w:rPr>
-        <w:t>7</w:t>
-      </w:r>
-      <w:r>
-        <w:rPr>
-          <w:rFonts w:ascii="Times New Roman" w:hAnsi="Times New Roman" w:cs="Times New Roman"/>
-          <w:lang w:val="en-GB"/>
-        </w:rPr>
-        <w:t xml:space="preserve">. Robustness checks for </w:t>
-      </w:r>
-      <w:r>
-        <w:rPr>
-          <w:rFonts w:ascii="Times New Roman" w:hAnsi="Times New Roman" w:cs="Times New Roman"/>
-          <w:lang w:val="en-GB"/>
-        </w:rPr>
-        <w:t>no Extreme GDP per Capita Outliers</w:t>
+        <w:t>Table 7. Robustness checks for no Extreme GDP per Capita Outliers</w:t>
       </w:r>
     </w:p>
     <w:tbl>
@@ -18921,13 +18655,7 @@
               <w:rPr>
                 <w:rFonts w:ascii="Times New Roman" w:hAnsi="Times New Roman" w:cs="Times New Roman"/>
               </w:rPr>
-              <w:t>ai_trends_</w:t>
-            </w:r>
-            <w:r>
-              <w:rPr>
-                <w:rFonts w:ascii="Times New Roman" w:hAnsi="Times New Roman" w:cs="Times New Roman"/>
-              </w:rPr>
-              <w:t>std</w:t>
+              <w:t>ai_trends_std</w:t>
             </w:r>
           </w:p>
         </w:tc>
@@ -19107,19 +18835,7 @@
               <w:rPr>
                 <w:rFonts w:ascii="Times New Roman" w:hAnsi="Times New Roman" w:cs="Times New Roman"/>
               </w:rPr>
-              <w:t>ai_</w:t>
-            </w:r>
-            <w:r>
-              <w:rPr>
-                <w:rFonts w:ascii="Times New Roman" w:hAnsi="Times New Roman" w:cs="Times New Roman"/>
-              </w:rPr>
-              <w:t>trends_std</w:t>
-            </w:r>
-            <w:r>
-              <w:rPr>
-                <w:rFonts w:ascii="Times New Roman" w:hAnsi="Times New Roman" w:cs="Times New Roman"/>
-              </w:rPr>
-              <w:t>_x_hdi</w:t>
+              <w:t>ai_trends_std_x_hdi</w:t>
             </w:r>
           </w:p>
         </w:tc>
@@ -19588,28 +19304,7 @@
           <w:lang w:val="en-GB"/>
         </w:rPr>
         <w:lastRenderedPageBreak/>
-        <w:t xml:space="preserve">Table </w:t>
-      </w:r>
-      <w:r>
-        <w:rPr>
-          <w:rFonts w:ascii="Times New Roman" w:hAnsi="Times New Roman" w:cs="Times New Roman"/>
-          <w:lang w:val="en-GB"/>
-        </w:rPr>
-        <w:t>8</w:t>
-      </w:r>
-      <w:r>
-        <w:rPr>
-          <w:rFonts w:ascii="Times New Roman" w:hAnsi="Times New Roman" w:cs="Times New Roman"/>
-          <w:lang w:val="en-GB"/>
-        </w:rPr>
-        <w:t xml:space="preserve">. Robustness checks for </w:t>
-      </w:r>
-      <w:r>
-        <w:rPr>
-          <w:rFonts w:ascii="Times New Roman" w:hAnsi="Times New Roman" w:cs="Times New Roman"/>
-          <w:lang w:val="en-GB"/>
-        </w:rPr>
-        <w:t>Lagged AI Trends</w:t>
+        <w:t>Table 8. Robustness checks for Lagged AI Trends</w:t>
       </w:r>
     </w:p>
     <w:tbl>
@@ -20394,13 +20089,7 @@
               <w:rPr>
                 <w:rFonts w:ascii="Times New Roman" w:hAnsi="Times New Roman" w:cs="Times New Roman"/>
               </w:rPr>
-              <w:t>i</w:t>
-            </w:r>
-            <w:r>
-              <w:rPr>
-                <w:rFonts w:ascii="Times New Roman" w:hAnsi="Times New Roman" w:cs="Times New Roman"/>
-              </w:rPr>
-              <w:t>nflation</w:t>
+              <w:t>inflation</w:t>
             </w:r>
           </w:p>
         </w:tc>
@@ -20497,35 +20186,7 @@
           <w:rFonts w:ascii="Times New Roman" w:hAnsi="Times New Roman" w:cs="Times New Roman"/>
           <w:lang w:val="en-GB"/>
         </w:rPr>
-        <w:t>(</w:t>
-      </w:r>
-      <w:r>
-        <w:rPr>
-          <w:rFonts w:ascii="Times New Roman" w:hAnsi="Times New Roman" w:cs="Times New Roman"/>
-          <w:lang w:val="en-GB"/>
-        </w:rPr>
-        <w:t xml:space="preserve">Table </w:t>
-      </w:r>
-      <w:r>
-        <w:rPr>
-          <w:rFonts w:ascii="Times New Roman" w:hAnsi="Times New Roman" w:cs="Times New Roman"/>
-          <w:lang w:val="en-GB"/>
-        </w:rPr>
-        <w:t>9</w:t>
-      </w:r>
-      <w:r>
-        <w:rPr>
-          <w:rFonts w:ascii="Times New Roman" w:hAnsi="Times New Roman" w:cs="Times New Roman"/>
-          <w:lang w:val="en-GB"/>
-        </w:rPr>
-        <w:t xml:space="preserve">. Robustness checks for </w:t>
-      </w:r>
-      <w:r>
-        <w:rPr>
-          <w:rFonts w:ascii="Times New Roman" w:hAnsi="Times New Roman" w:cs="Times New Roman"/>
-          <w:lang w:val="en-GB"/>
-        </w:rPr>
-        <w:t>Using AI readiness instead of HDI)</w:t>
+        <w:t>Table 9. Robustness checks for Using AI readiness instead of HDI</w:t>
       </w:r>
     </w:p>
     <w:tbl>
@@ -20950,13 +20611,7 @@
               <w:rPr>
                 <w:rFonts w:ascii="Times New Roman" w:hAnsi="Times New Roman" w:cs="Times New Roman"/>
               </w:rPr>
-              <w:t>ai_</w:t>
-            </w:r>
-            <w:r>
-              <w:rPr>
-                <w:rFonts w:ascii="Times New Roman" w:hAnsi="Times New Roman" w:cs="Times New Roman"/>
-              </w:rPr>
-              <w:t>x_readiness</w:t>
+              <w:t>ai_x_readiness</w:t>
             </w:r>
           </w:p>
         </w:tc>
@@ -21391,31 +21046,6 @@
         </w:tc>
       </w:tr>
     </w:tbl>
-    <w:p>
-      <w:pPr>
-        <w:spacing w:line="240" w:lineRule="auto"/>
-        <w:ind w:firstLine="0"/>
-        <w:jc w:val="left"/>
-        <w:rPr>
-          <w:rFonts w:ascii="Times New Roman" w:eastAsia="Times New Roman" w:hAnsi="Times New Roman"/>
-          <w:b/>
-          <w:bCs/>
-          <w:i/>
-          <w:iCs/>
-          <w:color w:val="000000"/>
-          <w:sz w:val="28"/>
-          <w:szCs w:val="32"/>
-        </w:rPr>
-      </w:pPr>
-      <w:r>
-        <w:rPr>
-          <w:rFonts w:ascii="Times New Roman" w:hAnsi="Times New Roman"/>
-          <w:i/>
-          <w:iCs/>
-        </w:rPr>
-        <w:br w:type="page"/>
-      </w:r>
-    </w:p>
     <w:p>
       <w:pPr>
         <w:pStyle w:val="Heading1"/>
@@ -21424,22 +21054,22 @@
           <w:numId w:val="0"/>
         </w:numPr>
         <w:ind w:left="432"/>
-        <w:jc w:val="center"/>
-        <w:rPr>
-          <w:rFonts w:ascii="Times New Roman" w:hAnsi="Times New Roman"/>
-          <w:i/>
-          <w:iCs/>
-          <w:color w:val="711C1E"/>
-          <w:lang w:val="en-GB"/>
-        </w:rPr>
-      </w:pPr>
+        <w:rPr>
+          <w:rFonts w:ascii="Times New Roman" w:hAnsi="Times New Roman"/>
+          <w:color w:val="000000" w:themeColor="text1"/>
+        </w:rPr>
+      </w:pPr>
+      <w:r>
+        <w:rPr>
+          <w:rFonts w:ascii="Times New Roman" w:hAnsi="Times New Roman"/>
+        </w:rPr>
+        <w:br w:type="page"/>
+      </w:r>
       <w:bookmarkStart w:id="28" w:name="_Toc231135977"/>
       <w:r>
         <w:rPr>
           <w:rFonts w:ascii="Times New Roman" w:hAnsi="Times New Roman"/>
-          <w:i/>
-          <w:iCs/>
-          <w:lang w:val="en-GB"/>
+          <w:color w:val="000000" w:themeColor="text1"/>
         </w:rPr>
         <w:lastRenderedPageBreak/>
         <w:t>R</w:t>
@@ -21447,9 +21077,7 @@
       <w:r>
         <w:rPr>
           <w:rFonts w:ascii="Times New Roman" w:hAnsi="Times New Roman"/>
-          <w:i/>
-          <w:iCs/>
-          <w:lang w:val="en-GB"/>
+          <w:color w:val="000000" w:themeColor="text1"/>
         </w:rPr>
         <w:t>eferences</w:t>
       </w:r>
@@ -21457,62 +21085,2369 @@
     </w:p>
     <w:p>
       <w:pPr>
-        <w:spacing w:line="480" w:lineRule="auto"/>
-        <w:ind w:hanging="480"/>
+        <w:spacing w:before="100" w:beforeAutospacing="1" w:after="100" w:afterAutospacing="1"/>
+        <w:ind w:firstLine="0"/>
         <w:jc w:val="left"/>
         <w:rPr>
-          <w:rFonts w:ascii="Times New Roman" w:hAnsi="Times New Roman"/>
-          <w:lang w:eastAsia="en-GB"/>
-        </w:rPr>
-      </w:pPr>
-      <w:r>
-        <w:rPr>
-          <w:rFonts w:ascii="Times New Roman" w:hAnsi="Times New Roman"/>
-        </w:rPr>
-        <w:t xml:space="preserve">Acemoglu, D. (2025). The Simple Macroeconomics of AI. </w:t>
-      </w:r>
-      <w:r>
-        <w:rPr>
-          <w:rFonts w:ascii="Times New Roman" w:hAnsi="Times New Roman"/>
+          <w:rFonts w:ascii="Times New Roman" w:eastAsia="Times New Roman" w:hAnsi="Times New Roman"/>
+          <w:color w:val="000000" w:themeColor="text1"/>
+          <w:lang w:val="en-HU" w:eastAsia="en-GB"/>
+        </w:rPr>
+      </w:pPr>
+      <w:r>
+        <w:rPr>
+          <w:rFonts w:ascii="Times New Roman" w:eastAsia="Times New Roman" w:hAnsi="Times New Roman"/>
+          <w:color w:val="000000" w:themeColor="text1"/>
+          <w:lang w:val="en-HU" w:eastAsia="en-GB"/>
+        </w:rPr>
+        <w:t>Acemoglu, D. (2025). The simple macroeconomics of AI. </w:t>
+      </w:r>
+      <w:r>
+        <w:rPr>
+          <w:rFonts w:ascii="Times New Roman" w:eastAsia="Times New Roman" w:hAnsi="Times New Roman"/>
           <w:i/>
           <w:iCs/>
-        </w:rPr>
-        <w:t>Economic Policy</w:t>
-      </w:r>
-      <w:r>
-        <w:rPr>
-          <w:rFonts w:ascii="Times New Roman" w:hAnsi="Times New Roman"/>
-        </w:rPr>
-        <w:t>, (121), 13–58. (2154534).</w:t>
+          <w:color w:val="000000" w:themeColor="text1"/>
+          <w:lang w:val="en-HU" w:eastAsia="en-GB"/>
+        </w:rPr>
+        <w:t>Economic Policy, 40</w:t>
+      </w:r>
+      <w:r>
+        <w:rPr>
+          <w:rFonts w:ascii="Times New Roman" w:eastAsia="Times New Roman" w:hAnsi="Times New Roman"/>
+          <w:color w:val="000000" w:themeColor="text1"/>
+          <w:lang w:val="en-HU" w:eastAsia="en-GB"/>
+        </w:rPr>
+        <w:t>(121), 13–58.</w:t>
       </w:r>
     </w:p>
     <w:p>
       <w:pPr>
-        <w:spacing w:line="480" w:lineRule="auto"/>
-        <w:ind w:hanging="480"/>
-        <w:rPr>
-          <w:rFonts w:ascii="Times New Roman" w:hAnsi="Times New Roman"/>
-        </w:rPr>
-      </w:pPr>
-      <w:r>
-        <w:rPr>
-          <w:rFonts w:ascii="Times New Roman" w:hAnsi="Times New Roman"/>
+        <w:spacing w:before="100" w:beforeAutospacing="1" w:after="100" w:afterAutospacing="1"/>
+        <w:ind w:firstLine="0"/>
+        <w:jc w:val="left"/>
+        <w:rPr>
+          <w:rFonts w:ascii="Times New Roman" w:eastAsia="Times New Roman" w:hAnsi="Times New Roman"/>
+          <w:color w:val="000000" w:themeColor="text1"/>
+          <w:lang w:val="en-HU" w:eastAsia="en-GB"/>
+        </w:rPr>
+      </w:pPr>
+      <w:r>
+        <w:rPr>
+          <w:rFonts w:ascii="Times New Roman" w:eastAsia="Times New Roman" w:hAnsi="Times New Roman"/>
+          <w:color w:val="000000" w:themeColor="text1"/>
+          <w:lang w:val="en-HU" w:eastAsia="en-GB"/>
+        </w:rPr>
+        <w:t xml:space="preserve">Aghion, P., Jones, B. F., &amp; Jones, C. I. (2019). Artificial intelligence and economic growth. In A. </w:t>
+      </w:r>
+      <w:r>
+        <w:rPr>
+          <w:rFonts w:ascii="Times New Roman" w:eastAsia="Times New Roman" w:hAnsi="Times New Roman"/>
+          <w:color w:val="000000" w:themeColor="text1"/>
+          <w:lang w:val="en-HU" w:eastAsia="en-GB"/>
+        </w:rPr>
+        <w:tab/>
+      </w:r>
+      <w:r>
+        <w:rPr>
+          <w:rFonts w:ascii="Times New Roman" w:eastAsia="Times New Roman" w:hAnsi="Times New Roman"/>
+          <w:color w:val="000000" w:themeColor="text1"/>
+          <w:lang w:val="en-HU" w:eastAsia="en-GB"/>
+        </w:rPr>
+        <w:t>Agrawal, J. Gans, &amp; A. Goldfarb (Eds.), </w:t>
+      </w:r>
+      <w:r>
+        <w:rPr>
+          <w:rFonts w:ascii="Times New Roman" w:eastAsia="Times New Roman" w:hAnsi="Times New Roman"/>
           <w:i/>
           <w:iCs/>
-        </w:rPr>
-        <w:t>AI Preparedness Index (AIPI)—AI Preparedness Index</w:t>
-      </w:r>
-      <w:r>
-        <w:rPr>
-          <w:rFonts w:ascii="Times New Roman" w:hAnsi="Times New Roman"/>
-        </w:rPr>
-        <w:t xml:space="preserve">. (n.d.). Retrieved February 11, 2026, from </w:t>
+          <w:color w:val="000000" w:themeColor="text1"/>
+          <w:lang w:val="en-HU" w:eastAsia="en-GB"/>
+        </w:rPr>
+        <w:t xml:space="preserve">The economics of artificial intelligence: An </w:t>
+      </w:r>
+      <w:r>
+        <w:rPr>
+          <w:rFonts w:ascii="Times New Roman" w:eastAsia="Times New Roman" w:hAnsi="Times New Roman"/>
+          <w:i/>
+          <w:iCs/>
+          <w:color w:val="000000" w:themeColor="text1"/>
+          <w:lang w:val="en-HU" w:eastAsia="en-GB"/>
+        </w:rPr>
+        <w:tab/>
+      </w:r>
+      <w:r>
+        <w:rPr>
+          <w:rFonts w:ascii="Times New Roman" w:eastAsia="Times New Roman" w:hAnsi="Times New Roman"/>
+          <w:i/>
+          <w:iCs/>
+          <w:color w:val="000000" w:themeColor="text1"/>
+          <w:lang w:val="en-HU" w:eastAsia="en-GB"/>
+        </w:rPr>
+        <w:t>agenda</w:t>
+      </w:r>
+      <w:r>
+        <w:rPr>
+          <w:rFonts w:ascii="Times New Roman" w:eastAsia="Times New Roman" w:hAnsi="Times New Roman"/>
+          <w:color w:val="000000" w:themeColor="text1"/>
+          <w:lang w:val="en-HU" w:eastAsia="en-GB"/>
+        </w:rPr>
+        <w:t xml:space="preserve"> (pp. </w:t>
+      </w:r>
+      <w:r>
+        <w:rPr>
+          <w:rFonts w:ascii="Times New Roman" w:eastAsia="Times New Roman" w:hAnsi="Times New Roman"/>
+          <w:color w:val="000000" w:themeColor="text1"/>
+          <w:lang w:val="en-HU" w:eastAsia="en-GB"/>
+        </w:rPr>
+        <w:tab/>
+      </w:r>
+      <w:r>
+        <w:rPr>
+          <w:rFonts w:ascii="Times New Roman" w:eastAsia="Times New Roman" w:hAnsi="Times New Roman"/>
+          <w:color w:val="000000" w:themeColor="text1"/>
+          <w:lang w:val="en-HU" w:eastAsia="en-GB"/>
+        </w:rPr>
+        <w:t>237–282). University of Chicago Press.</w:t>
+      </w:r>
+    </w:p>
+    <w:p>
+      <w:pPr>
+        <w:spacing w:before="100" w:beforeAutospacing="1" w:after="100" w:afterAutospacing="1"/>
+        <w:ind w:firstLine="0"/>
+        <w:jc w:val="left"/>
+        <w:rPr>
+          <w:rFonts w:ascii="Times New Roman" w:eastAsia="Times New Roman" w:hAnsi="Times New Roman"/>
+          <w:color w:val="000000" w:themeColor="text1"/>
+          <w:lang w:val="en-HU" w:eastAsia="en-GB"/>
+        </w:rPr>
+      </w:pPr>
+      <w:r>
+        <w:rPr>
+          <w:rFonts w:ascii="Times New Roman" w:eastAsia="Times New Roman" w:hAnsi="Times New Roman"/>
+          <w:color w:val="000000" w:themeColor="text1"/>
+          <w:lang w:val="en-HU" w:eastAsia="en-GB"/>
+        </w:rPr>
+        <w:t xml:space="preserve">Babina, T., Fedyk, A., He, A., &amp; Hodson, J. (2024). Artificial intelligence, firm growth, and </w:t>
+      </w:r>
+      <w:r>
+        <w:rPr>
+          <w:rFonts w:ascii="Times New Roman" w:eastAsia="Times New Roman" w:hAnsi="Times New Roman"/>
+          <w:color w:val="000000" w:themeColor="text1"/>
+          <w:lang w:val="en-HU" w:eastAsia="en-GB"/>
+        </w:rPr>
+        <w:tab/>
+      </w:r>
+      <w:r>
+        <w:rPr>
+          <w:rFonts w:ascii="Times New Roman" w:eastAsia="Times New Roman" w:hAnsi="Times New Roman"/>
+          <w:color w:val="000000" w:themeColor="text1"/>
+          <w:lang w:val="en-HU" w:eastAsia="en-GB"/>
+        </w:rPr>
+        <w:t>product innovation. </w:t>
+      </w:r>
+      <w:r>
+        <w:rPr>
+          <w:rFonts w:ascii="Times New Roman" w:eastAsia="Times New Roman" w:hAnsi="Times New Roman"/>
+          <w:i/>
+          <w:iCs/>
+          <w:color w:val="000000" w:themeColor="text1"/>
+          <w:lang w:val="en-HU" w:eastAsia="en-GB"/>
+        </w:rPr>
+        <w:t>Journal of Financial Economics, 151</w:t>
+      </w:r>
+      <w:r>
+        <w:rPr>
+          <w:rFonts w:ascii="Times New Roman" w:eastAsia="Times New Roman" w:hAnsi="Times New Roman"/>
+          <w:color w:val="000000" w:themeColor="text1"/>
+          <w:lang w:val="en-HU" w:eastAsia="en-GB"/>
+        </w:rPr>
+        <w:t xml:space="preserve">, </w:t>
+      </w:r>
+      <w:r>
+        <w:rPr>
+          <w:rFonts w:ascii="Times New Roman" w:eastAsia="Times New Roman" w:hAnsi="Times New Roman"/>
+          <w:color w:val="000000" w:themeColor="text1"/>
+          <w:lang w:val="en-HU" w:eastAsia="en-GB"/>
+        </w:rPr>
+        <w:tab/>
+      </w:r>
+      <w:r>
+        <w:rPr>
+          <w:rFonts w:ascii="Times New Roman" w:eastAsia="Times New Roman" w:hAnsi="Times New Roman"/>
+          <w:color w:val="000000" w:themeColor="text1"/>
+          <w:lang w:val="en-HU" w:eastAsia="en-GB"/>
+        </w:rPr>
+        <w:t>103745. </w:t>
       </w:r>
       <w:hyperlink r:id="rId21" w:history="1">
         <w:r>
           <w:rPr>
+            <w:rFonts w:ascii="Times New Roman" w:eastAsia="Times New Roman" w:hAnsi="Times New Roman"/>
+            <w:color w:val="000000" w:themeColor="text1"/>
+            <w:u w:val="single"/>
+            <w:lang w:val="en-HU" w:eastAsia="en-GB"/>
+          </w:rPr>
+          <w:t>https://doi.org/10.1016/j.jfineco.2023.103745</w:t>
+        </w:r>
+      </w:hyperlink>
+    </w:p>
+    <w:p>
+      <w:pPr>
+        <w:spacing w:before="100" w:beforeAutospacing="1" w:after="100" w:afterAutospacing="1"/>
+        <w:ind w:firstLine="0"/>
+        <w:jc w:val="left"/>
+        <w:rPr>
+          <w:rFonts w:ascii="Times New Roman" w:eastAsia="Times New Roman" w:hAnsi="Times New Roman"/>
+          <w:color w:val="000000" w:themeColor="text1"/>
+          <w:lang w:val="en-HU" w:eastAsia="en-GB"/>
+        </w:rPr>
+      </w:pPr>
+      <w:r>
+        <w:rPr>
+          <w:rFonts w:ascii="Times New Roman" w:eastAsia="Times New Roman" w:hAnsi="Times New Roman"/>
+          <w:color w:val="000000" w:themeColor="text1"/>
+          <w:lang w:val="en-HU" w:eastAsia="en-GB"/>
+        </w:rPr>
+        <w:t xml:space="preserve">Batabyal, A. A., Kourtit, K., &amp; Nijkamp, P. (2025). Artificial intelligence based technologies and </w:t>
+      </w:r>
+      <w:r>
+        <w:rPr>
+          <w:rFonts w:ascii="Times New Roman" w:eastAsia="Times New Roman" w:hAnsi="Times New Roman"/>
+          <w:color w:val="000000" w:themeColor="text1"/>
+          <w:lang w:val="en-HU" w:eastAsia="en-GB"/>
+        </w:rPr>
+        <w:tab/>
+      </w:r>
+      <w:r>
+        <w:rPr>
+          <w:rFonts w:ascii="Times New Roman" w:eastAsia="Times New Roman" w:hAnsi="Times New Roman"/>
+          <w:color w:val="000000" w:themeColor="text1"/>
+          <w:lang w:val="en-HU" w:eastAsia="en-GB"/>
+        </w:rPr>
+        <w:t>economic growth in a creative region. </w:t>
+      </w:r>
+      <w:r>
+        <w:rPr>
+          <w:rFonts w:ascii="Times New Roman" w:eastAsia="Times New Roman" w:hAnsi="Times New Roman"/>
+          <w:i/>
+          <w:iCs/>
+          <w:color w:val="000000" w:themeColor="text1"/>
+          <w:lang w:val="en-HU" w:eastAsia="en-GB"/>
+        </w:rPr>
+        <w:t xml:space="preserve">Economics of Innovation and New Technology, </w:t>
+      </w:r>
+      <w:r>
+        <w:rPr>
+          <w:rFonts w:ascii="Times New Roman" w:eastAsia="Times New Roman" w:hAnsi="Times New Roman"/>
+          <w:i/>
+          <w:iCs/>
+          <w:color w:val="000000" w:themeColor="text1"/>
+          <w:lang w:val="en-HU" w:eastAsia="en-GB"/>
+        </w:rPr>
+        <w:tab/>
+      </w:r>
+      <w:r>
+        <w:rPr>
+          <w:rFonts w:ascii="Times New Roman" w:eastAsia="Times New Roman" w:hAnsi="Times New Roman"/>
+          <w:i/>
+          <w:iCs/>
+          <w:color w:val="000000" w:themeColor="text1"/>
+          <w:lang w:val="en-HU" w:eastAsia="en-GB"/>
+        </w:rPr>
+        <w:t>34</w:t>
+      </w:r>
+      <w:r>
+        <w:rPr>
+          <w:rFonts w:ascii="Times New Roman" w:eastAsia="Times New Roman" w:hAnsi="Times New Roman"/>
+          <w:color w:val="000000" w:themeColor="text1"/>
+          <w:lang w:val="en-HU" w:eastAsia="en-GB"/>
+        </w:rPr>
+        <w:t>(5), 782–796. </w:t>
+      </w:r>
+      <w:hyperlink r:id="rId22" w:history="1">
+        <w:r>
+          <w:rPr>
+            <w:rFonts w:ascii="Times New Roman" w:eastAsia="Times New Roman" w:hAnsi="Times New Roman"/>
+            <w:color w:val="000000" w:themeColor="text1"/>
+            <w:u w:val="single"/>
+            <w:lang w:val="en-HU" w:eastAsia="en-GB"/>
+          </w:rPr>
+          <w:t>https://doi.org/10.1080/10438599.2024.2374273</w:t>
+        </w:r>
+      </w:hyperlink>
+    </w:p>
+    <w:p>
+      <w:pPr>
+        <w:spacing w:before="100" w:beforeAutospacing="1" w:after="100" w:afterAutospacing="1"/>
+        <w:ind w:firstLine="0"/>
+        <w:jc w:val="left"/>
+        <w:rPr>
+          <w:rFonts w:ascii="Times New Roman" w:eastAsia="Times New Roman" w:hAnsi="Times New Roman"/>
+          <w:color w:val="000000" w:themeColor="text1"/>
+          <w:lang w:val="en-HU" w:eastAsia="en-GB"/>
+        </w:rPr>
+      </w:pPr>
+      <w:r>
+        <w:rPr>
+          <w:rFonts w:ascii="Times New Roman" w:eastAsia="Times New Roman" w:hAnsi="Times New Roman"/>
+          <w:color w:val="000000" w:themeColor="text1"/>
+          <w:lang w:val="en-HU" w:eastAsia="en-GB"/>
+        </w:rPr>
+        <w:t xml:space="preserve">Bender, E. M., &amp; Koller, A. (2020). Climbing towards NLU: On meaning, form, and </w:t>
+      </w:r>
+      <w:r>
+        <w:rPr>
+          <w:rFonts w:ascii="Times New Roman" w:eastAsia="Times New Roman" w:hAnsi="Times New Roman"/>
+          <w:color w:val="000000" w:themeColor="text1"/>
+          <w:lang w:val="en-HU" w:eastAsia="en-GB"/>
+        </w:rPr>
+        <w:tab/>
+      </w:r>
+      <w:r>
+        <w:rPr>
+          <w:rFonts w:ascii="Times New Roman" w:eastAsia="Times New Roman" w:hAnsi="Times New Roman"/>
+          <w:color w:val="000000" w:themeColor="text1"/>
+          <w:lang w:val="en-HU" w:eastAsia="en-GB"/>
+        </w:rPr>
+        <w:t xml:space="preserve">understanding in the age of data. In D. Jurafsky, J. Chai, N. Schluter, &amp; J. Tetreault </w:t>
+      </w:r>
+      <w:r>
+        <w:rPr>
+          <w:rFonts w:ascii="Times New Roman" w:eastAsia="Times New Roman" w:hAnsi="Times New Roman"/>
+          <w:color w:val="000000" w:themeColor="text1"/>
+          <w:lang w:val="en-HU" w:eastAsia="en-GB"/>
+        </w:rPr>
+        <w:tab/>
+      </w:r>
+      <w:r>
+        <w:rPr>
+          <w:rFonts w:ascii="Times New Roman" w:eastAsia="Times New Roman" w:hAnsi="Times New Roman"/>
+          <w:color w:val="000000" w:themeColor="text1"/>
+          <w:lang w:val="en-HU" w:eastAsia="en-GB"/>
+        </w:rPr>
+        <w:tab/>
+      </w:r>
+      <w:r>
+        <w:rPr>
+          <w:rFonts w:ascii="Times New Roman" w:eastAsia="Times New Roman" w:hAnsi="Times New Roman"/>
+          <w:color w:val="000000" w:themeColor="text1"/>
+          <w:lang w:val="en-HU" w:eastAsia="en-GB"/>
+        </w:rPr>
+        <w:t>(Eds.), </w:t>
+      </w:r>
+      <w:r>
+        <w:rPr>
+          <w:rFonts w:ascii="Times New Roman" w:eastAsia="Times New Roman" w:hAnsi="Times New Roman"/>
+          <w:i/>
+          <w:iCs/>
+          <w:color w:val="000000" w:themeColor="text1"/>
+          <w:lang w:val="en-HU" w:eastAsia="en-GB"/>
+        </w:rPr>
+        <w:t xml:space="preserve">Proceedings of the 58th Annual Meeting of the Association for Computational </w:t>
+      </w:r>
+      <w:r>
+        <w:rPr>
+          <w:rFonts w:ascii="Times New Roman" w:eastAsia="Times New Roman" w:hAnsi="Times New Roman"/>
+          <w:i/>
+          <w:iCs/>
+          <w:color w:val="000000" w:themeColor="text1"/>
+          <w:lang w:val="en-HU" w:eastAsia="en-GB"/>
+        </w:rPr>
+        <w:tab/>
+      </w:r>
+      <w:r>
+        <w:rPr>
+          <w:rFonts w:ascii="Times New Roman" w:eastAsia="Times New Roman" w:hAnsi="Times New Roman"/>
+          <w:i/>
+          <w:iCs/>
+          <w:color w:val="000000" w:themeColor="text1"/>
+          <w:lang w:val="en-HU" w:eastAsia="en-GB"/>
+        </w:rPr>
+        <w:tab/>
+      </w:r>
+      <w:r>
+        <w:rPr>
+          <w:rFonts w:ascii="Times New Roman" w:eastAsia="Times New Roman" w:hAnsi="Times New Roman"/>
+          <w:i/>
+          <w:iCs/>
+          <w:color w:val="000000" w:themeColor="text1"/>
+          <w:lang w:val="en-HU" w:eastAsia="en-GB"/>
+        </w:rPr>
+        <w:t>Linguistics</w:t>
+      </w:r>
+      <w:r>
+        <w:rPr>
+          <w:rFonts w:ascii="Times New Roman" w:eastAsia="Times New Roman" w:hAnsi="Times New Roman"/>
+          <w:color w:val="000000" w:themeColor="text1"/>
+          <w:lang w:val="en-HU" w:eastAsia="en-GB"/>
+        </w:rPr>
+        <w:t xml:space="preserve"> (pp. 5185–5198). Association for Computational </w:t>
+      </w:r>
+      <w:r>
+        <w:rPr>
+          <w:rFonts w:ascii="Times New Roman" w:eastAsia="Times New Roman" w:hAnsi="Times New Roman"/>
+          <w:color w:val="000000" w:themeColor="text1"/>
+          <w:lang w:val="en-HU" w:eastAsia="en-GB"/>
+        </w:rPr>
+        <w:tab/>
+      </w:r>
+      <w:r>
+        <w:rPr>
+          <w:rFonts w:ascii="Times New Roman" w:eastAsia="Times New Roman" w:hAnsi="Times New Roman"/>
+          <w:color w:val="000000" w:themeColor="text1"/>
+          <w:lang w:val="en-HU" w:eastAsia="en-GB"/>
+        </w:rPr>
+        <w:t>Linguistics. </w:t>
+      </w:r>
+      <w:hyperlink r:id="rId23" w:history="1">
+        <w:r>
+          <w:rPr>
+            <w:rFonts w:ascii="Times New Roman" w:eastAsia="Times New Roman" w:hAnsi="Times New Roman"/>
+            <w:color w:val="000000" w:themeColor="text1"/>
+            <w:u w:val="single"/>
+            <w:lang w:val="en-HU" w:eastAsia="en-GB"/>
+          </w:rPr>
+          <w:t>https://doi.org/10.18653/v1/2020.acl-main.463</w:t>
+        </w:r>
+      </w:hyperlink>
+    </w:p>
+    <w:p>
+      <w:pPr>
+        <w:spacing w:before="100" w:beforeAutospacing="1" w:after="100" w:afterAutospacing="1"/>
+        <w:ind w:firstLine="0"/>
+        <w:jc w:val="left"/>
+        <w:rPr>
+          <w:rFonts w:ascii="Times New Roman" w:eastAsia="Times New Roman" w:hAnsi="Times New Roman"/>
+          <w:color w:val="000000" w:themeColor="text1"/>
+          <w:lang w:val="en-HU" w:eastAsia="en-GB"/>
+        </w:rPr>
+      </w:pPr>
+      <w:r>
+        <w:rPr>
+          <w:rFonts w:ascii="Times New Roman" w:eastAsia="Times New Roman" w:hAnsi="Times New Roman"/>
+          <w:color w:val="000000" w:themeColor="text1"/>
+          <w:lang w:val="en-HU" w:eastAsia="en-GB"/>
+        </w:rPr>
+        <w:t>Bjola, C. (2022). AI for development: Implications for theory and practice. </w:t>
+      </w:r>
+      <w:r>
+        <w:rPr>
+          <w:rFonts w:ascii="Times New Roman" w:eastAsia="Times New Roman" w:hAnsi="Times New Roman"/>
+          <w:i/>
+          <w:iCs/>
+          <w:color w:val="000000" w:themeColor="text1"/>
+          <w:lang w:val="en-HU" w:eastAsia="en-GB"/>
+        </w:rPr>
+        <w:t xml:space="preserve">Oxford Development </w:t>
+      </w:r>
+      <w:r>
+        <w:rPr>
+          <w:rFonts w:ascii="Times New Roman" w:eastAsia="Times New Roman" w:hAnsi="Times New Roman"/>
+          <w:i/>
+          <w:iCs/>
+          <w:color w:val="000000" w:themeColor="text1"/>
+          <w:lang w:val="en-HU" w:eastAsia="en-GB"/>
+        </w:rPr>
+        <w:tab/>
+      </w:r>
+      <w:r>
+        <w:rPr>
+          <w:rFonts w:ascii="Times New Roman" w:eastAsia="Times New Roman" w:hAnsi="Times New Roman"/>
+          <w:i/>
+          <w:iCs/>
+          <w:color w:val="000000" w:themeColor="text1"/>
+          <w:lang w:val="en-HU" w:eastAsia="en-GB"/>
+        </w:rPr>
+        <w:t>Studies, 50</w:t>
+      </w:r>
+      <w:r>
+        <w:rPr>
+          <w:rFonts w:ascii="Times New Roman" w:eastAsia="Times New Roman" w:hAnsi="Times New Roman"/>
+          <w:color w:val="000000" w:themeColor="text1"/>
+          <w:lang w:val="en-HU" w:eastAsia="en-GB"/>
+        </w:rPr>
+        <w:t>(1), 78–90. </w:t>
+      </w:r>
+      <w:hyperlink r:id="rId24" w:history="1">
+        <w:r>
+          <w:rPr>
+            <w:rFonts w:ascii="Times New Roman" w:eastAsia="Times New Roman" w:hAnsi="Times New Roman"/>
+            <w:color w:val="000000" w:themeColor="text1"/>
+            <w:u w:val="single"/>
+            <w:lang w:val="en-HU" w:eastAsia="en-GB"/>
+          </w:rPr>
+          <w:t>https://doi.org/10.1080/13600818.2021.1960960</w:t>
+        </w:r>
+      </w:hyperlink>
+    </w:p>
+    <w:p>
+      <w:pPr>
+        <w:spacing w:before="100" w:beforeAutospacing="1" w:after="100" w:afterAutospacing="1"/>
+        <w:ind w:firstLine="0"/>
+        <w:jc w:val="left"/>
+        <w:rPr>
+          <w:rFonts w:ascii="Times New Roman" w:eastAsia="Times New Roman" w:hAnsi="Times New Roman"/>
+          <w:color w:val="000000" w:themeColor="text1"/>
+          <w:lang w:val="en-HU" w:eastAsia="en-GB"/>
+        </w:rPr>
+      </w:pPr>
+      <w:r>
+        <w:rPr>
+          <w:rFonts w:ascii="Times New Roman" w:eastAsia="Times New Roman" w:hAnsi="Times New Roman"/>
+          <w:color w:val="000000" w:themeColor="text1"/>
+          <w:lang w:val="en-HU" w:eastAsia="en-GB"/>
+        </w:rPr>
+        <w:t xml:space="preserve">Cazzaniga, M., Jaumotte, F., Li, L., Melina, G., Panton, A. J., Pizzinelli, C., Rockall, E. J., &amp; </w:t>
+      </w:r>
+      <w:r>
+        <w:rPr>
+          <w:rFonts w:ascii="Times New Roman" w:eastAsia="Times New Roman" w:hAnsi="Times New Roman"/>
+          <w:color w:val="000000" w:themeColor="text1"/>
+          <w:lang w:val="en-HU" w:eastAsia="en-GB"/>
+        </w:rPr>
+        <w:tab/>
+      </w:r>
+      <w:r>
+        <w:rPr>
+          <w:rFonts w:ascii="Times New Roman" w:eastAsia="Times New Roman" w:hAnsi="Times New Roman"/>
+          <w:color w:val="000000" w:themeColor="text1"/>
+          <w:lang w:val="en-HU" w:eastAsia="en-GB"/>
+        </w:rPr>
+        <w:t>Tavares, M. M. (2024). </w:t>
+      </w:r>
+      <w:r>
+        <w:rPr>
+          <w:rFonts w:ascii="Times New Roman" w:eastAsia="Times New Roman" w:hAnsi="Times New Roman"/>
+          <w:i/>
+          <w:iCs/>
+          <w:color w:val="000000" w:themeColor="text1"/>
+          <w:lang w:val="en-HU" w:eastAsia="en-GB"/>
+        </w:rPr>
+        <w:t>Gen-AI: Artificial intelligence and the future of work</w:t>
+      </w:r>
+      <w:r>
+        <w:rPr>
+          <w:rFonts w:ascii="Times New Roman" w:eastAsia="Times New Roman" w:hAnsi="Times New Roman"/>
+          <w:color w:val="000000" w:themeColor="text1"/>
+          <w:lang w:val="en-HU" w:eastAsia="en-GB"/>
+        </w:rPr>
+        <w:t xml:space="preserve">. </w:t>
+      </w:r>
+      <w:r>
+        <w:rPr>
+          <w:rFonts w:ascii="Times New Roman" w:eastAsia="Times New Roman" w:hAnsi="Times New Roman"/>
+          <w:color w:val="000000" w:themeColor="text1"/>
+          <w:lang w:val="en-HU" w:eastAsia="en-GB"/>
+        </w:rPr>
+        <w:tab/>
+      </w:r>
+      <w:r>
+        <w:rPr>
+          <w:rFonts w:ascii="Times New Roman" w:eastAsia="Times New Roman" w:hAnsi="Times New Roman"/>
+          <w:color w:val="000000" w:themeColor="text1"/>
+          <w:lang w:val="en-HU" w:eastAsia="en-GB"/>
+        </w:rPr>
+        <w:t>International Monetary Fund. </w:t>
+      </w:r>
+      <w:hyperlink r:id="rId25" w:history="1">
+        <w:r>
+          <w:rPr>
+            <w:rFonts w:ascii="Times New Roman" w:eastAsia="Times New Roman" w:hAnsi="Times New Roman"/>
+            <w:color w:val="000000" w:themeColor="text1"/>
+            <w:u w:val="single"/>
+            <w:lang w:val="en-HU" w:eastAsia="en-GB"/>
+          </w:rPr>
+          <w:t>https://doi.org/10.5089/9798400262548.006.A001</w:t>
+        </w:r>
+      </w:hyperlink>
+    </w:p>
+    <w:p>
+      <w:pPr>
+        <w:spacing w:before="100" w:beforeAutospacing="1" w:after="100" w:afterAutospacing="1"/>
+        <w:ind w:firstLine="0"/>
+        <w:jc w:val="left"/>
+        <w:rPr>
+          <w:rFonts w:ascii="Times New Roman" w:eastAsia="Times New Roman" w:hAnsi="Times New Roman"/>
+          <w:color w:val="000000" w:themeColor="text1"/>
+          <w:lang w:val="en-HU" w:eastAsia="en-GB"/>
+        </w:rPr>
+      </w:pPr>
+      <w:r>
+        <w:rPr>
+          <w:rFonts w:ascii="Times New Roman" w:eastAsia="Times New Roman" w:hAnsi="Times New Roman"/>
+          <w:color w:val="000000" w:themeColor="text1"/>
+          <w:lang w:val="en-HU" w:eastAsia="en-GB"/>
+        </w:rPr>
+        <w:t xml:space="preserve">Cockburn, I. M., Henderson, R., &amp; Stern, S. (2018). The impact of artificial intelligence on </w:t>
+      </w:r>
+      <w:r>
+        <w:rPr>
+          <w:rFonts w:ascii="Times New Roman" w:eastAsia="Times New Roman" w:hAnsi="Times New Roman"/>
+          <w:color w:val="000000" w:themeColor="text1"/>
+          <w:lang w:val="en-HU" w:eastAsia="en-GB"/>
+        </w:rPr>
+        <w:tab/>
+      </w:r>
+      <w:r>
+        <w:rPr>
+          <w:rFonts w:ascii="Times New Roman" w:eastAsia="Times New Roman" w:hAnsi="Times New Roman"/>
+          <w:color w:val="000000" w:themeColor="text1"/>
+          <w:lang w:val="en-HU" w:eastAsia="en-GB"/>
+        </w:rPr>
+        <w:t>innovation. In A. Agrawal, J. Gans, &amp; A. Goldfarb (Eds.), </w:t>
+      </w:r>
+      <w:r>
+        <w:rPr>
+          <w:rFonts w:ascii="Times New Roman" w:eastAsia="Times New Roman" w:hAnsi="Times New Roman"/>
+          <w:i/>
+          <w:iCs/>
+          <w:color w:val="000000" w:themeColor="text1"/>
+          <w:lang w:val="en-HU" w:eastAsia="en-GB"/>
+        </w:rPr>
+        <w:t xml:space="preserve">The economics of artificial </w:t>
+      </w:r>
+      <w:r>
+        <w:rPr>
+          <w:rFonts w:ascii="Times New Roman" w:eastAsia="Times New Roman" w:hAnsi="Times New Roman"/>
+          <w:i/>
+          <w:iCs/>
+          <w:color w:val="000000" w:themeColor="text1"/>
+          <w:lang w:val="en-HU" w:eastAsia="en-GB"/>
+        </w:rPr>
+        <w:tab/>
+      </w:r>
+      <w:r>
+        <w:rPr>
+          <w:rFonts w:ascii="Times New Roman" w:eastAsia="Times New Roman" w:hAnsi="Times New Roman"/>
+          <w:i/>
+          <w:iCs/>
+          <w:color w:val="000000" w:themeColor="text1"/>
+          <w:lang w:val="en-HU" w:eastAsia="en-GB"/>
+        </w:rPr>
+        <w:t>intelligence: An agenda</w:t>
+      </w:r>
+      <w:r>
+        <w:rPr>
+          <w:rFonts w:ascii="Times New Roman" w:eastAsia="Times New Roman" w:hAnsi="Times New Roman"/>
+          <w:color w:val="000000" w:themeColor="text1"/>
+          <w:lang w:val="en-HU" w:eastAsia="en-GB"/>
+        </w:rPr>
+        <w:t> (pp. 115–146). University of Chicago Press.</w:t>
+      </w:r>
+    </w:p>
+    <w:p>
+      <w:pPr>
+        <w:spacing w:before="100" w:beforeAutospacing="1" w:after="100" w:afterAutospacing="1"/>
+        <w:ind w:firstLine="0"/>
+        <w:jc w:val="left"/>
+        <w:rPr>
+          <w:rFonts w:ascii="Times New Roman" w:eastAsia="Times New Roman" w:hAnsi="Times New Roman"/>
+          <w:color w:val="000000" w:themeColor="text1"/>
+          <w:lang w:val="en-HU" w:eastAsia="en-GB"/>
+        </w:rPr>
+      </w:pPr>
+      <w:r>
+        <w:rPr>
+          <w:rFonts w:ascii="Times New Roman" w:eastAsia="Times New Roman" w:hAnsi="Times New Roman"/>
+          <w:color w:val="000000" w:themeColor="text1"/>
+          <w:lang w:val="en-HU" w:eastAsia="en-GB"/>
+        </w:rPr>
+        <w:lastRenderedPageBreak/>
+        <w:t xml:space="preserve">Collins, C., Dennehy, D., Conboy, K., &amp; Mikalef, P. (2021). Artificial intelligence in information </w:t>
+      </w:r>
+      <w:r>
+        <w:rPr>
+          <w:rFonts w:ascii="Times New Roman" w:eastAsia="Times New Roman" w:hAnsi="Times New Roman"/>
+          <w:color w:val="000000" w:themeColor="text1"/>
+          <w:lang w:val="en-HU" w:eastAsia="en-GB"/>
+        </w:rPr>
+        <w:tab/>
+      </w:r>
+      <w:r>
+        <w:rPr>
+          <w:rFonts w:ascii="Times New Roman" w:eastAsia="Times New Roman" w:hAnsi="Times New Roman"/>
+          <w:color w:val="000000" w:themeColor="text1"/>
+          <w:lang w:val="en-HU" w:eastAsia="en-GB"/>
+        </w:rPr>
+        <w:t>systems research: A systematic literature review and research agenda. </w:t>
+      </w:r>
+      <w:r>
+        <w:rPr>
+          <w:rFonts w:ascii="Times New Roman" w:eastAsia="Times New Roman" w:hAnsi="Times New Roman"/>
+          <w:i/>
+          <w:iCs/>
+          <w:color w:val="000000" w:themeColor="text1"/>
+          <w:lang w:val="en-HU" w:eastAsia="en-GB"/>
+        </w:rPr>
+        <w:t xml:space="preserve">International </w:t>
+      </w:r>
+      <w:r>
+        <w:rPr>
+          <w:rFonts w:ascii="Times New Roman" w:eastAsia="Times New Roman" w:hAnsi="Times New Roman"/>
+          <w:i/>
+          <w:iCs/>
+          <w:color w:val="000000" w:themeColor="text1"/>
+          <w:lang w:val="en-HU" w:eastAsia="en-GB"/>
+        </w:rPr>
+        <w:tab/>
+      </w:r>
+      <w:r>
+        <w:rPr>
+          <w:rFonts w:ascii="Times New Roman" w:eastAsia="Times New Roman" w:hAnsi="Times New Roman"/>
+          <w:i/>
+          <w:iCs/>
+          <w:color w:val="000000" w:themeColor="text1"/>
+          <w:lang w:val="en-HU" w:eastAsia="en-GB"/>
+        </w:rPr>
+        <w:t>Journal of Information Management, 60</w:t>
+      </w:r>
+      <w:r>
+        <w:rPr>
+          <w:rFonts w:ascii="Times New Roman" w:eastAsia="Times New Roman" w:hAnsi="Times New Roman"/>
+          <w:color w:val="000000" w:themeColor="text1"/>
+          <w:lang w:val="en-HU" w:eastAsia="en-GB"/>
+        </w:rPr>
+        <w:t xml:space="preserve">, </w:t>
+      </w:r>
+      <w:r>
+        <w:rPr>
+          <w:rFonts w:ascii="Times New Roman" w:eastAsia="Times New Roman" w:hAnsi="Times New Roman"/>
+          <w:color w:val="000000" w:themeColor="text1"/>
+          <w:lang w:val="en-HU" w:eastAsia="en-GB"/>
+        </w:rPr>
+        <w:tab/>
+      </w:r>
+      <w:r>
+        <w:rPr>
+          <w:rFonts w:ascii="Times New Roman" w:eastAsia="Times New Roman" w:hAnsi="Times New Roman"/>
+          <w:color w:val="000000" w:themeColor="text1"/>
+          <w:lang w:val="en-HU" w:eastAsia="en-GB"/>
+        </w:rPr>
+        <w:t>102383. </w:t>
+      </w:r>
+      <w:hyperlink r:id="rId26" w:history="1">
+        <w:r>
+          <w:rPr>
+            <w:rFonts w:ascii="Times New Roman" w:eastAsia="Times New Roman" w:hAnsi="Times New Roman"/>
+            <w:color w:val="000000" w:themeColor="text1"/>
+            <w:u w:val="single"/>
+            <w:lang w:val="en-HU" w:eastAsia="en-GB"/>
+          </w:rPr>
+          <w:t>https://doi.org/10.1016/j.ijinfomgt.2021.102383</w:t>
+        </w:r>
+      </w:hyperlink>
+    </w:p>
+    <w:p>
+      <w:pPr>
+        <w:spacing w:before="100" w:beforeAutospacing="1" w:after="100" w:afterAutospacing="1"/>
+        <w:ind w:firstLine="0"/>
+        <w:jc w:val="left"/>
+        <w:rPr>
+          <w:rFonts w:ascii="Times New Roman" w:eastAsia="Times New Roman" w:hAnsi="Times New Roman"/>
+          <w:color w:val="000000" w:themeColor="text1"/>
+          <w:lang w:val="en-HU" w:eastAsia="en-GB"/>
+        </w:rPr>
+      </w:pPr>
+      <w:r>
+        <w:rPr>
+          <w:rFonts w:ascii="Times New Roman" w:eastAsia="Times New Roman" w:hAnsi="Times New Roman"/>
+          <w:color w:val="000000" w:themeColor="text1"/>
+          <w:lang w:val="en-HU" w:eastAsia="en-GB"/>
+        </w:rPr>
+        <w:t xml:space="preserve">Damioli, G., Van Roy, V., Vertesy, D., &amp; Vivarelli, M. (2025). Is artificial intelligence leading to </w:t>
+      </w:r>
+      <w:r>
+        <w:rPr>
+          <w:rFonts w:ascii="Times New Roman" w:eastAsia="Times New Roman" w:hAnsi="Times New Roman"/>
+          <w:color w:val="000000" w:themeColor="text1"/>
+          <w:lang w:val="en-HU" w:eastAsia="en-GB"/>
+        </w:rPr>
+        <w:tab/>
+      </w:r>
+      <w:r>
+        <w:rPr>
+          <w:rFonts w:ascii="Times New Roman" w:eastAsia="Times New Roman" w:hAnsi="Times New Roman"/>
+          <w:color w:val="000000" w:themeColor="text1"/>
+          <w:lang w:val="en-HU" w:eastAsia="en-GB"/>
+        </w:rPr>
+        <w:t>a new technological paradigm? </w:t>
+      </w:r>
+      <w:r>
+        <w:rPr>
+          <w:rFonts w:ascii="Times New Roman" w:eastAsia="Times New Roman" w:hAnsi="Times New Roman"/>
+          <w:i/>
+          <w:iCs/>
+          <w:color w:val="000000" w:themeColor="text1"/>
+          <w:lang w:val="en-HU" w:eastAsia="en-GB"/>
+        </w:rPr>
+        <w:t>Structural Change and Economic Dynamics, 72</w:t>
+      </w:r>
+      <w:r>
+        <w:rPr>
+          <w:rFonts w:ascii="Times New Roman" w:eastAsia="Times New Roman" w:hAnsi="Times New Roman"/>
+          <w:color w:val="000000" w:themeColor="text1"/>
+          <w:lang w:val="en-HU" w:eastAsia="en-GB"/>
+        </w:rPr>
+        <w:t>, 347–</w:t>
+      </w:r>
+      <w:r>
+        <w:rPr>
+          <w:rFonts w:ascii="Times New Roman" w:eastAsia="Times New Roman" w:hAnsi="Times New Roman"/>
+          <w:color w:val="000000" w:themeColor="text1"/>
+          <w:lang w:val="en-HU" w:eastAsia="en-GB"/>
+        </w:rPr>
+        <w:tab/>
+      </w:r>
+      <w:r>
+        <w:rPr>
+          <w:rFonts w:ascii="Times New Roman" w:eastAsia="Times New Roman" w:hAnsi="Times New Roman"/>
+          <w:color w:val="000000" w:themeColor="text1"/>
+          <w:lang w:val="en-HU" w:eastAsia="en-GB"/>
+        </w:rPr>
+        <w:t>359. </w:t>
+      </w:r>
+      <w:hyperlink r:id="rId27" w:history="1">
+        <w:r>
+          <w:rPr>
+            <w:rFonts w:ascii="Times New Roman" w:eastAsia="Times New Roman" w:hAnsi="Times New Roman"/>
+            <w:color w:val="000000" w:themeColor="text1"/>
+            <w:u w:val="single"/>
+            <w:lang w:val="en-HU" w:eastAsia="en-GB"/>
+          </w:rPr>
+          <w:t>https://doi.org/10.1016/j.strueco.2024.12.006</w:t>
+        </w:r>
+      </w:hyperlink>
+    </w:p>
+    <w:p>
+      <w:pPr>
+        <w:spacing w:before="100" w:beforeAutospacing="1" w:after="100" w:afterAutospacing="1"/>
+        <w:ind w:firstLine="0"/>
+        <w:jc w:val="left"/>
+        <w:rPr>
+          <w:rFonts w:ascii="Times New Roman" w:eastAsia="Times New Roman" w:hAnsi="Times New Roman"/>
+          <w:color w:val="000000" w:themeColor="text1"/>
+          <w:lang w:val="en-HU" w:eastAsia="en-GB"/>
+        </w:rPr>
+      </w:pPr>
+      <w:r>
+        <w:rPr>
+          <w:rFonts w:ascii="Times New Roman" w:eastAsia="Times New Roman" w:hAnsi="Times New Roman"/>
+          <w:color w:val="000000" w:themeColor="text1"/>
+          <w:lang w:val="en-HU" w:eastAsia="en-GB"/>
+        </w:rPr>
+        <w:t xml:space="preserve">Fernández-Val, I., &amp; Weidner, M. (2018). Fixed effects estimation of large-T panel data </w:t>
+      </w:r>
+      <w:r>
+        <w:rPr>
+          <w:rFonts w:ascii="Times New Roman" w:eastAsia="Times New Roman" w:hAnsi="Times New Roman"/>
+          <w:color w:val="000000" w:themeColor="text1"/>
+          <w:lang w:val="en-HU" w:eastAsia="en-GB"/>
+        </w:rPr>
+        <w:tab/>
+      </w:r>
+      <w:r>
+        <w:rPr>
+          <w:rFonts w:ascii="Times New Roman" w:eastAsia="Times New Roman" w:hAnsi="Times New Roman"/>
+          <w:color w:val="000000" w:themeColor="text1"/>
+          <w:lang w:val="en-HU" w:eastAsia="en-GB"/>
+        </w:rPr>
+        <w:t>models. </w:t>
+      </w:r>
+      <w:r>
+        <w:rPr>
+          <w:rFonts w:ascii="Times New Roman" w:eastAsia="Times New Roman" w:hAnsi="Times New Roman"/>
+          <w:i/>
+          <w:iCs/>
+          <w:color w:val="000000" w:themeColor="text1"/>
+          <w:lang w:val="en-HU" w:eastAsia="en-GB"/>
+        </w:rPr>
+        <w:t>Annual Review of Economics, 10</w:t>
+      </w:r>
+      <w:r>
+        <w:rPr>
+          <w:rFonts w:ascii="Times New Roman" w:eastAsia="Times New Roman" w:hAnsi="Times New Roman"/>
+          <w:color w:val="000000" w:themeColor="text1"/>
+          <w:lang w:val="en-HU" w:eastAsia="en-GB"/>
+        </w:rPr>
+        <w:t>, 109–138. </w:t>
+      </w:r>
+      <w:hyperlink r:id="rId28" w:history="1">
+        <w:r>
+          <w:rPr>
             <w:rStyle w:val="Hyperlink"/>
-            <w:rFonts w:ascii="Times New Roman" w:hAnsi="Times New Roman"/>
+            <w:rFonts w:ascii="Times New Roman" w:eastAsia="Times New Roman" w:hAnsi="Times New Roman"/>
+            <w:lang w:val="en-HU" w:eastAsia="en-GB"/>
+          </w:rPr>
+          <w:t>https://doi.org/10.1146/annurev-</w:t>
+        </w:r>
+        <w:r>
+          <w:rPr>
+            <w:rStyle w:val="Hyperlink"/>
+            <w:rFonts w:ascii="Times New Roman" w:eastAsia="Times New Roman" w:hAnsi="Times New Roman"/>
+            <w:u w:val="none"/>
+            <w:lang w:val="en-HU" w:eastAsia="en-GB"/>
+          </w:rPr>
+          <w:tab/>
+        </w:r>
+        <w:r>
+          <w:rPr>
+            <w:rStyle w:val="Hyperlink"/>
+            <w:rFonts w:ascii="Times New Roman" w:eastAsia="Times New Roman" w:hAnsi="Times New Roman"/>
+            <w:lang w:val="en-HU" w:eastAsia="en-GB"/>
+          </w:rPr>
+          <w:t>economics-080217-053542</w:t>
+        </w:r>
+      </w:hyperlink>
+    </w:p>
+    <w:p>
+      <w:pPr>
+        <w:spacing w:before="100" w:beforeAutospacing="1" w:after="100" w:afterAutospacing="1"/>
+        <w:ind w:firstLine="0"/>
+        <w:jc w:val="left"/>
+        <w:rPr>
+          <w:rFonts w:ascii="Times New Roman" w:eastAsia="Times New Roman" w:hAnsi="Times New Roman"/>
+          <w:color w:val="000000" w:themeColor="text1"/>
+          <w:lang w:val="en-HU" w:eastAsia="en-GB"/>
+        </w:rPr>
+      </w:pPr>
+      <w:r>
+        <w:rPr>
+          <w:rFonts w:ascii="Times New Roman" w:eastAsia="Times New Roman" w:hAnsi="Times New Roman"/>
+          <w:color w:val="000000" w:themeColor="text1"/>
+          <w:lang w:val="en-HU" w:eastAsia="en-GB"/>
+        </w:rPr>
+        <w:t xml:space="preserve">Freire, C. (2025). Is this time different? Impact of AI in output, employment and inequality </w:t>
+      </w:r>
+      <w:r>
+        <w:rPr>
+          <w:rFonts w:ascii="Times New Roman" w:eastAsia="Times New Roman" w:hAnsi="Times New Roman"/>
+          <w:color w:val="000000" w:themeColor="text1"/>
+          <w:lang w:val="en-HU" w:eastAsia="en-GB"/>
+        </w:rPr>
+        <w:tab/>
+      </w:r>
+      <w:r>
+        <w:rPr>
+          <w:rFonts w:ascii="Times New Roman" w:eastAsia="Times New Roman" w:hAnsi="Times New Roman"/>
+          <w:color w:val="000000" w:themeColor="text1"/>
+          <w:lang w:val="en-HU" w:eastAsia="en-GB"/>
+        </w:rPr>
+        <w:t>across low, middle and high-income countries. </w:t>
+      </w:r>
+      <w:r>
+        <w:rPr>
+          <w:rFonts w:ascii="Times New Roman" w:eastAsia="Times New Roman" w:hAnsi="Times New Roman"/>
+          <w:i/>
+          <w:iCs/>
+          <w:color w:val="000000" w:themeColor="text1"/>
+          <w:lang w:val="en-HU" w:eastAsia="en-GB"/>
+        </w:rPr>
+        <w:t xml:space="preserve">Structural Change and Economic </w:t>
+      </w:r>
+      <w:r>
+        <w:rPr>
+          <w:rFonts w:ascii="Times New Roman" w:eastAsia="Times New Roman" w:hAnsi="Times New Roman"/>
+          <w:i/>
+          <w:iCs/>
+          <w:color w:val="000000" w:themeColor="text1"/>
+          <w:lang w:val="en-HU" w:eastAsia="en-GB"/>
+        </w:rPr>
+        <w:tab/>
+      </w:r>
+      <w:r>
+        <w:rPr>
+          <w:rFonts w:ascii="Times New Roman" w:eastAsia="Times New Roman" w:hAnsi="Times New Roman"/>
+          <w:i/>
+          <w:iCs/>
+          <w:color w:val="000000" w:themeColor="text1"/>
+          <w:lang w:val="en-HU" w:eastAsia="en-GB"/>
+        </w:rPr>
+        <w:t>Dynamics, 73</w:t>
+      </w:r>
+      <w:r>
+        <w:rPr>
+          <w:rFonts w:ascii="Times New Roman" w:eastAsia="Times New Roman" w:hAnsi="Times New Roman"/>
+          <w:color w:val="000000" w:themeColor="text1"/>
+          <w:lang w:val="en-HU" w:eastAsia="en-GB"/>
+        </w:rPr>
+        <w:t>, 136–157. </w:t>
+      </w:r>
+      <w:hyperlink r:id="rId29" w:history="1">
+        <w:r>
+          <w:rPr>
+            <w:rFonts w:ascii="Times New Roman" w:eastAsia="Times New Roman" w:hAnsi="Times New Roman"/>
+            <w:color w:val="000000" w:themeColor="text1"/>
+            <w:u w:val="single"/>
+            <w:lang w:val="en-HU" w:eastAsia="en-GB"/>
+          </w:rPr>
+          <w:t>https://doi.org/10.1016/j.strueco.2024.12.016</w:t>
+        </w:r>
+      </w:hyperlink>
+    </w:p>
+    <w:p>
+      <w:pPr>
+        <w:spacing w:before="100" w:beforeAutospacing="1" w:after="100" w:afterAutospacing="1"/>
+        <w:ind w:firstLine="0"/>
+        <w:jc w:val="left"/>
+        <w:rPr>
+          <w:rFonts w:ascii="Times New Roman" w:eastAsia="Times New Roman" w:hAnsi="Times New Roman"/>
+          <w:color w:val="000000" w:themeColor="text1"/>
+          <w:lang w:val="en-HU" w:eastAsia="en-GB"/>
+        </w:rPr>
+      </w:pPr>
+      <w:r>
+        <w:rPr>
+          <w:rFonts w:ascii="Times New Roman" w:eastAsia="Times New Roman" w:hAnsi="Times New Roman"/>
+          <w:color w:val="000000" w:themeColor="text1"/>
+          <w:lang w:val="en-HU" w:eastAsia="en-GB"/>
+        </w:rPr>
+        <w:t xml:space="preserve">Goel, R. K., &amp; Nelson, M. A. (2025). Awareness of artificial intelligence: Diffusion of AI versus </w:t>
+      </w:r>
+      <w:r>
+        <w:rPr>
+          <w:rFonts w:ascii="Times New Roman" w:eastAsia="Times New Roman" w:hAnsi="Times New Roman"/>
+          <w:color w:val="000000" w:themeColor="text1"/>
+          <w:lang w:val="en-HU" w:eastAsia="en-GB"/>
+        </w:rPr>
+        <w:tab/>
+      </w:r>
+      <w:r>
+        <w:rPr>
+          <w:rFonts w:ascii="Times New Roman" w:eastAsia="Times New Roman" w:hAnsi="Times New Roman"/>
+          <w:color w:val="000000" w:themeColor="text1"/>
+          <w:lang w:val="en-HU" w:eastAsia="en-GB"/>
+        </w:rPr>
+        <w:t>ChatGPT information with implications for entrepreneurship. </w:t>
+      </w:r>
+      <w:r>
+        <w:rPr>
+          <w:rFonts w:ascii="Times New Roman" w:eastAsia="Times New Roman" w:hAnsi="Times New Roman"/>
+          <w:i/>
+          <w:iCs/>
+          <w:color w:val="000000" w:themeColor="text1"/>
+          <w:lang w:val="en-HU" w:eastAsia="en-GB"/>
+        </w:rPr>
+        <w:t xml:space="preserve">The Journal of Technology </w:t>
+      </w:r>
+      <w:r>
+        <w:rPr>
+          <w:rFonts w:ascii="Times New Roman" w:eastAsia="Times New Roman" w:hAnsi="Times New Roman"/>
+          <w:i/>
+          <w:iCs/>
+          <w:color w:val="000000" w:themeColor="text1"/>
+          <w:lang w:val="en-HU" w:eastAsia="en-GB"/>
+        </w:rPr>
+        <w:tab/>
+      </w:r>
+      <w:r>
+        <w:rPr>
+          <w:rFonts w:ascii="Times New Roman" w:eastAsia="Times New Roman" w:hAnsi="Times New Roman"/>
+          <w:i/>
+          <w:iCs/>
+          <w:color w:val="000000" w:themeColor="text1"/>
+          <w:lang w:val="en-HU" w:eastAsia="en-GB"/>
+        </w:rPr>
+        <w:t>Transfer, 50</w:t>
+      </w:r>
+      <w:r>
+        <w:rPr>
+          <w:rFonts w:ascii="Times New Roman" w:eastAsia="Times New Roman" w:hAnsi="Times New Roman"/>
+          <w:color w:val="000000" w:themeColor="text1"/>
+          <w:lang w:val="en-HU" w:eastAsia="en-GB"/>
+        </w:rPr>
+        <w:t>(1), 96–113. </w:t>
+      </w:r>
+      <w:hyperlink r:id="rId30" w:history="1">
+        <w:r>
+          <w:rPr>
+            <w:rFonts w:ascii="Times New Roman" w:eastAsia="Times New Roman" w:hAnsi="Times New Roman"/>
+            <w:color w:val="000000" w:themeColor="text1"/>
+            <w:u w:val="single"/>
+            <w:lang w:val="en-HU" w:eastAsia="en-GB"/>
+          </w:rPr>
+          <w:t>https://doi.org/10.1007/s10961-024-10089-3</w:t>
+        </w:r>
+      </w:hyperlink>
+    </w:p>
+    <w:p>
+      <w:pPr>
+        <w:spacing w:before="100" w:beforeAutospacing="1" w:after="100" w:afterAutospacing="1"/>
+        <w:ind w:firstLine="0"/>
+        <w:jc w:val="left"/>
+        <w:rPr>
+          <w:rFonts w:ascii="Times New Roman" w:eastAsia="Times New Roman" w:hAnsi="Times New Roman"/>
+          <w:color w:val="000000" w:themeColor="text1"/>
+          <w:lang w:val="en-HU" w:eastAsia="en-GB"/>
+        </w:rPr>
+      </w:pPr>
+      <w:r>
+        <w:rPr>
+          <w:rFonts w:ascii="Times New Roman" w:eastAsia="Times New Roman" w:hAnsi="Times New Roman"/>
+          <w:color w:val="000000" w:themeColor="text1"/>
+          <w:lang w:val="en-HU" w:eastAsia="en-GB"/>
+        </w:rPr>
+        <w:t xml:space="preserve">Golic, Z. (2019). Finance and artificial intelligence: The fifth industrial revolution and its impact </w:t>
+      </w:r>
+      <w:r>
+        <w:rPr>
+          <w:rFonts w:ascii="Times New Roman" w:eastAsia="Times New Roman" w:hAnsi="Times New Roman"/>
+          <w:color w:val="000000" w:themeColor="text1"/>
+          <w:lang w:val="en-HU" w:eastAsia="en-GB"/>
+        </w:rPr>
+        <w:tab/>
+      </w:r>
+      <w:r>
+        <w:rPr>
+          <w:rFonts w:ascii="Times New Roman" w:eastAsia="Times New Roman" w:hAnsi="Times New Roman"/>
+          <w:color w:val="000000" w:themeColor="text1"/>
+          <w:lang w:val="en-HU" w:eastAsia="en-GB"/>
+        </w:rPr>
+        <w:t>on the financial sector. </w:t>
+      </w:r>
+      <w:r>
+        <w:rPr>
+          <w:rFonts w:ascii="Times New Roman" w:eastAsia="Times New Roman" w:hAnsi="Times New Roman"/>
+          <w:i/>
+          <w:iCs/>
+          <w:color w:val="000000" w:themeColor="text1"/>
+          <w:lang w:val="en-HU" w:eastAsia="en-GB"/>
+        </w:rPr>
+        <w:t>Proceedings of the Faculty of Economics in East Sarajevo, 19</w:t>
+      </w:r>
+      <w:r>
+        <w:rPr>
+          <w:rFonts w:ascii="Times New Roman" w:eastAsia="Times New Roman" w:hAnsi="Times New Roman"/>
+          <w:color w:val="000000" w:themeColor="text1"/>
+          <w:lang w:val="en-HU" w:eastAsia="en-GB"/>
+        </w:rPr>
+        <w:t>, 67–</w:t>
+      </w:r>
+      <w:r>
+        <w:rPr>
+          <w:rFonts w:ascii="Times New Roman" w:eastAsia="Times New Roman" w:hAnsi="Times New Roman"/>
+          <w:color w:val="000000" w:themeColor="text1"/>
+          <w:lang w:val="en-HU" w:eastAsia="en-GB"/>
+        </w:rPr>
+        <w:tab/>
+      </w:r>
+      <w:r>
+        <w:rPr>
+          <w:rFonts w:ascii="Times New Roman" w:eastAsia="Times New Roman" w:hAnsi="Times New Roman"/>
+          <w:color w:val="000000" w:themeColor="text1"/>
+          <w:lang w:val="en-HU" w:eastAsia="en-GB"/>
+        </w:rPr>
+        <w:t>81.</w:t>
+      </w:r>
+    </w:p>
+    <w:p>
+      <w:pPr>
+        <w:spacing w:before="100" w:beforeAutospacing="1" w:after="100" w:afterAutospacing="1"/>
+        <w:ind w:firstLine="0"/>
+        <w:jc w:val="left"/>
+        <w:rPr>
+          <w:rFonts w:ascii="Times New Roman" w:eastAsia="Times New Roman" w:hAnsi="Times New Roman"/>
+          <w:color w:val="000000" w:themeColor="text1"/>
+          <w:lang w:val="en-HU" w:eastAsia="en-GB"/>
+        </w:rPr>
+      </w:pPr>
+      <w:r>
+        <w:rPr>
+          <w:rFonts w:ascii="Times New Roman" w:eastAsia="Times New Roman" w:hAnsi="Times New Roman"/>
+          <w:color w:val="000000" w:themeColor="text1"/>
+          <w:lang w:val="en-HU" w:eastAsia="en-GB"/>
+        </w:rPr>
+        <w:t>Gomes, O. (2025). The human capital–artificial intelligence symbiosis and economic growth. </w:t>
+      </w:r>
+      <w:r>
+        <w:rPr>
+          <w:rFonts w:ascii="Times New Roman" w:eastAsia="Times New Roman" w:hAnsi="Times New Roman"/>
+          <w:i/>
+          <w:iCs/>
+          <w:color w:val="000000" w:themeColor="text1"/>
+          <w:lang w:val="en-HU" w:eastAsia="en-GB"/>
+        </w:rPr>
+        <w:t xml:space="preserve">De </w:t>
+      </w:r>
+      <w:r>
+        <w:rPr>
+          <w:rFonts w:ascii="Times New Roman" w:eastAsia="Times New Roman" w:hAnsi="Times New Roman"/>
+          <w:i/>
+          <w:iCs/>
+          <w:color w:val="000000" w:themeColor="text1"/>
+          <w:lang w:val="en-HU" w:eastAsia="en-GB"/>
+        </w:rPr>
+        <w:tab/>
+      </w:r>
+      <w:r>
+        <w:rPr>
+          <w:rFonts w:ascii="Times New Roman" w:eastAsia="Times New Roman" w:hAnsi="Times New Roman"/>
+          <w:i/>
+          <w:iCs/>
+          <w:color w:val="000000" w:themeColor="text1"/>
+          <w:lang w:val="en-HU" w:eastAsia="en-GB"/>
+        </w:rPr>
+        <w:t>Economist, 173</w:t>
+      </w:r>
+      <w:r>
+        <w:rPr>
+          <w:rFonts w:ascii="Times New Roman" w:eastAsia="Times New Roman" w:hAnsi="Times New Roman"/>
+          <w:color w:val="000000" w:themeColor="text1"/>
+          <w:lang w:val="en-HU" w:eastAsia="en-GB"/>
+        </w:rPr>
+        <w:t>(2), 331–365. </w:t>
+      </w:r>
+      <w:hyperlink r:id="rId31" w:history="1">
+        <w:r>
+          <w:rPr>
+            <w:rFonts w:ascii="Times New Roman" w:eastAsia="Times New Roman" w:hAnsi="Times New Roman"/>
+            <w:color w:val="000000" w:themeColor="text1"/>
+            <w:u w:val="single"/>
+            <w:lang w:val="en-HU" w:eastAsia="en-GB"/>
+          </w:rPr>
+          <w:t>https://doi.org/10.1007/s10645-025-09452-y</w:t>
+        </w:r>
+      </w:hyperlink>
+    </w:p>
+    <w:p>
+      <w:pPr>
+        <w:spacing w:before="100" w:beforeAutospacing="1" w:after="100" w:afterAutospacing="1"/>
+        <w:ind w:firstLine="0"/>
+        <w:jc w:val="left"/>
+        <w:rPr>
+          <w:rFonts w:ascii="Times New Roman" w:eastAsia="Times New Roman" w:hAnsi="Times New Roman"/>
+          <w:color w:val="000000" w:themeColor="text1"/>
+          <w:lang w:val="en-HU" w:eastAsia="en-GB"/>
+        </w:rPr>
+      </w:pPr>
+      <w:r>
+        <w:rPr>
+          <w:rFonts w:ascii="Times New Roman" w:eastAsia="Times New Roman" w:hAnsi="Times New Roman"/>
+          <w:color w:val="000000" w:themeColor="text1"/>
+          <w:lang w:val="en-HU" w:eastAsia="en-GB"/>
+        </w:rPr>
+        <w:t xml:space="preserve">Khan, M. S., Umer, H., &amp; Faruqe, F. (2024). Artificial intelligence for low income </w:t>
+      </w:r>
+      <w:r>
+        <w:rPr>
+          <w:rFonts w:ascii="Times New Roman" w:eastAsia="Times New Roman" w:hAnsi="Times New Roman"/>
+          <w:color w:val="000000" w:themeColor="text1"/>
+          <w:lang w:val="en-HU" w:eastAsia="en-GB"/>
+        </w:rPr>
+        <w:tab/>
+      </w:r>
+      <w:r>
+        <w:rPr>
+          <w:rFonts w:ascii="Times New Roman" w:eastAsia="Times New Roman" w:hAnsi="Times New Roman"/>
+          <w:color w:val="000000" w:themeColor="text1"/>
+          <w:lang w:val="en-HU" w:eastAsia="en-GB"/>
+        </w:rPr>
+        <w:t>countries. </w:t>
+      </w:r>
+      <w:r>
+        <w:rPr>
+          <w:rFonts w:ascii="Times New Roman" w:eastAsia="Times New Roman" w:hAnsi="Times New Roman"/>
+          <w:i/>
+          <w:iCs/>
+          <w:color w:val="000000" w:themeColor="text1"/>
+          <w:lang w:val="en-HU" w:eastAsia="en-GB"/>
+        </w:rPr>
+        <w:t>Humanities and Social Sciences Communications, 11</w:t>
+      </w:r>
+      <w:r>
+        <w:rPr>
+          <w:rFonts w:ascii="Times New Roman" w:eastAsia="Times New Roman" w:hAnsi="Times New Roman"/>
+          <w:color w:val="000000" w:themeColor="text1"/>
+          <w:lang w:val="en-HU" w:eastAsia="en-GB"/>
+        </w:rPr>
+        <w:t xml:space="preserve">(1), </w:t>
+      </w:r>
+      <w:r>
+        <w:rPr>
+          <w:rFonts w:ascii="Times New Roman" w:eastAsia="Times New Roman" w:hAnsi="Times New Roman"/>
+          <w:color w:val="000000" w:themeColor="text1"/>
+          <w:lang w:val="en-HU" w:eastAsia="en-GB"/>
+        </w:rPr>
+        <w:tab/>
+      </w:r>
+      <w:r>
+        <w:rPr>
+          <w:rFonts w:ascii="Times New Roman" w:eastAsia="Times New Roman" w:hAnsi="Times New Roman"/>
+          <w:color w:val="000000" w:themeColor="text1"/>
+          <w:lang w:val="en-HU" w:eastAsia="en-GB"/>
+        </w:rPr>
+        <w:t>1422. </w:t>
+      </w:r>
+      <w:hyperlink r:id="rId32" w:history="1">
+        <w:r>
+          <w:rPr>
+            <w:rFonts w:ascii="Times New Roman" w:eastAsia="Times New Roman" w:hAnsi="Times New Roman"/>
+            <w:color w:val="000000" w:themeColor="text1"/>
+            <w:u w:val="single"/>
+            <w:lang w:val="en-HU" w:eastAsia="en-GB"/>
+          </w:rPr>
+          <w:t>https://doi.org/10.1057/s41599-024-03947-w</w:t>
+        </w:r>
+      </w:hyperlink>
+    </w:p>
+    <w:p>
+      <w:pPr>
+        <w:spacing w:before="100" w:beforeAutospacing="1" w:after="100" w:afterAutospacing="1"/>
+        <w:ind w:firstLine="0"/>
+        <w:jc w:val="left"/>
+        <w:rPr>
+          <w:rFonts w:ascii="Times New Roman" w:eastAsia="Times New Roman" w:hAnsi="Times New Roman"/>
+          <w:color w:val="000000" w:themeColor="text1"/>
+          <w:lang w:val="en-HU" w:eastAsia="en-GB"/>
+        </w:rPr>
+      </w:pPr>
+      <w:r>
+        <w:rPr>
+          <w:rFonts w:ascii="Times New Roman" w:eastAsia="Times New Roman" w:hAnsi="Times New Roman"/>
+          <w:color w:val="000000" w:themeColor="text1"/>
+          <w:lang w:val="en-HU" w:eastAsia="en-GB"/>
+        </w:rPr>
+        <w:lastRenderedPageBreak/>
+        <w:t xml:space="preserve">Liu, F., &amp; Liang, C. (2025). Analyzing wealth distribution effects of artificial intelligence: A </w:t>
+      </w:r>
+      <w:r>
+        <w:rPr>
+          <w:rFonts w:ascii="Times New Roman" w:eastAsia="Times New Roman" w:hAnsi="Times New Roman"/>
+          <w:color w:val="000000" w:themeColor="text1"/>
+          <w:lang w:val="en-HU" w:eastAsia="en-GB"/>
+        </w:rPr>
+        <w:tab/>
+      </w:r>
+      <w:r>
+        <w:rPr>
+          <w:rFonts w:ascii="Times New Roman" w:eastAsia="Times New Roman" w:hAnsi="Times New Roman"/>
+          <w:color w:val="000000" w:themeColor="text1"/>
+          <w:lang w:val="en-HU" w:eastAsia="en-GB"/>
+        </w:rPr>
+        <w:t>dynamic stochastic general equilibrium approach. </w:t>
+      </w:r>
+      <w:r>
+        <w:rPr>
+          <w:rFonts w:ascii="Times New Roman" w:eastAsia="Times New Roman" w:hAnsi="Times New Roman"/>
+          <w:i/>
+          <w:iCs/>
+          <w:color w:val="000000" w:themeColor="text1"/>
+          <w:lang w:val="en-HU" w:eastAsia="en-GB"/>
+        </w:rPr>
+        <w:t>Heliyon, 11</w:t>
+      </w:r>
+      <w:r>
+        <w:rPr>
+          <w:rFonts w:ascii="Times New Roman" w:eastAsia="Times New Roman" w:hAnsi="Times New Roman"/>
+          <w:color w:val="000000" w:themeColor="text1"/>
+          <w:lang w:val="en-HU" w:eastAsia="en-GB"/>
+        </w:rPr>
+        <w:t xml:space="preserve">(2), </w:t>
+      </w:r>
+      <w:r>
+        <w:rPr>
+          <w:rFonts w:ascii="Times New Roman" w:eastAsia="Times New Roman" w:hAnsi="Times New Roman"/>
+          <w:color w:val="000000" w:themeColor="text1"/>
+          <w:lang w:val="en-HU" w:eastAsia="en-GB"/>
+        </w:rPr>
+        <w:tab/>
+      </w:r>
+      <w:r>
+        <w:rPr>
+          <w:rFonts w:ascii="Times New Roman" w:eastAsia="Times New Roman" w:hAnsi="Times New Roman"/>
+          <w:color w:val="000000" w:themeColor="text1"/>
+          <w:lang w:val="en-HU" w:eastAsia="en-GB"/>
+        </w:rPr>
+        <w:t>e41943. </w:t>
+      </w:r>
+      <w:hyperlink r:id="rId33" w:history="1">
+        <w:r>
+          <w:rPr>
+            <w:rFonts w:ascii="Times New Roman" w:eastAsia="Times New Roman" w:hAnsi="Times New Roman"/>
+            <w:color w:val="000000" w:themeColor="text1"/>
+            <w:u w:val="single"/>
+            <w:lang w:val="en-HU" w:eastAsia="en-GB"/>
+          </w:rPr>
+          <w:t>https://doi.org/10.1016/j.heliyon.2025.e41943</w:t>
+        </w:r>
+      </w:hyperlink>
+    </w:p>
+    <w:p>
+      <w:pPr>
+        <w:spacing w:before="100" w:beforeAutospacing="1" w:after="100" w:afterAutospacing="1"/>
+        <w:ind w:firstLine="0"/>
+        <w:jc w:val="left"/>
+        <w:rPr>
+          <w:rFonts w:ascii="Times New Roman" w:eastAsia="Times New Roman" w:hAnsi="Times New Roman"/>
+          <w:color w:val="000000" w:themeColor="text1"/>
+          <w:lang w:val="en-HU" w:eastAsia="en-GB"/>
+        </w:rPr>
+      </w:pPr>
+      <w:r>
+        <w:rPr>
+          <w:rFonts w:ascii="Times New Roman" w:eastAsia="Times New Roman" w:hAnsi="Times New Roman"/>
+          <w:color w:val="000000" w:themeColor="text1"/>
+          <w:lang w:val="en-HU" w:eastAsia="en-GB"/>
+        </w:rPr>
+        <w:t>Miah, M. (2025). Ethical AI for inclusive economic growth. </w:t>
+      </w:r>
+      <w:r>
+        <w:rPr>
+          <w:rFonts w:ascii="Times New Roman" w:eastAsia="Times New Roman" w:hAnsi="Times New Roman"/>
+          <w:i/>
+          <w:iCs/>
+          <w:color w:val="000000" w:themeColor="text1"/>
+          <w:lang w:val="en-HU" w:eastAsia="en-GB"/>
+        </w:rPr>
+        <w:t>Informatica Economica, 29</w:t>
+      </w:r>
+      <w:r>
+        <w:rPr>
+          <w:rFonts w:ascii="Times New Roman" w:eastAsia="Times New Roman" w:hAnsi="Times New Roman"/>
+          <w:color w:val="000000" w:themeColor="text1"/>
+          <w:lang w:val="en-HU" w:eastAsia="en-GB"/>
+        </w:rPr>
+        <w:t>(4), 35–</w:t>
+      </w:r>
+      <w:r>
+        <w:rPr>
+          <w:rFonts w:ascii="Times New Roman" w:eastAsia="Times New Roman" w:hAnsi="Times New Roman"/>
+          <w:color w:val="000000" w:themeColor="text1"/>
+          <w:lang w:val="en-HU" w:eastAsia="en-GB"/>
+        </w:rPr>
+        <w:tab/>
+      </w:r>
+      <w:r>
+        <w:rPr>
+          <w:rFonts w:ascii="Times New Roman" w:eastAsia="Times New Roman" w:hAnsi="Times New Roman"/>
+          <w:color w:val="000000" w:themeColor="text1"/>
+          <w:lang w:val="en-HU" w:eastAsia="en-GB"/>
+        </w:rPr>
+        <w:t>46. </w:t>
+      </w:r>
+      <w:hyperlink r:id="rId34" w:history="1">
+        <w:r>
+          <w:rPr>
+            <w:rFonts w:ascii="Times New Roman" w:eastAsia="Times New Roman" w:hAnsi="Times New Roman"/>
+            <w:color w:val="000000" w:themeColor="text1"/>
+            <w:u w:val="single"/>
+            <w:lang w:val="en-HU" w:eastAsia="en-GB"/>
+          </w:rPr>
+          <w:t>https://doi.org/10.24818/issn14531305/29.4.2025.04</w:t>
+        </w:r>
+      </w:hyperlink>
+    </w:p>
+    <w:p>
+      <w:pPr>
+        <w:spacing w:before="100" w:beforeAutospacing="1" w:after="100" w:afterAutospacing="1"/>
+        <w:ind w:firstLine="0"/>
+        <w:jc w:val="left"/>
+        <w:rPr>
+          <w:rFonts w:ascii="Times New Roman" w:eastAsia="Times New Roman" w:hAnsi="Times New Roman"/>
+          <w:color w:val="000000" w:themeColor="text1"/>
+          <w:lang w:val="en-HU" w:eastAsia="en-GB"/>
+        </w:rPr>
+      </w:pPr>
+      <w:r>
+        <w:rPr>
+          <w:rFonts w:ascii="Times New Roman" w:eastAsia="Times New Roman" w:hAnsi="Times New Roman"/>
+          <w:color w:val="000000" w:themeColor="text1"/>
+          <w:lang w:val="en-HU" w:eastAsia="en-GB"/>
+        </w:rPr>
+        <w:t xml:space="preserve">Minniti, A., Prettner, K., &amp; Venturini, F. (2025). AI innovation and the labor share in European </w:t>
+      </w:r>
+      <w:r>
+        <w:rPr>
+          <w:rFonts w:ascii="Times New Roman" w:eastAsia="Times New Roman" w:hAnsi="Times New Roman"/>
+          <w:color w:val="000000" w:themeColor="text1"/>
+          <w:lang w:val="en-HU" w:eastAsia="en-GB"/>
+        </w:rPr>
+        <w:tab/>
+      </w:r>
+      <w:r>
+        <w:rPr>
+          <w:rFonts w:ascii="Times New Roman" w:eastAsia="Times New Roman" w:hAnsi="Times New Roman"/>
+          <w:color w:val="000000" w:themeColor="text1"/>
+          <w:lang w:val="en-HU" w:eastAsia="en-GB"/>
+        </w:rPr>
+        <w:t>regions. </w:t>
+      </w:r>
+      <w:r>
+        <w:rPr>
+          <w:rFonts w:ascii="Times New Roman" w:eastAsia="Times New Roman" w:hAnsi="Times New Roman"/>
+          <w:i/>
+          <w:iCs/>
+          <w:color w:val="000000" w:themeColor="text1"/>
+          <w:lang w:val="en-HU" w:eastAsia="en-GB"/>
+        </w:rPr>
+        <w:t>European Economic Review, 177</w:t>
+      </w:r>
+      <w:r>
+        <w:rPr>
+          <w:rFonts w:ascii="Times New Roman" w:eastAsia="Times New Roman" w:hAnsi="Times New Roman"/>
+          <w:color w:val="000000" w:themeColor="text1"/>
+          <w:lang w:val="en-HU" w:eastAsia="en-GB"/>
+        </w:rPr>
+        <w:t xml:space="preserve">, </w:t>
+      </w:r>
+      <w:r>
+        <w:rPr>
+          <w:rFonts w:ascii="Times New Roman" w:eastAsia="Times New Roman" w:hAnsi="Times New Roman"/>
+          <w:color w:val="000000" w:themeColor="text1"/>
+          <w:lang w:val="en-HU" w:eastAsia="en-GB"/>
+        </w:rPr>
+        <w:tab/>
+      </w:r>
+      <w:r>
+        <w:rPr>
+          <w:rFonts w:ascii="Times New Roman" w:eastAsia="Times New Roman" w:hAnsi="Times New Roman"/>
+          <w:color w:val="000000" w:themeColor="text1"/>
+          <w:lang w:val="en-HU" w:eastAsia="en-GB"/>
+        </w:rPr>
+        <w:t>105043. </w:t>
+      </w:r>
+      <w:hyperlink r:id="rId35" w:history="1">
+        <w:r>
+          <w:rPr>
+            <w:rFonts w:ascii="Times New Roman" w:eastAsia="Times New Roman" w:hAnsi="Times New Roman"/>
+            <w:color w:val="000000" w:themeColor="text1"/>
+            <w:u w:val="single"/>
+            <w:lang w:val="en-HU" w:eastAsia="en-GB"/>
+          </w:rPr>
+          <w:t>https://doi.org/10.1016/j.euroecorev.2025.105043</w:t>
+        </w:r>
+      </w:hyperlink>
+    </w:p>
+    <w:p>
+      <w:pPr>
+        <w:spacing w:before="100" w:beforeAutospacing="1" w:after="100" w:afterAutospacing="1"/>
+        <w:ind w:firstLine="0"/>
+        <w:jc w:val="left"/>
+        <w:rPr>
+          <w:rFonts w:ascii="Times New Roman" w:eastAsia="Times New Roman" w:hAnsi="Times New Roman"/>
+          <w:color w:val="000000" w:themeColor="text1"/>
+          <w:lang w:val="en-HU" w:eastAsia="en-GB"/>
+        </w:rPr>
+      </w:pPr>
+      <w:r>
+        <w:rPr>
+          <w:rFonts w:ascii="Times New Roman" w:eastAsia="Times New Roman" w:hAnsi="Times New Roman"/>
+          <w:color w:val="000000" w:themeColor="text1"/>
+          <w:lang w:val="en-HU" w:eastAsia="en-GB"/>
+        </w:rPr>
+        <w:t>Rogers, E. M. (1983). </w:t>
+      </w:r>
+      <w:r>
+        <w:rPr>
+          <w:rFonts w:ascii="Times New Roman" w:eastAsia="Times New Roman" w:hAnsi="Times New Roman"/>
+          <w:i/>
+          <w:iCs/>
+          <w:color w:val="000000" w:themeColor="text1"/>
+          <w:lang w:val="en-HU" w:eastAsia="en-GB"/>
+        </w:rPr>
+        <w:t>Diffusion of innovations</w:t>
+      </w:r>
+      <w:r>
+        <w:rPr>
+          <w:rFonts w:ascii="Times New Roman" w:eastAsia="Times New Roman" w:hAnsi="Times New Roman"/>
+          <w:color w:val="000000" w:themeColor="text1"/>
+          <w:lang w:val="en-HU" w:eastAsia="en-GB"/>
+        </w:rPr>
+        <w:t> (3rd ed.). Free Press.</w:t>
+      </w:r>
+    </w:p>
+    <w:p>
+      <w:pPr>
+        <w:spacing w:before="100" w:beforeAutospacing="1" w:after="100" w:afterAutospacing="1"/>
+        <w:ind w:firstLine="0"/>
+        <w:jc w:val="left"/>
+        <w:rPr>
+          <w:rFonts w:ascii="Times New Roman" w:eastAsia="Times New Roman" w:hAnsi="Times New Roman"/>
+          <w:color w:val="000000" w:themeColor="text1"/>
+          <w:lang w:val="en-HU" w:eastAsia="en-GB"/>
+        </w:rPr>
+      </w:pPr>
+      <w:r>
+        <w:rPr>
+          <w:rFonts w:ascii="Times New Roman" w:eastAsia="Times New Roman" w:hAnsi="Times New Roman"/>
+          <w:color w:val="000000" w:themeColor="text1"/>
+          <w:lang w:val="en-HU" w:eastAsia="en-GB"/>
+        </w:rPr>
+        <w:t>Romer, P. M. (1990). Endogenous technological change. </w:t>
+      </w:r>
+      <w:r>
+        <w:rPr>
+          <w:rFonts w:ascii="Times New Roman" w:eastAsia="Times New Roman" w:hAnsi="Times New Roman"/>
+          <w:i/>
+          <w:iCs/>
+          <w:color w:val="000000" w:themeColor="text1"/>
+          <w:lang w:val="en-HU" w:eastAsia="en-GB"/>
+        </w:rPr>
+        <w:t>Journal of Political Economy, 98</w:t>
+      </w:r>
+      <w:r>
+        <w:rPr>
+          <w:rFonts w:ascii="Times New Roman" w:eastAsia="Times New Roman" w:hAnsi="Times New Roman"/>
+          <w:color w:val="000000" w:themeColor="text1"/>
+          <w:lang w:val="en-HU" w:eastAsia="en-GB"/>
+        </w:rPr>
+        <w:t xml:space="preserve">(5), </w:t>
+      </w:r>
+      <w:r>
+        <w:rPr>
+          <w:rFonts w:ascii="Times New Roman" w:eastAsia="Times New Roman" w:hAnsi="Times New Roman"/>
+          <w:color w:val="000000" w:themeColor="text1"/>
+          <w:lang w:val="en-HU" w:eastAsia="en-GB"/>
+        </w:rPr>
+        <w:tab/>
+      </w:r>
+      <w:r>
+        <w:rPr>
+          <w:rFonts w:ascii="Times New Roman" w:eastAsia="Times New Roman" w:hAnsi="Times New Roman"/>
+          <w:color w:val="000000" w:themeColor="text1"/>
+          <w:lang w:val="en-HU" w:eastAsia="en-GB"/>
+        </w:rPr>
+        <w:t>S71–S102. </w:t>
+      </w:r>
+      <w:hyperlink r:id="rId36" w:history="1">
+        <w:r>
+          <w:rPr>
+            <w:rFonts w:ascii="Times New Roman" w:eastAsia="Times New Roman" w:hAnsi="Times New Roman"/>
+            <w:color w:val="000000" w:themeColor="text1"/>
+            <w:u w:val="single"/>
+            <w:lang w:val="en-HU" w:eastAsia="en-GB"/>
+          </w:rPr>
+          <w:t>https://doi.org/10.1086/261725</w:t>
+        </w:r>
+      </w:hyperlink>
+    </w:p>
+    <w:p>
+      <w:pPr>
+        <w:spacing w:before="100" w:beforeAutospacing="1" w:after="100" w:afterAutospacing="1"/>
+        <w:ind w:firstLine="0"/>
+        <w:jc w:val="left"/>
+        <w:rPr>
+          <w:rFonts w:ascii="Times New Roman" w:eastAsia="Times New Roman" w:hAnsi="Times New Roman"/>
+          <w:color w:val="000000" w:themeColor="text1"/>
+          <w:lang w:val="en-HU" w:eastAsia="en-GB"/>
+        </w:rPr>
+      </w:pPr>
+      <w:r>
+        <w:rPr>
+          <w:rFonts w:ascii="Times New Roman" w:eastAsia="Times New Roman" w:hAnsi="Times New Roman"/>
+          <w:color w:val="000000" w:themeColor="text1"/>
+          <w:lang w:val="en-HU" w:eastAsia="en-GB"/>
+        </w:rPr>
+        <w:t>Turing, A. M. (1950). Computing machinery and intelligence. </w:t>
+      </w:r>
+      <w:r>
+        <w:rPr>
+          <w:rFonts w:ascii="Times New Roman" w:eastAsia="Times New Roman" w:hAnsi="Times New Roman"/>
+          <w:i/>
+          <w:iCs/>
+          <w:color w:val="000000" w:themeColor="text1"/>
+          <w:lang w:val="en-HU" w:eastAsia="en-GB"/>
+        </w:rPr>
+        <w:t>Mind, 59</w:t>
+      </w:r>
+      <w:r>
+        <w:rPr>
+          <w:rFonts w:ascii="Times New Roman" w:eastAsia="Times New Roman" w:hAnsi="Times New Roman"/>
+          <w:color w:val="000000" w:themeColor="text1"/>
+          <w:lang w:val="en-HU" w:eastAsia="en-GB"/>
+        </w:rPr>
+        <w:t>(236), 433–</w:t>
+      </w:r>
+      <w:r>
+        <w:rPr>
+          <w:rFonts w:ascii="Times New Roman" w:eastAsia="Times New Roman" w:hAnsi="Times New Roman"/>
+          <w:color w:val="000000" w:themeColor="text1"/>
+          <w:lang w:val="en-HU" w:eastAsia="en-GB"/>
+        </w:rPr>
+        <w:tab/>
+      </w:r>
+      <w:r>
+        <w:rPr>
+          <w:rFonts w:ascii="Times New Roman" w:eastAsia="Times New Roman" w:hAnsi="Times New Roman"/>
+          <w:color w:val="000000" w:themeColor="text1"/>
+          <w:lang w:val="en-HU" w:eastAsia="en-GB"/>
+        </w:rPr>
+        <w:t>460. </w:t>
+      </w:r>
+      <w:hyperlink r:id="rId37" w:history="1">
+        <w:r>
+          <w:rPr>
+            <w:rFonts w:ascii="Times New Roman" w:eastAsia="Times New Roman" w:hAnsi="Times New Roman"/>
+            <w:color w:val="000000" w:themeColor="text1"/>
+            <w:u w:val="single"/>
+            <w:lang w:val="en-HU" w:eastAsia="en-GB"/>
+          </w:rPr>
+          <w:t>https://doi.org/10.1093/mind/LIX.236.433</w:t>
+        </w:r>
+      </w:hyperlink>
+    </w:p>
+    <w:p>
+      <w:pPr>
+        <w:spacing w:before="100" w:beforeAutospacing="1" w:after="100" w:afterAutospacing="1"/>
+        <w:ind w:firstLine="0"/>
+        <w:jc w:val="left"/>
+        <w:rPr>
+          <w:rFonts w:ascii="Times New Roman" w:eastAsia="Times New Roman" w:hAnsi="Times New Roman"/>
+          <w:color w:val="000000" w:themeColor="text1"/>
+          <w:lang w:val="en-HU" w:eastAsia="en-GB"/>
+        </w:rPr>
+      </w:pPr>
+      <w:r>
+        <w:rPr>
+          <w:rFonts w:ascii="Times New Roman" w:eastAsia="Times New Roman" w:hAnsi="Times New Roman"/>
+          <w:color w:val="000000" w:themeColor="text1"/>
+          <w:lang w:val="en-HU" w:eastAsia="en-GB"/>
+        </w:rPr>
+        <w:t>World Bank. (n.d.). </w:t>
+      </w:r>
+      <w:r>
+        <w:rPr>
+          <w:rFonts w:ascii="Times New Roman" w:eastAsia="Times New Roman" w:hAnsi="Times New Roman"/>
+          <w:i/>
+          <w:iCs/>
+          <w:color w:val="000000" w:themeColor="text1"/>
+          <w:lang w:val="en-HU" w:eastAsia="en-GB"/>
+        </w:rPr>
+        <w:t>GDP per capita growth (annual %)</w:t>
+      </w:r>
+      <w:r>
+        <w:rPr>
+          <w:rFonts w:ascii="Times New Roman" w:eastAsia="Times New Roman" w:hAnsi="Times New Roman"/>
+          <w:color w:val="000000" w:themeColor="text1"/>
+          <w:lang w:val="en-HU" w:eastAsia="en-GB"/>
+        </w:rPr>
+        <w:t xml:space="preserve">. World Development Indicators. </w:t>
+      </w:r>
+      <w:r>
+        <w:rPr>
+          <w:rFonts w:ascii="Times New Roman" w:eastAsia="Times New Roman" w:hAnsi="Times New Roman"/>
+          <w:color w:val="000000" w:themeColor="text1"/>
+          <w:lang w:val="en-HU" w:eastAsia="en-GB"/>
+        </w:rPr>
+        <w:tab/>
+      </w:r>
+      <w:r>
+        <w:rPr>
+          <w:rFonts w:ascii="Times New Roman" w:eastAsia="Times New Roman" w:hAnsi="Times New Roman"/>
+          <w:color w:val="000000" w:themeColor="text1"/>
+          <w:lang w:val="en-HU" w:eastAsia="en-GB"/>
+        </w:rPr>
+        <w:t xml:space="preserve">Retrieved February 24, 2026, </w:t>
+      </w:r>
+      <w:r>
+        <w:rPr>
+          <w:rFonts w:ascii="Times New Roman" w:eastAsia="Times New Roman" w:hAnsi="Times New Roman"/>
+          <w:color w:val="000000" w:themeColor="text1"/>
+          <w:lang w:val="en-HU" w:eastAsia="en-GB"/>
+        </w:rPr>
+        <w:tab/>
+      </w:r>
+      <w:r>
+        <w:rPr>
+          <w:rFonts w:ascii="Times New Roman" w:eastAsia="Times New Roman" w:hAnsi="Times New Roman"/>
+          <w:color w:val="000000" w:themeColor="text1"/>
+          <w:lang w:val="en-HU" w:eastAsia="en-GB"/>
+        </w:rPr>
+        <w:t>from </w:t>
+      </w:r>
+      <w:hyperlink r:id="rId38" w:history="1">
+        <w:r>
+          <w:rPr>
+            <w:rFonts w:ascii="Times New Roman" w:eastAsia="Times New Roman" w:hAnsi="Times New Roman"/>
+            <w:color w:val="000000" w:themeColor="text1"/>
+            <w:u w:val="single"/>
+            <w:lang w:val="en-HU" w:eastAsia="en-GB"/>
+          </w:rPr>
+          <w:t>https://data.worldbank.org/indicator/NY.GDP.PCAP.KD.ZG</w:t>
+        </w:r>
+      </w:hyperlink>
+    </w:p>
+    <w:p>
+      <w:pPr>
+        <w:spacing w:before="100" w:beforeAutospacing="1" w:after="100" w:afterAutospacing="1"/>
+        <w:ind w:firstLine="0"/>
+        <w:jc w:val="left"/>
+        <w:rPr>
+          <w:rFonts w:ascii="Times New Roman" w:eastAsia="Times New Roman" w:hAnsi="Times New Roman"/>
+          <w:color w:val="000000" w:themeColor="text1"/>
+          <w:lang w:val="en-HU" w:eastAsia="en-GB"/>
+        </w:rPr>
+      </w:pPr>
+      <w:r>
+        <w:rPr>
+          <w:rFonts w:ascii="Times New Roman" w:eastAsia="Times New Roman" w:hAnsi="Times New Roman"/>
+          <w:color w:val="000000" w:themeColor="text1"/>
+          <w:lang w:val="en-HU" w:eastAsia="en-GB"/>
+        </w:rPr>
+        <w:t>World Bank. (n.d.). </w:t>
+      </w:r>
+      <w:r>
+        <w:rPr>
+          <w:rFonts w:ascii="Times New Roman" w:eastAsia="Times New Roman" w:hAnsi="Times New Roman"/>
+          <w:i/>
+          <w:iCs/>
+          <w:color w:val="000000" w:themeColor="text1"/>
+          <w:lang w:val="en-HU" w:eastAsia="en-GB"/>
+        </w:rPr>
+        <w:t>Gross capital formation (% of GDP)</w:t>
+      </w:r>
+      <w:r>
+        <w:rPr>
+          <w:rFonts w:ascii="Times New Roman" w:eastAsia="Times New Roman" w:hAnsi="Times New Roman"/>
+          <w:color w:val="000000" w:themeColor="text1"/>
+          <w:lang w:val="en-HU" w:eastAsia="en-GB"/>
+        </w:rPr>
+        <w:t xml:space="preserve">. World Development Indicators. </w:t>
+      </w:r>
+      <w:r>
+        <w:rPr>
+          <w:rFonts w:ascii="Times New Roman" w:eastAsia="Times New Roman" w:hAnsi="Times New Roman"/>
+          <w:color w:val="000000" w:themeColor="text1"/>
+          <w:lang w:val="en-HU" w:eastAsia="en-GB"/>
+        </w:rPr>
+        <w:tab/>
+      </w:r>
+      <w:r>
+        <w:rPr>
+          <w:rFonts w:ascii="Times New Roman" w:eastAsia="Times New Roman" w:hAnsi="Times New Roman"/>
+          <w:color w:val="000000" w:themeColor="text1"/>
+          <w:lang w:val="en-HU" w:eastAsia="en-GB"/>
+        </w:rPr>
+        <w:t xml:space="preserve">Retrieved February 24, 2026, </w:t>
+      </w:r>
+      <w:r>
+        <w:rPr>
+          <w:rFonts w:ascii="Times New Roman" w:eastAsia="Times New Roman" w:hAnsi="Times New Roman"/>
+          <w:color w:val="000000" w:themeColor="text1"/>
+          <w:lang w:val="en-HU" w:eastAsia="en-GB"/>
+        </w:rPr>
+        <w:tab/>
+      </w:r>
+      <w:r>
+        <w:rPr>
+          <w:rFonts w:ascii="Times New Roman" w:eastAsia="Times New Roman" w:hAnsi="Times New Roman"/>
+          <w:color w:val="000000" w:themeColor="text1"/>
+          <w:lang w:val="en-HU" w:eastAsia="en-GB"/>
+        </w:rPr>
+        <w:t>from </w:t>
+      </w:r>
+      <w:hyperlink r:id="rId39" w:history="1">
+        <w:r>
+          <w:rPr>
+            <w:rFonts w:ascii="Times New Roman" w:eastAsia="Times New Roman" w:hAnsi="Times New Roman"/>
+            <w:color w:val="000000" w:themeColor="text1"/>
+            <w:u w:val="single"/>
+            <w:lang w:val="en-HU" w:eastAsia="en-GB"/>
+          </w:rPr>
+          <w:t>https://data.worldbank.org/indicator/NE.GDI.TOTL.ZS</w:t>
+        </w:r>
+      </w:hyperlink>
+    </w:p>
+    <w:p>
+      <w:pPr>
+        <w:spacing w:before="100" w:beforeAutospacing="1" w:after="100" w:afterAutospacing="1"/>
+        <w:ind w:firstLine="0"/>
+        <w:jc w:val="left"/>
+        <w:rPr>
+          <w:rFonts w:ascii="Times New Roman" w:eastAsia="Times New Roman" w:hAnsi="Times New Roman"/>
+          <w:color w:val="000000" w:themeColor="text1"/>
+          <w:lang w:val="en-HU" w:eastAsia="en-GB"/>
+        </w:rPr>
+      </w:pPr>
+      <w:r>
+        <w:rPr>
+          <w:rFonts w:ascii="Times New Roman" w:eastAsia="Times New Roman" w:hAnsi="Times New Roman"/>
+          <w:color w:val="000000" w:themeColor="text1"/>
+          <w:lang w:val="en-HU" w:eastAsia="en-GB"/>
+        </w:rPr>
+        <w:t>World Bank. (n.d.). </w:t>
+      </w:r>
+      <w:r>
+        <w:rPr>
+          <w:rFonts w:ascii="Times New Roman" w:eastAsia="Times New Roman" w:hAnsi="Times New Roman"/>
+          <w:i/>
+          <w:iCs/>
+          <w:color w:val="000000" w:themeColor="text1"/>
+          <w:lang w:val="en-HU" w:eastAsia="en-GB"/>
+        </w:rPr>
+        <w:t>Foreign direct investment, net inflows (% of GDP)</w:t>
+      </w:r>
+      <w:r>
+        <w:rPr>
+          <w:rFonts w:ascii="Times New Roman" w:eastAsia="Times New Roman" w:hAnsi="Times New Roman"/>
+          <w:color w:val="000000" w:themeColor="text1"/>
+          <w:lang w:val="en-HU" w:eastAsia="en-GB"/>
+        </w:rPr>
+        <w:t xml:space="preserve">. World Development </w:t>
+      </w:r>
+      <w:r>
+        <w:rPr>
+          <w:rFonts w:ascii="Times New Roman" w:eastAsia="Times New Roman" w:hAnsi="Times New Roman"/>
+          <w:color w:val="000000" w:themeColor="text1"/>
+          <w:lang w:val="en-HU" w:eastAsia="en-GB"/>
+        </w:rPr>
+        <w:tab/>
+      </w:r>
+      <w:r>
+        <w:rPr>
+          <w:rFonts w:ascii="Times New Roman" w:eastAsia="Times New Roman" w:hAnsi="Times New Roman"/>
+          <w:color w:val="000000" w:themeColor="text1"/>
+          <w:lang w:val="en-HU" w:eastAsia="en-GB"/>
+        </w:rPr>
+        <w:t xml:space="preserve">Indicators. Retrieved February 24, 2026, </w:t>
+      </w:r>
+      <w:r>
+        <w:rPr>
+          <w:rFonts w:ascii="Times New Roman" w:eastAsia="Times New Roman" w:hAnsi="Times New Roman"/>
+          <w:color w:val="000000" w:themeColor="text1"/>
+          <w:lang w:val="en-HU" w:eastAsia="en-GB"/>
+        </w:rPr>
+        <w:tab/>
+      </w:r>
+      <w:r>
+        <w:rPr>
+          <w:rFonts w:ascii="Times New Roman" w:eastAsia="Times New Roman" w:hAnsi="Times New Roman"/>
+          <w:color w:val="000000" w:themeColor="text1"/>
+          <w:lang w:val="en-HU" w:eastAsia="en-GB"/>
+        </w:rPr>
+        <w:t>from </w:t>
+      </w:r>
+      <w:hyperlink r:id="rId40" w:history="1">
+        <w:r>
+          <w:rPr>
+            <w:rFonts w:ascii="Times New Roman" w:eastAsia="Times New Roman" w:hAnsi="Times New Roman"/>
+            <w:color w:val="000000" w:themeColor="text1"/>
+            <w:u w:val="single"/>
+            <w:lang w:val="en-HU" w:eastAsia="en-GB"/>
+          </w:rPr>
+          <w:t>https://data.worldbank.org/indicator/BX.KLT.DINV.WD.GD.ZS</w:t>
+        </w:r>
+      </w:hyperlink>
+    </w:p>
+    <w:p>
+      <w:pPr>
+        <w:spacing w:before="100" w:beforeAutospacing="1" w:after="100" w:afterAutospacing="1"/>
+        <w:ind w:firstLine="0"/>
+        <w:jc w:val="left"/>
+        <w:rPr>
+          <w:rFonts w:ascii="Times New Roman" w:eastAsia="Times New Roman" w:hAnsi="Times New Roman"/>
+          <w:color w:val="000000" w:themeColor="text1"/>
+          <w:lang w:val="en-HU" w:eastAsia="en-GB"/>
+        </w:rPr>
+      </w:pPr>
+      <w:r>
+        <w:rPr>
+          <w:rFonts w:ascii="Times New Roman" w:eastAsia="Times New Roman" w:hAnsi="Times New Roman"/>
+          <w:color w:val="000000" w:themeColor="text1"/>
+          <w:lang w:val="en-HU" w:eastAsia="en-GB"/>
+        </w:rPr>
+        <w:t>World Bank. (n.d.). </w:t>
+      </w:r>
+      <w:r>
+        <w:rPr>
+          <w:rFonts w:ascii="Times New Roman" w:eastAsia="Times New Roman" w:hAnsi="Times New Roman"/>
+          <w:i/>
+          <w:iCs/>
+          <w:color w:val="000000" w:themeColor="text1"/>
+          <w:lang w:val="en-HU" w:eastAsia="en-GB"/>
+        </w:rPr>
+        <w:t>Trade (% of GDP)</w:t>
+      </w:r>
+      <w:r>
+        <w:rPr>
+          <w:rFonts w:ascii="Times New Roman" w:eastAsia="Times New Roman" w:hAnsi="Times New Roman"/>
+          <w:color w:val="000000" w:themeColor="text1"/>
+          <w:lang w:val="en-HU" w:eastAsia="en-GB"/>
+        </w:rPr>
+        <w:t xml:space="preserve">. World Development Indicators. Retrieved February 24, </w:t>
+      </w:r>
+      <w:r>
+        <w:rPr>
+          <w:rFonts w:ascii="Times New Roman" w:eastAsia="Times New Roman" w:hAnsi="Times New Roman"/>
+          <w:color w:val="000000" w:themeColor="text1"/>
+          <w:lang w:val="en-HU" w:eastAsia="en-GB"/>
+        </w:rPr>
+        <w:tab/>
+      </w:r>
+      <w:r>
+        <w:rPr>
+          <w:rFonts w:ascii="Times New Roman" w:eastAsia="Times New Roman" w:hAnsi="Times New Roman"/>
+          <w:color w:val="000000" w:themeColor="text1"/>
+          <w:lang w:val="en-HU" w:eastAsia="en-GB"/>
+        </w:rPr>
+        <w:t>2026, from </w:t>
+      </w:r>
+      <w:hyperlink r:id="rId41" w:history="1">
+        <w:r>
+          <w:rPr>
+            <w:rFonts w:ascii="Times New Roman" w:eastAsia="Times New Roman" w:hAnsi="Times New Roman"/>
+            <w:color w:val="000000" w:themeColor="text1"/>
+            <w:u w:val="single"/>
+            <w:lang w:val="en-HU" w:eastAsia="en-GB"/>
+          </w:rPr>
+          <w:t>https://data.worldbank.org/indicator/NE.TRD.GNFS.ZS</w:t>
+        </w:r>
+      </w:hyperlink>
+    </w:p>
+    <w:p>
+      <w:pPr>
+        <w:spacing w:before="100" w:beforeAutospacing="1" w:after="100" w:afterAutospacing="1"/>
+        <w:ind w:firstLine="0"/>
+        <w:jc w:val="left"/>
+        <w:rPr>
+          <w:rFonts w:ascii="Times New Roman" w:eastAsia="Times New Roman" w:hAnsi="Times New Roman"/>
+          <w:color w:val="000000" w:themeColor="text1"/>
+          <w:lang w:val="en-HU" w:eastAsia="en-GB"/>
+        </w:rPr>
+      </w:pPr>
+      <w:r>
+        <w:rPr>
+          <w:rFonts w:ascii="Times New Roman" w:eastAsia="Times New Roman" w:hAnsi="Times New Roman"/>
+          <w:color w:val="000000" w:themeColor="text1"/>
+          <w:lang w:val="en-HU" w:eastAsia="en-GB"/>
+        </w:rPr>
+        <w:lastRenderedPageBreak/>
+        <w:t>World Bank. (n.d.). </w:t>
+      </w:r>
+      <w:r>
+        <w:rPr>
+          <w:rFonts w:ascii="Times New Roman" w:eastAsia="Times New Roman" w:hAnsi="Times New Roman"/>
+          <w:i/>
+          <w:iCs/>
+          <w:color w:val="000000" w:themeColor="text1"/>
+          <w:lang w:val="en-HU" w:eastAsia="en-GB"/>
+        </w:rPr>
+        <w:t>Inflation, consumer prices (annual %)</w:t>
+      </w:r>
+      <w:r>
+        <w:rPr>
+          <w:rFonts w:ascii="Times New Roman" w:eastAsia="Times New Roman" w:hAnsi="Times New Roman"/>
+          <w:color w:val="000000" w:themeColor="text1"/>
+          <w:lang w:val="en-HU" w:eastAsia="en-GB"/>
+        </w:rPr>
+        <w:t xml:space="preserve">. World Development Indicators. </w:t>
+      </w:r>
+      <w:r>
+        <w:rPr>
+          <w:rFonts w:ascii="Times New Roman" w:eastAsia="Times New Roman" w:hAnsi="Times New Roman"/>
+          <w:color w:val="000000" w:themeColor="text1"/>
+          <w:lang w:val="en-HU" w:eastAsia="en-GB"/>
+        </w:rPr>
+        <w:tab/>
+      </w:r>
+      <w:r>
+        <w:rPr>
+          <w:rFonts w:ascii="Times New Roman" w:eastAsia="Times New Roman" w:hAnsi="Times New Roman"/>
+          <w:color w:val="000000" w:themeColor="text1"/>
+          <w:lang w:val="en-HU" w:eastAsia="en-GB"/>
+        </w:rPr>
+        <w:t>Retrieved February 24, 2026, from </w:t>
+      </w:r>
+      <w:hyperlink r:id="rId42" w:history="1">
+        <w:r>
+          <w:rPr>
+            <w:rFonts w:ascii="Times New Roman" w:eastAsia="Times New Roman" w:hAnsi="Times New Roman"/>
+            <w:color w:val="000000" w:themeColor="text1"/>
+            <w:u w:val="single"/>
+            <w:lang w:val="en-HU" w:eastAsia="en-GB"/>
+          </w:rPr>
+          <w:t>https://data.worldbank.org/indicator/FP.CPI.TOTL.ZG</w:t>
+        </w:r>
+      </w:hyperlink>
+    </w:p>
+    <w:p>
+      <w:pPr>
+        <w:spacing w:before="100" w:beforeAutospacing="1" w:after="100" w:afterAutospacing="1"/>
+        <w:ind w:firstLine="0"/>
+        <w:jc w:val="left"/>
+        <w:rPr>
+          <w:rFonts w:ascii="Times New Roman" w:eastAsia="Times New Roman" w:hAnsi="Times New Roman"/>
+          <w:color w:val="000000" w:themeColor="text1"/>
+          <w:lang w:val="en-HU" w:eastAsia="en-GB"/>
+        </w:rPr>
+      </w:pPr>
+      <w:r>
+        <w:rPr>
+          <w:rFonts w:ascii="Times New Roman" w:eastAsia="Times New Roman" w:hAnsi="Times New Roman"/>
+          <w:color w:val="000000" w:themeColor="text1"/>
+          <w:lang w:val="en-HU" w:eastAsia="en-GB"/>
+        </w:rPr>
+        <w:t>World Bank. (2024). </w:t>
+      </w:r>
+      <w:r>
+        <w:rPr>
+          <w:rFonts w:ascii="Times New Roman" w:eastAsia="Times New Roman" w:hAnsi="Times New Roman"/>
+          <w:i/>
+          <w:iCs/>
+          <w:color w:val="000000" w:themeColor="text1"/>
+          <w:lang w:val="en-HU" w:eastAsia="en-GB"/>
+        </w:rPr>
+        <w:t>Who on earth is using generative AI?</w:t>
+      </w:r>
+      <w:r>
+        <w:rPr>
+          <w:rFonts w:ascii="Times New Roman" w:eastAsia="Times New Roman" w:hAnsi="Times New Roman"/>
+          <w:color w:val="000000" w:themeColor="text1"/>
+          <w:lang w:val="en-HU" w:eastAsia="en-GB"/>
+        </w:rPr>
+        <w:t xml:space="preserve"> Policy Research Working Paper </w:t>
+      </w:r>
+      <w:r>
+        <w:rPr>
+          <w:rFonts w:ascii="Times New Roman" w:eastAsia="Times New Roman" w:hAnsi="Times New Roman"/>
+          <w:color w:val="000000" w:themeColor="text1"/>
+          <w:lang w:val="en-HU" w:eastAsia="en-GB"/>
+        </w:rPr>
+        <w:tab/>
+      </w:r>
+      <w:r>
+        <w:rPr>
+          <w:rFonts w:ascii="Times New Roman" w:eastAsia="Times New Roman" w:hAnsi="Times New Roman"/>
+          <w:color w:val="000000" w:themeColor="text1"/>
+          <w:lang w:val="en-HU" w:eastAsia="en-GB"/>
+        </w:rPr>
+        <w:t>10870. </w:t>
+      </w:r>
+      <w:hyperlink r:id="rId43" w:history="1">
+        <w:r>
+          <w:rPr>
+            <w:rFonts w:ascii="Times New Roman" w:eastAsia="Times New Roman" w:hAnsi="Times New Roman"/>
+            <w:color w:val="000000" w:themeColor="text1"/>
+            <w:u w:val="single"/>
+            <w:lang w:val="en-HU" w:eastAsia="en-GB"/>
+          </w:rPr>
+          <w:t>https://doi.org/10.1596/1813-9450-10870</w:t>
+        </w:r>
+      </w:hyperlink>
+    </w:p>
+    <w:p>
+      <w:pPr>
+        <w:spacing w:before="100" w:beforeAutospacing="1" w:after="100" w:afterAutospacing="1"/>
+        <w:ind w:firstLine="0"/>
+        <w:jc w:val="left"/>
+        <w:rPr>
+          <w:rFonts w:ascii="Times New Roman" w:eastAsia="Times New Roman" w:hAnsi="Times New Roman"/>
+          <w:color w:val="000000" w:themeColor="text1"/>
+          <w:lang w:val="en-HU" w:eastAsia="en-GB"/>
+        </w:rPr>
+      </w:pPr>
+      <w:r>
+        <w:rPr>
+          <w:rFonts w:ascii="Times New Roman" w:eastAsia="Times New Roman" w:hAnsi="Times New Roman"/>
+          <w:color w:val="000000" w:themeColor="text1"/>
+          <w:lang w:val="en-HU" w:eastAsia="en-GB"/>
+        </w:rPr>
+        <w:t xml:space="preserve">Yang, C.-H. (2022). How artificial intelligence technology affects productivity and employment: </w:t>
+      </w:r>
+      <w:r>
+        <w:rPr>
+          <w:rFonts w:ascii="Times New Roman" w:eastAsia="Times New Roman" w:hAnsi="Times New Roman"/>
+          <w:color w:val="000000" w:themeColor="text1"/>
+          <w:lang w:val="en-HU" w:eastAsia="en-GB"/>
+        </w:rPr>
+        <w:tab/>
+      </w:r>
+      <w:r>
+        <w:rPr>
+          <w:rFonts w:ascii="Times New Roman" w:eastAsia="Times New Roman" w:hAnsi="Times New Roman"/>
+          <w:color w:val="000000" w:themeColor="text1"/>
+          <w:lang w:val="en-HU" w:eastAsia="en-GB"/>
+        </w:rPr>
+        <w:t>Firm-level evidence from Taiwan. </w:t>
+      </w:r>
+      <w:r>
+        <w:rPr>
+          <w:rFonts w:ascii="Times New Roman" w:eastAsia="Times New Roman" w:hAnsi="Times New Roman"/>
+          <w:i/>
+          <w:iCs/>
+          <w:color w:val="000000" w:themeColor="text1"/>
+          <w:lang w:val="en-HU" w:eastAsia="en-GB"/>
+        </w:rPr>
+        <w:t>Research Policy, 51</w:t>
+      </w:r>
+      <w:r>
+        <w:rPr>
+          <w:rFonts w:ascii="Times New Roman" w:eastAsia="Times New Roman" w:hAnsi="Times New Roman"/>
+          <w:color w:val="000000" w:themeColor="text1"/>
+          <w:lang w:val="en-HU" w:eastAsia="en-GB"/>
+        </w:rPr>
+        <w:t xml:space="preserve">(6), </w:t>
+      </w:r>
+      <w:r>
+        <w:rPr>
+          <w:rFonts w:ascii="Times New Roman" w:eastAsia="Times New Roman" w:hAnsi="Times New Roman"/>
+          <w:color w:val="000000" w:themeColor="text1"/>
+          <w:lang w:val="en-HU" w:eastAsia="en-GB"/>
+        </w:rPr>
+        <w:tab/>
+      </w:r>
+      <w:r>
+        <w:rPr>
+          <w:rFonts w:ascii="Times New Roman" w:eastAsia="Times New Roman" w:hAnsi="Times New Roman"/>
+          <w:color w:val="000000" w:themeColor="text1"/>
+          <w:lang w:val="en-HU" w:eastAsia="en-GB"/>
+        </w:rPr>
+        <w:t>104536. </w:t>
+      </w:r>
+      <w:hyperlink r:id="rId44" w:history="1">
+        <w:r>
+          <w:rPr>
+            <w:rFonts w:ascii="Times New Roman" w:eastAsia="Times New Roman" w:hAnsi="Times New Roman"/>
+            <w:color w:val="000000" w:themeColor="text1"/>
+            <w:u w:val="single"/>
+            <w:lang w:val="en-HU" w:eastAsia="en-GB"/>
+          </w:rPr>
+          <w:t>https://doi.org/10.1016/j.respol.2022.104536</w:t>
+        </w:r>
+      </w:hyperlink>
+    </w:p>
+    <w:p>
+      <w:pPr>
+        <w:spacing w:before="100" w:beforeAutospacing="1" w:after="100" w:afterAutospacing="1"/>
+        <w:ind w:firstLine="0"/>
+        <w:jc w:val="left"/>
+        <w:rPr>
+          <w:rFonts w:ascii="Times New Roman" w:eastAsia="Times New Roman" w:hAnsi="Times New Roman"/>
+          <w:color w:val="000000" w:themeColor="text1"/>
+          <w:u w:val="single"/>
+          <w:lang w:val="en-HU" w:eastAsia="en-GB"/>
+        </w:rPr>
+      </w:pPr>
+      <w:r>
+        <w:rPr>
+          <w:rFonts w:ascii="Times New Roman" w:eastAsia="Times New Roman" w:hAnsi="Times New Roman"/>
+          <w:color w:val="000000" w:themeColor="text1"/>
+          <w:lang w:val="en-HU" w:eastAsia="en-GB"/>
+        </w:rPr>
+        <w:t>United Nations Development Programme. (n.d.). </w:t>
+      </w:r>
+      <w:r>
+        <w:rPr>
+          <w:rFonts w:ascii="Times New Roman" w:eastAsia="Times New Roman" w:hAnsi="Times New Roman"/>
+          <w:i/>
+          <w:iCs/>
+          <w:color w:val="000000" w:themeColor="text1"/>
+          <w:lang w:val="en-HU" w:eastAsia="en-GB"/>
+        </w:rPr>
+        <w:t>Human Development Index (HDI) database</w:t>
+      </w:r>
+      <w:r>
+        <w:rPr>
+          <w:rFonts w:ascii="Times New Roman" w:eastAsia="Times New Roman" w:hAnsi="Times New Roman"/>
+          <w:color w:val="000000" w:themeColor="text1"/>
+          <w:lang w:val="en-HU" w:eastAsia="en-GB"/>
+        </w:rPr>
+        <w:t xml:space="preserve">. </w:t>
+      </w:r>
+      <w:r>
+        <w:rPr>
+          <w:rFonts w:ascii="Times New Roman" w:eastAsia="Times New Roman" w:hAnsi="Times New Roman"/>
+          <w:color w:val="000000" w:themeColor="text1"/>
+          <w:lang w:val="en-HU" w:eastAsia="en-GB"/>
+        </w:rPr>
+        <w:tab/>
+      </w:r>
+      <w:r>
+        <w:rPr>
+          <w:rFonts w:ascii="Times New Roman" w:eastAsia="Times New Roman" w:hAnsi="Times New Roman"/>
+          <w:color w:val="000000" w:themeColor="text1"/>
+          <w:lang w:val="en-HU" w:eastAsia="en-GB"/>
+        </w:rPr>
+        <w:t>Retrieved February 11, 2026, from </w:t>
+      </w:r>
+      <w:hyperlink r:id="rId45" w:history="1">
+        <w:r>
+          <w:rPr>
+            <w:rStyle w:val="Hyperlink"/>
+            <w:rFonts w:ascii="Times New Roman" w:eastAsia="Times New Roman" w:hAnsi="Times New Roman"/>
+            <w:lang w:val="en-HU" w:eastAsia="en-GB"/>
+          </w:rPr>
+          <w:t>https://hdr.undp.org/data-center/documentation-and-</w:t>
+        </w:r>
+        <w:r>
+          <w:rPr>
+            <w:rStyle w:val="Hyperlink"/>
+            <w:rFonts w:ascii="Times New Roman" w:eastAsia="Times New Roman" w:hAnsi="Times New Roman"/>
+            <w:u w:val="none"/>
+            <w:lang w:val="en-HU" w:eastAsia="en-GB"/>
+          </w:rPr>
+          <w:tab/>
+        </w:r>
+        <w:r>
+          <w:rPr>
+            <w:rStyle w:val="Hyperlink"/>
+            <w:rFonts w:ascii="Times New Roman" w:eastAsia="Times New Roman" w:hAnsi="Times New Roman"/>
+            <w:lang w:val="en-HU" w:eastAsia="en-GB"/>
+          </w:rPr>
+          <w:t>downloads</w:t>
+        </w:r>
+      </w:hyperlink>
+    </w:p>
+    <w:p>
+      <w:pPr>
+        <w:spacing w:before="100" w:beforeAutospacing="1" w:after="100" w:afterAutospacing="1"/>
+        <w:ind w:firstLine="0"/>
+        <w:jc w:val="left"/>
+        <w:rPr>
+          <w:rFonts w:ascii="Times New Roman" w:eastAsia="Times New Roman" w:hAnsi="Times New Roman"/>
+          <w:color w:val="000000" w:themeColor="text1"/>
+          <w:lang w:val="en-HU" w:eastAsia="en-GB"/>
+        </w:rPr>
+      </w:pPr>
+      <w:r>
+        <w:rPr>
+          <w:rFonts w:ascii="Times New Roman" w:eastAsia="Times New Roman" w:hAnsi="Times New Roman"/>
+          <w:color w:val="000000" w:themeColor="text1"/>
+          <w:lang w:val="en-HU" w:eastAsia="en-GB"/>
+        </w:rPr>
+        <w:t>International Monetary Fund. (n.d.). </w:t>
+      </w:r>
+      <w:r>
+        <w:rPr>
+          <w:rFonts w:ascii="Times New Roman" w:eastAsia="Times New Roman" w:hAnsi="Times New Roman"/>
+          <w:i/>
+          <w:iCs/>
+          <w:color w:val="000000" w:themeColor="text1"/>
+          <w:lang w:val="en-HU" w:eastAsia="en-GB"/>
+        </w:rPr>
+        <w:t>AI Preparedness Index (AIPI)</w:t>
+      </w:r>
+      <w:r>
+        <w:rPr>
+          <w:rFonts w:ascii="Times New Roman" w:eastAsia="Times New Roman" w:hAnsi="Times New Roman"/>
+          <w:color w:val="000000" w:themeColor="text1"/>
+          <w:lang w:val="en-HU" w:eastAsia="en-GB"/>
+        </w:rPr>
+        <w:t xml:space="preserve">. Retrieved February 11, 2026, </w:t>
+      </w:r>
+      <w:r>
+        <w:rPr>
+          <w:rFonts w:ascii="Times New Roman" w:eastAsia="Times New Roman" w:hAnsi="Times New Roman"/>
+          <w:color w:val="000000" w:themeColor="text1"/>
+          <w:lang w:val="en-HU" w:eastAsia="en-GB"/>
+        </w:rPr>
+        <w:tab/>
+      </w:r>
+      <w:r>
+        <w:rPr>
+          <w:rFonts w:ascii="Times New Roman" w:eastAsia="Times New Roman" w:hAnsi="Times New Roman"/>
+          <w:color w:val="000000" w:themeColor="text1"/>
+          <w:lang w:val="en-HU" w:eastAsia="en-GB"/>
+        </w:rPr>
+        <w:t>from </w:t>
+      </w:r>
+      <w:hyperlink r:id="rId46" w:history="1">
+        <w:r>
+          <w:rPr>
+            <w:rFonts w:ascii="Times New Roman" w:eastAsia="Times New Roman" w:hAnsi="Times New Roman"/>
+            <w:color w:val="000000" w:themeColor="text1"/>
+            <w:u w:val="single"/>
+            <w:lang w:val="en-HU" w:eastAsia="en-GB"/>
           </w:rPr>
           <w:t>https://www.imf.org/external/datamapper/AI_PI@AIPI</w:t>
         </w:r>
@@ -21520,1627 +23455,83 @@
     </w:p>
     <w:p>
       <w:pPr>
-        <w:spacing w:line="480" w:lineRule="auto"/>
-        <w:ind w:hanging="480"/>
-        <w:rPr>
-          <w:rFonts w:ascii="Times New Roman" w:hAnsi="Times New Roman"/>
-        </w:rPr>
-      </w:pPr>
-      <w:r>
-        <w:rPr>
-          <w:rFonts w:ascii="Times New Roman" w:hAnsi="Times New Roman"/>
+        <w:spacing w:before="100" w:beforeAutospacing="1" w:after="100" w:afterAutospacing="1"/>
+        <w:ind w:firstLine="0"/>
+        <w:jc w:val="left"/>
+        <w:rPr>
+          <w:rFonts w:ascii="Times New Roman" w:eastAsia="Times New Roman" w:hAnsi="Times New Roman"/>
+          <w:color w:val="000000" w:themeColor="text1"/>
+          <w:lang w:val="en-HU" w:eastAsia="en-GB"/>
+        </w:rPr>
+      </w:pPr>
+      <w:r>
+        <w:rPr>
+          <w:rFonts w:ascii="Times New Roman" w:eastAsia="Times New Roman" w:hAnsi="Times New Roman"/>
+          <w:color w:val="000000" w:themeColor="text1"/>
+          <w:lang w:val="en-HU" w:eastAsia="en-GB"/>
+        </w:rPr>
+        <w:t>Google. (n.d.). </w:t>
+      </w:r>
+      <w:r>
+        <w:rPr>
+          <w:rFonts w:ascii="Times New Roman" w:eastAsia="Times New Roman" w:hAnsi="Times New Roman"/>
           <w:i/>
           <w:iCs/>
-        </w:rPr>
-        <w:t>AI Tools in Society: Impacts on Cognitive Offloading and the Future of Critical Thinking</w:t>
-      </w:r>
-      <w:r>
-        <w:rPr>
-          <w:rFonts w:ascii="Times New Roman" w:hAnsi="Times New Roman"/>
-        </w:rPr>
-        <w:t xml:space="preserve">. (n.d.). Retrieved April 16, 2026, from </w:t>
-      </w:r>
-      <w:hyperlink r:id="rId22" w:history="1">
+          <w:color w:val="000000" w:themeColor="text1"/>
+          <w:lang w:val="en-HU" w:eastAsia="en-GB"/>
+        </w:rPr>
+        <w:t>Google Trends: Artificial intelligence</w:t>
+      </w:r>
+      <w:r>
+        <w:rPr>
+          <w:rFonts w:ascii="Times New Roman" w:eastAsia="Times New Roman" w:hAnsi="Times New Roman"/>
+          <w:color w:val="000000" w:themeColor="text1"/>
+          <w:lang w:val="en-HU" w:eastAsia="en-GB"/>
+        </w:rPr>
+        <w:t xml:space="preserve">. Retrieved February 11, 2026, </w:t>
+      </w:r>
+      <w:r>
+        <w:rPr>
+          <w:rFonts w:ascii="Times New Roman" w:eastAsia="Times New Roman" w:hAnsi="Times New Roman"/>
+          <w:color w:val="000000" w:themeColor="text1"/>
+          <w:lang w:val="en-HU" w:eastAsia="en-GB"/>
+        </w:rPr>
+        <w:tab/>
+      </w:r>
+      <w:r>
+        <w:rPr>
+          <w:rFonts w:ascii="Times New Roman" w:eastAsia="Times New Roman" w:hAnsi="Times New Roman"/>
+          <w:color w:val="000000" w:themeColor="text1"/>
+          <w:lang w:val="en-HU" w:eastAsia="en-GB"/>
+        </w:rPr>
+        <w:t>from </w:t>
+      </w:r>
+      <w:hyperlink r:id="rId47" w:history="1">
         <w:r>
           <w:rPr>
-            <w:rStyle w:val="Hyperlink"/>
-            <w:rFonts w:ascii="Times New Roman" w:hAnsi="Times New Roman"/>
+            <w:rFonts w:ascii="Times New Roman" w:eastAsia="Times New Roman" w:hAnsi="Times New Roman"/>
+            <w:color w:val="000000" w:themeColor="text1"/>
+            <w:u w:val="single"/>
+            <w:lang w:val="en-HU" w:eastAsia="en-GB"/>
           </w:rPr>
-          <w:t>https://www.mdpi.com/2075-4698/15/1/6</w:t>
+          <w:t>https://trends.google.com/trends/explore</w:t>
         </w:r>
       </w:hyperlink>
     </w:p>
     <w:p>
       <w:pPr>
-        <w:spacing w:line="480" w:lineRule="auto"/>
-        <w:ind w:hanging="480"/>
-        <w:rPr>
-          <w:rFonts w:ascii="Times New Roman" w:hAnsi="Times New Roman"/>
-        </w:rPr>
-      </w:pPr>
-      <w:r>
-        <w:rPr>
-          <w:rFonts w:ascii="Times New Roman" w:hAnsi="Times New Roman"/>
-          <w:i/>
-          <w:iCs/>
-        </w:rPr>
-        <w:t>Artificial Intelligence and Economic Growth | NBER</w:t>
-      </w:r>
-      <w:r>
-        <w:rPr>
-          <w:rFonts w:ascii="Times New Roman" w:hAnsi="Times New Roman"/>
-        </w:rPr>
-        <w:t xml:space="preserve">. (n.d.). Retrieved May 22, 2026, from </w:t>
-      </w:r>
-      <w:hyperlink r:id="rId23" w:history="1">
-        <w:r>
-          <w:rPr>
-            <w:rStyle w:val="Hyperlink"/>
-            <w:rFonts w:ascii="Times New Roman" w:hAnsi="Times New Roman"/>
-          </w:rPr>
-          <w:t>https://www.nber.org/papers/w23928</w:t>
-        </w:r>
-      </w:hyperlink>
+        <w:spacing w:before="100" w:beforeAutospacing="1" w:after="100" w:afterAutospacing="1"/>
+        <w:ind w:firstLine="0"/>
+        <w:jc w:val="left"/>
+        <w:rPr>
+          <w:rFonts w:ascii="Times New Roman" w:eastAsia="Times New Roman" w:hAnsi="Times New Roman"/>
+          <w:color w:val="000000" w:themeColor="text1"/>
+          <w:lang w:val="en-HU" w:eastAsia="en-GB"/>
+        </w:rPr>
+      </w:pPr>
     </w:p>
     <w:p>
       <w:pPr>
-        <w:spacing w:line="480" w:lineRule="auto"/>
-        <w:ind w:hanging="480"/>
-        <w:rPr>
-          <w:rFonts w:ascii="Times New Roman" w:hAnsi="Times New Roman"/>
-        </w:rPr>
-      </w:pPr>
-      <w:r>
-        <w:rPr>
-          <w:rFonts w:ascii="Times New Roman" w:hAnsi="Times New Roman"/>
-          <w:i/>
-          <w:iCs/>
-        </w:rPr>
-        <w:t>Artificial intelligence—Explore—Google Trends</w:t>
-      </w:r>
-      <w:r>
-        <w:rPr>
-          <w:rFonts w:ascii="Times New Roman" w:hAnsi="Times New Roman"/>
-        </w:rPr>
-        <w:t xml:space="preserve">. (n.d.). Retrieved February 11, 2026, from </w:t>
-      </w:r>
-      <w:hyperlink r:id="rId24" w:history="1">
-        <w:r>
-          <w:rPr>
-            <w:rStyle w:val="Hyperlink"/>
-            <w:rFonts w:ascii="Times New Roman" w:hAnsi="Times New Roman"/>
-          </w:rPr>
-          <w:t>https://trends.google.com/trends/explore?date=2004-01-01%202026-01-01&amp;q=Artificial%20intelligence&amp;hl=en-us</w:t>
-        </w:r>
-      </w:hyperlink>
-    </w:p>
-    <w:p>
-      <w:pPr>
-        <w:spacing w:line="480" w:lineRule="auto"/>
-        <w:ind w:hanging="480"/>
-        <w:rPr>
-          <w:rFonts w:ascii="Times New Roman" w:hAnsi="Times New Roman"/>
-        </w:rPr>
-      </w:pPr>
-      <w:r>
-        <w:rPr>
-          <w:rFonts w:ascii="Times New Roman" w:hAnsi="Times New Roman"/>
-        </w:rPr>
-        <w:t xml:space="preserve">Babina, T., Fedyk, A., He, A., &amp; Hodson, J. (2024). Artificial intelligence, firm growth, and product innovation. </w:t>
-      </w:r>
-      <w:r>
-        <w:rPr>
-          <w:rFonts w:ascii="Times New Roman" w:hAnsi="Times New Roman"/>
-          <w:i/>
-          <w:iCs/>
-        </w:rPr>
-        <w:t>Journal of Financial Economics</w:t>
-      </w:r>
-      <w:r>
-        <w:rPr>
-          <w:rFonts w:ascii="Times New Roman" w:hAnsi="Times New Roman"/>
-        </w:rPr>
-        <w:t xml:space="preserve">, </w:t>
-      </w:r>
-      <w:r>
-        <w:rPr>
-          <w:rFonts w:ascii="Times New Roman" w:hAnsi="Times New Roman"/>
-          <w:i/>
-          <w:iCs/>
-        </w:rPr>
-        <w:t>151</w:t>
-      </w:r>
-      <w:r>
-        <w:rPr>
-          <w:rFonts w:ascii="Times New Roman" w:hAnsi="Times New Roman"/>
-        </w:rPr>
-        <w:t xml:space="preserve">, 103745. </w:t>
-      </w:r>
-      <w:hyperlink r:id="rId25" w:history="1">
-        <w:r>
-          <w:rPr>
-            <w:rStyle w:val="Hyperlink"/>
-            <w:rFonts w:ascii="Times New Roman" w:hAnsi="Times New Roman"/>
-          </w:rPr>
-          <w:t>https://doi.org/10.1016/j.jfineco.2023.103745</w:t>
-        </w:r>
-      </w:hyperlink>
-    </w:p>
-    <w:p>
-      <w:pPr>
-        <w:spacing w:line="480" w:lineRule="auto"/>
-        <w:ind w:hanging="480"/>
-        <w:rPr>
-          <w:rFonts w:ascii="Times New Roman" w:hAnsi="Times New Roman"/>
-        </w:rPr>
-      </w:pPr>
-      <w:proofErr w:type="spellStart"/>
-      <w:r>
-        <w:rPr>
-          <w:rFonts w:ascii="Times New Roman" w:hAnsi="Times New Roman"/>
-        </w:rPr>
-        <w:t>Batabyal</w:t>
-      </w:r>
-      <w:proofErr w:type="spellEnd"/>
-      <w:r>
-        <w:rPr>
-          <w:rFonts w:ascii="Times New Roman" w:hAnsi="Times New Roman"/>
-        </w:rPr>
-        <w:t xml:space="preserve">, A. A., </w:t>
-      </w:r>
-      <w:proofErr w:type="spellStart"/>
-      <w:r>
-        <w:rPr>
-          <w:rFonts w:ascii="Times New Roman" w:hAnsi="Times New Roman"/>
-        </w:rPr>
-        <w:t>Kourtit</w:t>
-      </w:r>
-      <w:proofErr w:type="spellEnd"/>
-      <w:r>
-        <w:rPr>
-          <w:rFonts w:ascii="Times New Roman" w:hAnsi="Times New Roman"/>
-        </w:rPr>
-        <w:t xml:space="preserve">, K., &amp; Nijkamp, P. (2025). Artificial </w:t>
-      </w:r>
-      <w:proofErr w:type="gramStart"/>
-      <w:r>
-        <w:rPr>
-          <w:rFonts w:ascii="Times New Roman" w:hAnsi="Times New Roman"/>
-        </w:rPr>
-        <w:t>intelligence based</w:t>
-      </w:r>
-      <w:proofErr w:type="gramEnd"/>
-      <w:r>
-        <w:rPr>
-          <w:rFonts w:ascii="Times New Roman" w:hAnsi="Times New Roman"/>
-        </w:rPr>
-        <w:t xml:space="preserve"> technologies and economic growth in a creative region. </w:t>
-      </w:r>
-      <w:r>
-        <w:rPr>
-          <w:rFonts w:ascii="Times New Roman" w:hAnsi="Times New Roman"/>
-          <w:i/>
-          <w:iCs/>
-        </w:rPr>
-        <w:t>Economics of Innovation and New Technology</w:t>
-      </w:r>
-      <w:r>
-        <w:rPr>
-          <w:rFonts w:ascii="Times New Roman" w:hAnsi="Times New Roman"/>
-        </w:rPr>
-        <w:t xml:space="preserve">, </w:t>
-      </w:r>
-      <w:r>
-        <w:rPr>
-          <w:rFonts w:ascii="Times New Roman" w:hAnsi="Times New Roman"/>
-          <w:i/>
-          <w:iCs/>
-        </w:rPr>
-        <w:t>34</w:t>
-      </w:r>
-      <w:r>
-        <w:rPr>
-          <w:rFonts w:ascii="Times New Roman" w:hAnsi="Times New Roman"/>
-        </w:rPr>
-        <w:t xml:space="preserve">(5), 782–796. </w:t>
-      </w:r>
-      <w:hyperlink r:id="rId26" w:history="1">
-        <w:r>
-          <w:rPr>
-            <w:rStyle w:val="Hyperlink"/>
-            <w:rFonts w:ascii="Times New Roman" w:hAnsi="Times New Roman"/>
-          </w:rPr>
-          <w:t>https://doi.org/10.1080/10438599.2024.2374273</w:t>
-        </w:r>
-      </w:hyperlink>
-    </w:p>
-    <w:p>
-      <w:pPr>
-        <w:spacing w:line="480" w:lineRule="auto"/>
-        <w:ind w:hanging="480"/>
-        <w:rPr>
-          <w:rFonts w:ascii="Times New Roman" w:hAnsi="Times New Roman"/>
-        </w:rPr>
-      </w:pPr>
-      <w:r>
-        <w:rPr>
-          <w:rFonts w:ascii="Times New Roman" w:hAnsi="Times New Roman"/>
-        </w:rPr>
-        <w:t xml:space="preserve">Bender, E. M., &amp; Koller, A. (2020). Climbing towards NLU: On Meaning, Form, and Understanding in the Age of Data. In D. Jurafsky, J. Chai, N. Schluter, &amp; J. Tetreault (Eds.), </w:t>
-      </w:r>
-      <w:r>
-        <w:rPr>
-          <w:rFonts w:ascii="Times New Roman" w:hAnsi="Times New Roman"/>
-          <w:i/>
-          <w:iCs/>
-        </w:rPr>
-        <w:t>Proceedings of the 58th Annual Meeting of the Association for Computational Linguistics</w:t>
-      </w:r>
-      <w:r>
-        <w:rPr>
-          <w:rFonts w:ascii="Times New Roman" w:hAnsi="Times New Roman"/>
-        </w:rPr>
-        <w:t xml:space="preserve"> (pp. 5185–5198). Association for Computational Linguistics. </w:t>
-      </w:r>
-      <w:hyperlink r:id="rId27" w:history="1">
-        <w:r>
-          <w:rPr>
-            <w:rStyle w:val="Hyperlink"/>
-            <w:rFonts w:ascii="Times New Roman" w:hAnsi="Times New Roman"/>
-          </w:rPr>
-          <w:t>https://doi.org/10.18653/v1/2020.acl-main.463</w:t>
-        </w:r>
-      </w:hyperlink>
-    </w:p>
-    <w:p>
-      <w:pPr>
-        <w:spacing w:line="480" w:lineRule="auto"/>
-        <w:ind w:hanging="480"/>
-        <w:rPr>
-          <w:rFonts w:ascii="Times New Roman" w:hAnsi="Times New Roman"/>
-        </w:rPr>
-      </w:pPr>
-      <w:proofErr w:type="spellStart"/>
-      <w:r>
-        <w:rPr>
-          <w:rFonts w:ascii="Times New Roman" w:hAnsi="Times New Roman"/>
-        </w:rPr>
-        <w:t>Bjola</w:t>
-      </w:r>
-      <w:proofErr w:type="spellEnd"/>
-      <w:r>
-        <w:rPr>
-          <w:rFonts w:ascii="Times New Roman" w:hAnsi="Times New Roman"/>
-        </w:rPr>
-        <w:t xml:space="preserve">, C. (2022). AI for Development: Implications for Theory and Practice. </w:t>
-      </w:r>
-      <w:r>
-        <w:rPr>
-          <w:rFonts w:ascii="Times New Roman" w:hAnsi="Times New Roman"/>
-          <w:i/>
-          <w:iCs/>
-        </w:rPr>
-        <w:t>Oxford Development Studies</w:t>
-      </w:r>
-      <w:r>
-        <w:rPr>
-          <w:rFonts w:ascii="Times New Roman" w:hAnsi="Times New Roman"/>
-        </w:rPr>
-        <w:t xml:space="preserve">, </w:t>
-      </w:r>
-      <w:r>
-        <w:rPr>
-          <w:rFonts w:ascii="Times New Roman" w:hAnsi="Times New Roman"/>
-          <w:i/>
-          <w:iCs/>
-        </w:rPr>
-        <w:t>50</w:t>
-      </w:r>
-      <w:r>
-        <w:rPr>
-          <w:rFonts w:ascii="Times New Roman" w:hAnsi="Times New Roman"/>
-        </w:rPr>
-        <w:t xml:space="preserve">(1), 78–90. (1963166). </w:t>
-      </w:r>
-      <w:hyperlink r:id="rId28" w:history="1">
-        <w:r>
-          <w:rPr>
-            <w:rStyle w:val="Hyperlink"/>
-            <w:rFonts w:ascii="Times New Roman" w:hAnsi="Times New Roman"/>
-          </w:rPr>
-          <w:t>https://doi.org/10.1080/13600818.2021.1960960</w:t>
-        </w:r>
-      </w:hyperlink>
-    </w:p>
-    <w:p>
-      <w:pPr>
-        <w:spacing w:line="480" w:lineRule="auto"/>
-        <w:ind w:hanging="480"/>
-        <w:rPr>
-          <w:rFonts w:ascii="Times New Roman" w:hAnsi="Times New Roman"/>
-        </w:rPr>
-      </w:pPr>
-      <w:r>
-        <w:rPr>
-          <w:rFonts w:ascii="Times New Roman" w:hAnsi="Times New Roman"/>
-        </w:rPr>
-        <w:lastRenderedPageBreak/>
-        <w:t xml:space="preserve">Cazzaniga, M., </w:t>
-      </w:r>
-      <w:proofErr w:type="spellStart"/>
-      <w:r>
-        <w:rPr>
-          <w:rFonts w:ascii="Times New Roman" w:hAnsi="Times New Roman"/>
-        </w:rPr>
-        <w:t>Jaumotte</w:t>
-      </w:r>
-      <w:proofErr w:type="spellEnd"/>
-      <w:r>
-        <w:rPr>
-          <w:rFonts w:ascii="Times New Roman" w:hAnsi="Times New Roman"/>
-        </w:rPr>
-        <w:t xml:space="preserve">, F., Li, L., Melina, G., Panton, A. J., </w:t>
-      </w:r>
-      <w:proofErr w:type="spellStart"/>
-      <w:r>
-        <w:rPr>
-          <w:rFonts w:ascii="Times New Roman" w:hAnsi="Times New Roman"/>
-        </w:rPr>
-        <w:t>Pizzinelli</w:t>
-      </w:r>
-      <w:proofErr w:type="spellEnd"/>
-      <w:r>
-        <w:rPr>
-          <w:rFonts w:ascii="Times New Roman" w:hAnsi="Times New Roman"/>
-        </w:rPr>
-        <w:t xml:space="preserve">, C., Rockall, E. J., &amp; Tavares, M. M. (2024). Gen-AI: Artificial Intelligence and the Future of Work. </w:t>
-      </w:r>
-      <w:r>
-        <w:rPr>
-          <w:rFonts w:ascii="Times New Roman" w:hAnsi="Times New Roman"/>
-          <w:i/>
-          <w:iCs/>
-        </w:rPr>
-        <w:t>Staff Discussion Notes</w:t>
-      </w:r>
-      <w:r>
-        <w:rPr>
-          <w:rFonts w:ascii="Times New Roman" w:hAnsi="Times New Roman"/>
-        </w:rPr>
-        <w:t xml:space="preserve">, </w:t>
-      </w:r>
-      <w:r>
-        <w:rPr>
-          <w:rFonts w:ascii="Times New Roman" w:hAnsi="Times New Roman"/>
-          <w:i/>
-          <w:iCs/>
-        </w:rPr>
-        <w:t>2024</w:t>
-      </w:r>
-      <w:r>
-        <w:rPr>
-          <w:rFonts w:ascii="Times New Roman" w:hAnsi="Times New Roman"/>
-        </w:rPr>
-        <w:t xml:space="preserve">(001). </w:t>
-      </w:r>
-      <w:hyperlink r:id="rId29" w:history="1">
-        <w:r>
-          <w:rPr>
-            <w:rStyle w:val="Hyperlink"/>
-            <w:rFonts w:ascii="Times New Roman" w:hAnsi="Times New Roman"/>
-          </w:rPr>
-          <w:t>https://doi.org/10.5089/9798400262548.006.A001</w:t>
-        </w:r>
-      </w:hyperlink>
-    </w:p>
-    <w:p>
-      <w:pPr>
-        <w:spacing w:line="480" w:lineRule="auto"/>
-        <w:ind w:hanging="480"/>
-        <w:rPr>
-          <w:rFonts w:ascii="Times New Roman" w:hAnsi="Times New Roman"/>
-        </w:rPr>
-      </w:pPr>
-      <w:r>
-        <w:rPr>
-          <w:rFonts w:ascii="Times New Roman" w:hAnsi="Times New Roman"/>
-        </w:rPr>
-        <w:t xml:space="preserve">Collins, C., Dennehy, D., Conboy, K., &amp; </w:t>
-      </w:r>
-      <w:proofErr w:type="spellStart"/>
-      <w:r>
-        <w:rPr>
-          <w:rFonts w:ascii="Times New Roman" w:hAnsi="Times New Roman"/>
-        </w:rPr>
-        <w:t>Mikalef</w:t>
-      </w:r>
-      <w:proofErr w:type="spellEnd"/>
-      <w:r>
-        <w:rPr>
-          <w:rFonts w:ascii="Times New Roman" w:hAnsi="Times New Roman"/>
-        </w:rPr>
-        <w:t xml:space="preserve">, P. (2021). Artificial intelligence in information systems research: A systematic literature review and research agenda. </w:t>
-      </w:r>
-      <w:r>
-        <w:rPr>
-          <w:rFonts w:ascii="Times New Roman" w:hAnsi="Times New Roman"/>
-          <w:i/>
-          <w:iCs/>
-        </w:rPr>
-        <w:t>International Journal of Information Management</w:t>
-      </w:r>
-      <w:r>
-        <w:rPr>
-          <w:rFonts w:ascii="Times New Roman" w:hAnsi="Times New Roman"/>
-        </w:rPr>
-        <w:t xml:space="preserve">, </w:t>
-      </w:r>
-      <w:r>
-        <w:rPr>
-          <w:rFonts w:ascii="Times New Roman" w:hAnsi="Times New Roman"/>
-          <w:i/>
-          <w:iCs/>
-        </w:rPr>
-        <w:t>60</w:t>
-      </w:r>
-      <w:r>
-        <w:rPr>
-          <w:rFonts w:ascii="Times New Roman" w:hAnsi="Times New Roman"/>
-        </w:rPr>
-        <w:t xml:space="preserve">, 102383. </w:t>
-      </w:r>
-      <w:hyperlink r:id="rId30" w:history="1">
-        <w:r>
-          <w:rPr>
-            <w:rStyle w:val="Hyperlink"/>
-            <w:rFonts w:ascii="Times New Roman" w:hAnsi="Times New Roman"/>
-          </w:rPr>
-          <w:t>https://doi.org/10.1016/j.ijinfomgt.2021.102383</w:t>
-        </w:r>
-      </w:hyperlink>
-    </w:p>
-    <w:p>
-      <w:pPr>
-        <w:spacing w:line="480" w:lineRule="auto"/>
-        <w:ind w:hanging="480"/>
-        <w:rPr>
-          <w:rFonts w:ascii="Times New Roman" w:hAnsi="Times New Roman"/>
-        </w:rPr>
-      </w:pPr>
-      <w:proofErr w:type="spellStart"/>
-      <w:r>
-        <w:rPr>
-          <w:rFonts w:ascii="Times New Roman" w:hAnsi="Times New Roman"/>
-        </w:rPr>
-        <w:t>Damioli</w:t>
-      </w:r>
-      <w:proofErr w:type="spellEnd"/>
-      <w:r>
-        <w:rPr>
-          <w:rFonts w:ascii="Times New Roman" w:hAnsi="Times New Roman"/>
-        </w:rPr>
-        <w:t xml:space="preserve">, G., Van Roy, V., Vertesy, D., &amp; </w:t>
-      </w:r>
-      <w:proofErr w:type="spellStart"/>
-      <w:r>
-        <w:rPr>
-          <w:rFonts w:ascii="Times New Roman" w:hAnsi="Times New Roman"/>
-        </w:rPr>
-        <w:t>Vivarelli</w:t>
-      </w:r>
-      <w:proofErr w:type="spellEnd"/>
-      <w:r>
-        <w:rPr>
-          <w:rFonts w:ascii="Times New Roman" w:hAnsi="Times New Roman"/>
-        </w:rPr>
-        <w:t xml:space="preserve">, M. (2025). Is artificial intelligence leading to a new technological paradigm? </w:t>
-      </w:r>
-      <w:r>
-        <w:rPr>
-          <w:rFonts w:ascii="Times New Roman" w:hAnsi="Times New Roman"/>
-          <w:i/>
-          <w:iCs/>
-        </w:rPr>
-        <w:t>Structural Change and Economic Dynamics</w:t>
-      </w:r>
-      <w:r>
-        <w:rPr>
-          <w:rFonts w:ascii="Times New Roman" w:hAnsi="Times New Roman"/>
-        </w:rPr>
-        <w:t xml:space="preserve">, </w:t>
-      </w:r>
-      <w:r>
-        <w:rPr>
-          <w:rFonts w:ascii="Times New Roman" w:hAnsi="Times New Roman"/>
-          <w:i/>
-          <w:iCs/>
-        </w:rPr>
-        <w:t>72</w:t>
-      </w:r>
-      <w:r>
-        <w:rPr>
-          <w:rFonts w:ascii="Times New Roman" w:hAnsi="Times New Roman"/>
-        </w:rPr>
-        <w:t xml:space="preserve">, 347–359. </w:t>
-      </w:r>
-      <w:hyperlink r:id="rId31" w:history="1">
-        <w:r>
-          <w:rPr>
-            <w:rStyle w:val="Hyperlink"/>
-            <w:rFonts w:ascii="Times New Roman" w:hAnsi="Times New Roman"/>
-          </w:rPr>
-          <w:t>https://doi.org/10.1016/j.strueco.2024.12.006</w:t>
-        </w:r>
-      </w:hyperlink>
-    </w:p>
-    <w:p>
-      <w:pPr>
-        <w:spacing w:line="480" w:lineRule="auto"/>
-        <w:ind w:hanging="480"/>
-        <w:rPr>
-          <w:rFonts w:ascii="Times New Roman" w:hAnsi="Times New Roman"/>
-        </w:rPr>
-      </w:pPr>
-      <w:r>
-        <w:rPr>
-          <w:rFonts w:ascii="Times New Roman" w:hAnsi="Times New Roman"/>
-          <w:i/>
-          <w:iCs/>
-        </w:rPr>
-        <w:t>Documentation and downloads | Human Development Reports</w:t>
-      </w:r>
-      <w:r>
-        <w:rPr>
-          <w:rFonts w:ascii="Times New Roman" w:hAnsi="Times New Roman"/>
-        </w:rPr>
-        <w:t xml:space="preserve">. (n.d.). Retrieved February 11, 2026, from </w:t>
-      </w:r>
-      <w:hyperlink r:id="rId32" w:history="1">
-        <w:r>
-          <w:rPr>
-            <w:rStyle w:val="Hyperlink"/>
-            <w:rFonts w:ascii="Times New Roman" w:hAnsi="Times New Roman"/>
-          </w:rPr>
-          <w:t>https://hdr.undp.org/data-center/documentation-and-downloads</w:t>
-        </w:r>
-      </w:hyperlink>
-    </w:p>
-    <w:p>
-      <w:pPr>
-        <w:spacing w:line="480" w:lineRule="auto"/>
-        <w:ind w:hanging="480"/>
-        <w:rPr>
-          <w:rFonts w:ascii="Times New Roman" w:hAnsi="Times New Roman"/>
-        </w:rPr>
-      </w:pPr>
-      <w:r>
-        <w:rPr>
-          <w:rFonts w:ascii="Times New Roman" w:hAnsi="Times New Roman"/>
-          <w:i/>
-          <w:iCs/>
-        </w:rPr>
-        <w:t>Endogenous Technological Change by Paul M. Romer: SSRN</w:t>
-      </w:r>
-      <w:r>
-        <w:rPr>
-          <w:rFonts w:ascii="Times New Roman" w:hAnsi="Times New Roman"/>
-        </w:rPr>
-        <w:t xml:space="preserve">. (n.d.). Retrieved May 14, 2026, from </w:t>
-      </w:r>
-      <w:hyperlink r:id="rId33" w:history="1">
-        <w:r>
-          <w:rPr>
-            <w:rStyle w:val="Hyperlink"/>
-            <w:rFonts w:ascii="Times New Roman" w:hAnsi="Times New Roman"/>
-          </w:rPr>
-          <w:t>https://papers.ssrn.com/sol3/papers.cfm?abstract_id=226703</w:t>
-        </w:r>
-      </w:hyperlink>
-    </w:p>
-    <w:p>
-      <w:pPr>
-        <w:spacing w:line="480" w:lineRule="auto"/>
-        <w:ind w:hanging="480"/>
-        <w:rPr>
-          <w:rFonts w:ascii="Times New Roman" w:hAnsi="Times New Roman"/>
-        </w:rPr>
-      </w:pPr>
-      <w:r>
-        <w:rPr>
-          <w:rFonts w:ascii="Times New Roman" w:hAnsi="Times New Roman"/>
-          <w:i/>
-          <w:iCs/>
-        </w:rPr>
-        <w:t>Fixed Effects Estimation of Large-</w:t>
-      </w:r>
-      <w:proofErr w:type="spellStart"/>
-      <w:r>
-        <w:rPr>
-          <w:rFonts w:ascii="Times New Roman" w:hAnsi="Times New Roman"/>
-          <w:i/>
-          <w:iCs/>
-        </w:rPr>
-        <w:t>TPanel</w:t>
-      </w:r>
-      <w:proofErr w:type="spellEnd"/>
-      <w:r>
-        <w:rPr>
-          <w:rFonts w:ascii="Times New Roman" w:hAnsi="Times New Roman"/>
-          <w:i/>
-          <w:iCs/>
-        </w:rPr>
-        <w:t xml:space="preserve"> Data Models | Annual Reviews</w:t>
-      </w:r>
-      <w:r>
-        <w:rPr>
-          <w:rFonts w:ascii="Times New Roman" w:hAnsi="Times New Roman"/>
-        </w:rPr>
-        <w:t xml:space="preserve">. (n.d.). Retrieved May 15, 2026, from </w:t>
-      </w:r>
-      <w:hyperlink r:id="rId34" w:history="1">
-        <w:r>
-          <w:rPr>
-            <w:rStyle w:val="Hyperlink"/>
-            <w:rFonts w:ascii="Times New Roman" w:hAnsi="Times New Roman"/>
-          </w:rPr>
-          <w:t>https://www.annualreviews.org/content/journals/10.1146/annurev-economics-080217-053542</w:t>
-        </w:r>
-      </w:hyperlink>
-    </w:p>
-    <w:p>
-      <w:pPr>
-        <w:spacing w:line="480" w:lineRule="auto"/>
-        <w:ind w:hanging="480"/>
-        <w:rPr>
-          <w:rFonts w:ascii="Times New Roman" w:hAnsi="Times New Roman"/>
-        </w:rPr>
-      </w:pPr>
-      <w:r>
-        <w:rPr>
-          <w:rFonts w:ascii="Times New Roman" w:hAnsi="Times New Roman"/>
-        </w:rPr>
-        <w:t xml:space="preserve">Freire, C. (2025). Is this time different? Impact of AI in output, employment and inequality across low, middle and high-income countries. </w:t>
-      </w:r>
-      <w:r>
-        <w:rPr>
-          <w:rFonts w:ascii="Times New Roman" w:hAnsi="Times New Roman"/>
-          <w:i/>
-          <w:iCs/>
-        </w:rPr>
-        <w:t>Structural Change and Economic Dynamics</w:t>
-      </w:r>
-      <w:r>
-        <w:rPr>
-          <w:rFonts w:ascii="Times New Roman" w:hAnsi="Times New Roman"/>
-        </w:rPr>
-        <w:t xml:space="preserve">, </w:t>
-      </w:r>
-      <w:r>
-        <w:rPr>
-          <w:rFonts w:ascii="Times New Roman" w:hAnsi="Times New Roman"/>
-          <w:i/>
-          <w:iCs/>
-        </w:rPr>
-        <w:t>73</w:t>
-      </w:r>
-      <w:r>
-        <w:rPr>
-          <w:rFonts w:ascii="Times New Roman" w:hAnsi="Times New Roman"/>
-        </w:rPr>
-        <w:t xml:space="preserve">, 136–157. </w:t>
-      </w:r>
-      <w:hyperlink r:id="rId35" w:history="1">
-        <w:r>
-          <w:rPr>
-            <w:rStyle w:val="Hyperlink"/>
-            <w:rFonts w:ascii="Times New Roman" w:hAnsi="Times New Roman"/>
-          </w:rPr>
-          <w:t>https://doi.org/10.1016/j.strueco.2024.12.016</w:t>
-        </w:r>
-      </w:hyperlink>
-    </w:p>
-    <w:p>
-      <w:pPr>
-        <w:spacing w:line="480" w:lineRule="auto"/>
-        <w:ind w:hanging="480"/>
-        <w:rPr>
-          <w:rFonts w:ascii="Times New Roman" w:hAnsi="Times New Roman"/>
-        </w:rPr>
-      </w:pPr>
-      <w:r>
-        <w:rPr>
-          <w:rFonts w:ascii="Times New Roman" w:hAnsi="Times New Roman"/>
-          <w:i/>
-          <w:iCs/>
-        </w:rPr>
-        <w:t>GDP per capita growth (annual %) | Data</w:t>
-      </w:r>
-      <w:r>
-        <w:rPr>
-          <w:rFonts w:ascii="Times New Roman" w:hAnsi="Times New Roman"/>
-        </w:rPr>
-        <w:t xml:space="preserve">. (n.d.). Retrieved February 11, 2026, from </w:t>
-      </w:r>
-      <w:hyperlink r:id="rId36" w:history="1">
-        <w:r>
-          <w:rPr>
-            <w:rStyle w:val="Hyperlink"/>
-            <w:rFonts w:ascii="Times New Roman" w:hAnsi="Times New Roman"/>
-          </w:rPr>
-          <w:t>https://data.worldbank.org/indicator/NY.GDP.PCAP.KD.ZG?end=2024&amp;name_desc=false&amp;start=1961&amp;view=chart</w:t>
-        </w:r>
-      </w:hyperlink>
-    </w:p>
-    <w:p>
-      <w:pPr>
-        <w:spacing w:line="480" w:lineRule="auto"/>
-        <w:ind w:hanging="480"/>
-        <w:rPr>
-          <w:rFonts w:ascii="Times New Roman" w:hAnsi="Times New Roman"/>
-        </w:rPr>
-      </w:pPr>
-      <w:r>
-        <w:rPr>
-          <w:rFonts w:ascii="Times New Roman" w:hAnsi="Times New Roman"/>
-        </w:rPr>
-        <w:lastRenderedPageBreak/>
-        <w:t xml:space="preserve">Goel, R. K., &amp; Nelson, M. A. (2025). Awareness of artificial intelligence: Diffusion of AI versus ChatGPT information with implications for entrepreneurship. </w:t>
-      </w:r>
-      <w:r>
-        <w:rPr>
-          <w:rFonts w:ascii="Times New Roman" w:hAnsi="Times New Roman"/>
-          <w:i/>
-          <w:iCs/>
-        </w:rPr>
-        <w:t>The Journal of Technology Transfer</w:t>
-      </w:r>
-      <w:r>
-        <w:rPr>
-          <w:rFonts w:ascii="Times New Roman" w:hAnsi="Times New Roman"/>
-        </w:rPr>
-        <w:t xml:space="preserve">, </w:t>
-      </w:r>
-      <w:r>
-        <w:rPr>
-          <w:rFonts w:ascii="Times New Roman" w:hAnsi="Times New Roman"/>
-          <w:i/>
-          <w:iCs/>
-        </w:rPr>
-        <w:t>50</w:t>
-      </w:r>
-      <w:r>
-        <w:rPr>
-          <w:rFonts w:ascii="Times New Roman" w:hAnsi="Times New Roman"/>
-        </w:rPr>
-        <w:t xml:space="preserve">(1), 96–113. </w:t>
-      </w:r>
-      <w:hyperlink r:id="rId37" w:history="1">
-        <w:r>
-          <w:rPr>
-            <w:rStyle w:val="Hyperlink"/>
-            <w:rFonts w:ascii="Times New Roman" w:hAnsi="Times New Roman"/>
-          </w:rPr>
-          <w:t>https://doi.org/10.1007/s10961-024-10089-3</w:t>
-        </w:r>
-      </w:hyperlink>
-    </w:p>
-    <w:p>
-      <w:pPr>
-        <w:spacing w:line="480" w:lineRule="auto"/>
-        <w:ind w:hanging="480"/>
-        <w:rPr>
-          <w:rFonts w:ascii="Times New Roman" w:hAnsi="Times New Roman"/>
-        </w:rPr>
-      </w:pPr>
-      <w:r>
-        <w:rPr>
-          <w:rFonts w:ascii="Times New Roman" w:hAnsi="Times New Roman"/>
-        </w:rPr>
-        <w:t xml:space="preserve">Golic, Z. (2019). Finance and Artificial Intelligence: The Fifth Industrial Revolution and Its Impact on the Financial Sector. </w:t>
-      </w:r>
-      <w:r>
-        <w:rPr>
-          <w:rFonts w:ascii="Times New Roman" w:hAnsi="Times New Roman"/>
-          <w:i/>
-          <w:iCs/>
-        </w:rPr>
-        <w:t xml:space="preserve">Proceedings of the Faculty of Economics in East Sarajevo / </w:t>
-      </w:r>
-      <w:proofErr w:type="spellStart"/>
-      <w:r>
-        <w:rPr>
-          <w:rFonts w:ascii="Times New Roman" w:hAnsi="Times New Roman"/>
-          <w:i/>
-          <w:iCs/>
-        </w:rPr>
-        <w:t>Zbornik</w:t>
-      </w:r>
-      <w:proofErr w:type="spellEnd"/>
-      <w:r>
-        <w:rPr>
-          <w:rFonts w:ascii="Times New Roman" w:hAnsi="Times New Roman"/>
-          <w:i/>
-          <w:iCs/>
-        </w:rPr>
-        <w:t xml:space="preserve"> </w:t>
-      </w:r>
-      <w:proofErr w:type="spellStart"/>
-      <w:r>
-        <w:rPr>
-          <w:rFonts w:ascii="Times New Roman" w:hAnsi="Times New Roman"/>
-          <w:i/>
-          <w:iCs/>
-        </w:rPr>
-        <w:t>Radova</w:t>
-      </w:r>
-      <w:proofErr w:type="spellEnd"/>
-      <w:r>
-        <w:rPr>
-          <w:rFonts w:ascii="Times New Roman" w:hAnsi="Times New Roman"/>
-          <w:i/>
-          <w:iCs/>
-        </w:rPr>
-        <w:t xml:space="preserve"> </w:t>
-      </w:r>
-      <w:proofErr w:type="spellStart"/>
-      <w:r>
-        <w:rPr>
-          <w:rFonts w:ascii="Times New Roman" w:hAnsi="Times New Roman"/>
-          <w:i/>
-          <w:iCs/>
-        </w:rPr>
-        <w:t>Ekonomskog</w:t>
-      </w:r>
-      <w:proofErr w:type="spellEnd"/>
-      <w:r>
-        <w:rPr>
-          <w:rFonts w:ascii="Times New Roman" w:hAnsi="Times New Roman"/>
-          <w:i/>
-          <w:iCs/>
-        </w:rPr>
-        <w:t xml:space="preserve"> </w:t>
-      </w:r>
-      <w:proofErr w:type="spellStart"/>
-      <w:r>
-        <w:rPr>
-          <w:rFonts w:ascii="Times New Roman" w:hAnsi="Times New Roman"/>
-          <w:i/>
-          <w:iCs/>
-        </w:rPr>
-        <w:t>Fakulteta</w:t>
-      </w:r>
-      <w:proofErr w:type="spellEnd"/>
-      <w:r>
-        <w:rPr>
-          <w:rFonts w:ascii="Times New Roman" w:hAnsi="Times New Roman"/>
-          <w:i/>
-          <w:iCs/>
-        </w:rPr>
-        <w:t xml:space="preserve"> u </w:t>
-      </w:r>
-      <w:proofErr w:type="spellStart"/>
-      <w:r>
-        <w:rPr>
-          <w:rFonts w:ascii="Times New Roman" w:hAnsi="Times New Roman"/>
-          <w:i/>
-          <w:iCs/>
-        </w:rPr>
-        <w:t>Istočnom</w:t>
-      </w:r>
-      <w:proofErr w:type="spellEnd"/>
-      <w:r>
-        <w:rPr>
-          <w:rFonts w:ascii="Times New Roman" w:hAnsi="Times New Roman"/>
-          <w:i/>
-          <w:iCs/>
-        </w:rPr>
-        <w:t xml:space="preserve"> </w:t>
-      </w:r>
-      <w:proofErr w:type="spellStart"/>
-      <w:r>
-        <w:rPr>
-          <w:rFonts w:ascii="Times New Roman" w:hAnsi="Times New Roman"/>
-          <w:i/>
-          <w:iCs/>
-        </w:rPr>
-        <w:t>Sarajevu</w:t>
-      </w:r>
-      <w:proofErr w:type="spellEnd"/>
-      <w:r>
-        <w:rPr>
-          <w:rFonts w:ascii="Times New Roman" w:hAnsi="Times New Roman"/>
-        </w:rPr>
-        <w:t xml:space="preserve">, </w:t>
-      </w:r>
-      <w:r>
-        <w:rPr>
-          <w:rFonts w:ascii="Times New Roman" w:hAnsi="Times New Roman"/>
-          <w:i/>
-          <w:iCs/>
-        </w:rPr>
-        <w:t>19</w:t>
-      </w:r>
-      <w:r>
-        <w:rPr>
-          <w:rFonts w:ascii="Times New Roman" w:hAnsi="Times New Roman"/>
-        </w:rPr>
-        <w:t>, 67–81. (2191760).</w:t>
-      </w:r>
-    </w:p>
-    <w:p>
-      <w:pPr>
-        <w:spacing w:line="480" w:lineRule="auto"/>
-        <w:ind w:hanging="480"/>
-        <w:rPr>
-          <w:rFonts w:ascii="Times New Roman" w:hAnsi="Times New Roman"/>
-        </w:rPr>
-      </w:pPr>
-      <w:r>
-        <w:rPr>
-          <w:rFonts w:ascii="Times New Roman" w:hAnsi="Times New Roman"/>
-        </w:rPr>
-        <w:t xml:space="preserve">Gomes, O. (2025). The Human Capital—Artificial Intelligence Symbiosis and Economic Growth. </w:t>
-      </w:r>
-      <w:r>
-        <w:rPr>
-          <w:rFonts w:ascii="Times New Roman" w:hAnsi="Times New Roman"/>
-          <w:i/>
-          <w:iCs/>
-        </w:rPr>
-        <w:t>De Economist</w:t>
-      </w:r>
-      <w:r>
-        <w:rPr>
-          <w:rFonts w:ascii="Times New Roman" w:hAnsi="Times New Roman"/>
-        </w:rPr>
-        <w:t xml:space="preserve">, </w:t>
-      </w:r>
-      <w:r>
-        <w:rPr>
-          <w:rFonts w:ascii="Times New Roman" w:hAnsi="Times New Roman"/>
-          <w:i/>
-          <w:iCs/>
-        </w:rPr>
-        <w:t>173</w:t>
-      </w:r>
-      <w:r>
-        <w:rPr>
-          <w:rFonts w:ascii="Times New Roman" w:hAnsi="Times New Roman"/>
-        </w:rPr>
-        <w:t xml:space="preserve">(2), 331–365. </w:t>
-      </w:r>
-      <w:hyperlink r:id="rId38" w:history="1">
-        <w:r>
-          <w:rPr>
-            <w:rStyle w:val="Hyperlink"/>
-            <w:rFonts w:ascii="Times New Roman" w:hAnsi="Times New Roman"/>
-          </w:rPr>
-          <w:t>https://doi.org/10.1007/s10645-025-09452-y</w:t>
-        </w:r>
-      </w:hyperlink>
-    </w:p>
-    <w:p>
-      <w:pPr>
-        <w:spacing w:line="480" w:lineRule="auto"/>
-        <w:ind w:hanging="480"/>
-        <w:rPr>
-          <w:rFonts w:ascii="Times New Roman" w:hAnsi="Times New Roman"/>
-        </w:rPr>
-      </w:pPr>
-      <w:r>
-        <w:rPr>
-          <w:rFonts w:ascii="Times New Roman" w:hAnsi="Times New Roman"/>
-        </w:rPr>
-        <w:t xml:space="preserve">Khan, M. S., Umer, H., &amp; </w:t>
-      </w:r>
-      <w:proofErr w:type="spellStart"/>
-      <w:r>
-        <w:rPr>
-          <w:rFonts w:ascii="Times New Roman" w:hAnsi="Times New Roman"/>
-        </w:rPr>
-        <w:t>Faruqe</w:t>
-      </w:r>
-      <w:proofErr w:type="spellEnd"/>
-      <w:r>
-        <w:rPr>
-          <w:rFonts w:ascii="Times New Roman" w:hAnsi="Times New Roman"/>
-        </w:rPr>
-        <w:t xml:space="preserve">, F. (2024). Artificial intelligence for </w:t>
-      </w:r>
-      <w:proofErr w:type="gramStart"/>
-      <w:r>
-        <w:rPr>
-          <w:rFonts w:ascii="Times New Roman" w:hAnsi="Times New Roman"/>
-        </w:rPr>
-        <w:t>low income</w:t>
-      </w:r>
-      <w:proofErr w:type="gramEnd"/>
-      <w:r>
-        <w:rPr>
-          <w:rFonts w:ascii="Times New Roman" w:hAnsi="Times New Roman"/>
-        </w:rPr>
-        <w:t xml:space="preserve"> countries. </w:t>
-      </w:r>
-      <w:r>
-        <w:rPr>
-          <w:rFonts w:ascii="Times New Roman" w:hAnsi="Times New Roman"/>
-          <w:i/>
-          <w:iCs/>
-        </w:rPr>
-        <w:t>Humanities and Social Sciences Communications</w:t>
-      </w:r>
-      <w:r>
-        <w:rPr>
-          <w:rFonts w:ascii="Times New Roman" w:hAnsi="Times New Roman"/>
-        </w:rPr>
-        <w:t xml:space="preserve">, </w:t>
-      </w:r>
-      <w:r>
-        <w:rPr>
-          <w:rFonts w:ascii="Times New Roman" w:hAnsi="Times New Roman"/>
-          <w:i/>
-          <w:iCs/>
-        </w:rPr>
-        <w:t>11</w:t>
-      </w:r>
-      <w:r>
-        <w:rPr>
-          <w:rFonts w:ascii="Times New Roman" w:hAnsi="Times New Roman"/>
-        </w:rPr>
-        <w:t xml:space="preserve">(1), 1422. </w:t>
-      </w:r>
-      <w:hyperlink r:id="rId39" w:history="1">
-        <w:r>
-          <w:rPr>
-            <w:rStyle w:val="Hyperlink"/>
-            <w:rFonts w:ascii="Times New Roman" w:hAnsi="Times New Roman"/>
-          </w:rPr>
-          <w:t>https://doi.org/10.1057/s41599-024-03947-w</w:t>
-        </w:r>
-      </w:hyperlink>
-    </w:p>
-    <w:p>
-      <w:pPr>
-        <w:spacing w:line="480" w:lineRule="auto"/>
-        <w:ind w:hanging="480"/>
-        <w:rPr>
-          <w:rFonts w:ascii="Times New Roman" w:hAnsi="Times New Roman"/>
-        </w:rPr>
-      </w:pPr>
-      <w:r>
-        <w:rPr>
-          <w:rFonts w:ascii="Times New Roman" w:hAnsi="Times New Roman"/>
-        </w:rPr>
-        <w:t xml:space="preserve">Liu, F., &amp; Liang, C. (2025). </w:t>
-      </w:r>
-      <w:proofErr w:type="spellStart"/>
-      <w:r>
-        <w:rPr>
-          <w:rFonts w:ascii="Times New Roman" w:hAnsi="Times New Roman"/>
-        </w:rPr>
-        <w:t>Analyzing</w:t>
-      </w:r>
-      <w:proofErr w:type="spellEnd"/>
-      <w:r>
-        <w:rPr>
-          <w:rFonts w:ascii="Times New Roman" w:hAnsi="Times New Roman"/>
-        </w:rPr>
-        <w:t xml:space="preserve"> wealth distribution effects of artificial intelligence: A dynamic stochastic general equilibrium approach. </w:t>
-      </w:r>
-      <w:proofErr w:type="spellStart"/>
-      <w:r>
-        <w:rPr>
-          <w:rFonts w:ascii="Times New Roman" w:hAnsi="Times New Roman"/>
-          <w:i/>
-          <w:iCs/>
-        </w:rPr>
-        <w:t>Heliyon</w:t>
-      </w:r>
-      <w:proofErr w:type="spellEnd"/>
-      <w:r>
-        <w:rPr>
-          <w:rFonts w:ascii="Times New Roman" w:hAnsi="Times New Roman"/>
-        </w:rPr>
-        <w:t xml:space="preserve">, </w:t>
-      </w:r>
-      <w:r>
-        <w:rPr>
-          <w:rFonts w:ascii="Times New Roman" w:hAnsi="Times New Roman"/>
-          <w:i/>
-          <w:iCs/>
-        </w:rPr>
-        <w:t>11</w:t>
-      </w:r>
-      <w:r>
-        <w:rPr>
-          <w:rFonts w:ascii="Times New Roman" w:hAnsi="Times New Roman"/>
-        </w:rPr>
-        <w:t xml:space="preserve">(2), e41943. </w:t>
-      </w:r>
-      <w:hyperlink r:id="rId40" w:history="1">
-        <w:r>
-          <w:rPr>
-            <w:rStyle w:val="Hyperlink"/>
-            <w:rFonts w:ascii="Times New Roman" w:hAnsi="Times New Roman"/>
-          </w:rPr>
-          <w:t>https://doi.org/10.1016/j.heliyon.2025.e41943</w:t>
-        </w:r>
-      </w:hyperlink>
-    </w:p>
-    <w:p>
-      <w:pPr>
-        <w:spacing w:line="480" w:lineRule="auto"/>
-        <w:ind w:hanging="480"/>
-        <w:rPr>
-          <w:rFonts w:ascii="Times New Roman" w:hAnsi="Times New Roman"/>
-        </w:rPr>
-      </w:pPr>
-      <w:r>
-        <w:rPr>
-          <w:rFonts w:ascii="Times New Roman" w:hAnsi="Times New Roman"/>
-        </w:rPr>
-        <w:t xml:space="preserve">MIAH, M. (2025). Ethical AI for Inclusive Economic Growth. </w:t>
-      </w:r>
-      <w:r>
-        <w:rPr>
-          <w:rFonts w:ascii="Times New Roman" w:hAnsi="Times New Roman"/>
-          <w:i/>
-          <w:iCs/>
-        </w:rPr>
-        <w:t>Informatica Economica</w:t>
-      </w:r>
-      <w:r>
-        <w:rPr>
-          <w:rFonts w:ascii="Times New Roman" w:hAnsi="Times New Roman"/>
-        </w:rPr>
-        <w:t xml:space="preserve">, </w:t>
-      </w:r>
-      <w:r>
-        <w:rPr>
-          <w:rFonts w:ascii="Times New Roman" w:hAnsi="Times New Roman"/>
-          <w:i/>
-          <w:iCs/>
-        </w:rPr>
-        <w:t>29</w:t>
-      </w:r>
-      <w:r>
-        <w:rPr>
-          <w:rFonts w:ascii="Times New Roman" w:hAnsi="Times New Roman"/>
-        </w:rPr>
-        <w:t xml:space="preserve">(4), 35–46. (190974277). </w:t>
-      </w:r>
-      <w:hyperlink r:id="rId41" w:history="1">
-        <w:r>
-          <w:rPr>
-            <w:rStyle w:val="Hyperlink"/>
-            <w:rFonts w:ascii="Times New Roman" w:hAnsi="Times New Roman"/>
-          </w:rPr>
-          <w:t>https://doi.org/10.24818/issn14531305/29.4.2025.04</w:t>
-        </w:r>
-      </w:hyperlink>
-    </w:p>
-    <w:p>
-      <w:pPr>
-        <w:spacing w:line="480" w:lineRule="auto"/>
-        <w:ind w:hanging="480"/>
-        <w:rPr>
-          <w:rFonts w:ascii="Times New Roman" w:hAnsi="Times New Roman"/>
-        </w:rPr>
-      </w:pPr>
-      <w:r>
-        <w:rPr>
-          <w:rFonts w:ascii="Times New Roman" w:hAnsi="Times New Roman"/>
-        </w:rPr>
-        <w:t xml:space="preserve">Minniti, A., Prettner, K., &amp; Venturini, F. (2025). AI innovation and the </w:t>
-      </w:r>
-      <w:proofErr w:type="spellStart"/>
-      <w:r>
-        <w:rPr>
-          <w:rFonts w:ascii="Times New Roman" w:hAnsi="Times New Roman"/>
-        </w:rPr>
-        <w:t>labor</w:t>
-      </w:r>
-      <w:proofErr w:type="spellEnd"/>
-      <w:r>
-        <w:rPr>
-          <w:rFonts w:ascii="Times New Roman" w:hAnsi="Times New Roman"/>
-        </w:rPr>
-        <w:t xml:space="preserve"> share in European regions. </w:t>
-      </w:r>
-      <w:r>
-        <w:rPr>
-          <w:rFonts w:ascii="Times New Roman" w:hAnsi="Times New Roman"/>
-          <w:i/>
-          <w:iCs/>
-        </w:rPr>
-        <w:t>European Economic Review</w:t>
-      </w:r>
-      <w:r>
-        <w:rPr>
-          <w:rFonts w:ascii="Times New Roman" w:hAnsi="Times New Roman"/>
-        </w:rPr>
-        <w:t xml:space="preserve">, </w:t>
-      </w:r>
-      <w:r>
-        <w:rPr>
-          <w:rFonts w:ascii="Times New Roman" w:hAnsi="Times New Roman"/>
-          <w:i/>
-          <w:iCs/>
-        </w:rPr>
-        <w:t>177</w:t>
-      </w:r>
-      <w:r>
-        <w:rPr>
-          <w:rFonts w:ascii="Times New Roman" w:hAnsi="Times New Roman"/>
-        </w:rPr>
-        <w:t xml:space="preserve">, 105043. </w:t>
-      </w:r>
-      <w:hyperlink r:id="rId42" w:history="1">
-        <w:r>
-          <w:rPr>
-            <w:rStyle w:val="Hyperlink"/>
-            <w:rFonts w:ascii="Times New Roman" w:hAnsi="Times New Roman"/>
-          </w:rPr>
-          <w:t>https://doi.org/10.1016/j.euroecorev.2025.105043</w:t>
-        </w:r>
-      </w:hyperlink>
-    </w:p>
-    <w:p>
-      <w:pPr>
-        <w:spacing w:line="480" w:lineRule="auto"/>
-        <w:ind w:hanging="480"/>
-        <w:rPr>
-          <w:rFonts w:ascii="Times New Roman" w:hAnsi="Times New Roman"/>
-        </w:rPr>
-      </w:pPr>
-      <w:r>
-        <w:rPr>
-          <w:rFonts w:ascii="Times New Roman" w:hAnsi="Times New Roman"/>
-        </w:rPr>
-        <w:t xml:space="preserve">Rogers, E. M. (1983). </w:t>
-      </w:r>
-      <w:r>
-        <w:rPr>
-          <w:rFonts w:ascii="Times New Roman" w:hAnsi="Times New Roman"/>
-          <w:i/>
-          <w:iCs/>
-        </w:rPr>
-        <w:t>Diffusion of innovations</w:t>
-      </w:r>
-      <w:r>
-        <w:rPr>
-          <w:rFonts w:ascii="Times New Roman" w:hAnsi="Times New Roman"/>
-        </w:rPr>
-        <w:t xml:space="preserve"> (3. ed). Free Press [</w:t>
-      </w:r>
-      <w:proofErr w:type="spellStart"/>
-      <w:r>
-        <w:rPr>
-          <w:rFonts w:ascii="Times New Roman" w:hAnsi="Times New Roman"/>
-        </w:rPr>
-        <w:t>u.a.</w:t>
-      </w:r>
-      <w:proofErr w:type="spellEnd"/>
-      <w:r>
-        <w:rPr>
-          <w:rFonts w:ascii="Times New Roman" w:hAnsi="Times New Roman"/>
-        </w:rPr>
-        <w:t>].</w:t>
-      </w:r>
-    </w:p>
-    <w:p>
-      <w:pPr>
-        <w:spacing w:line="480" w:lineRule="auto"/>
-        <w:ind w:hanging="480"/>
-        <w:rPr>
-          <w:rFonts w:ascii="Times New Roman" w:hAnsi="Times New Roman"/>
-        </w:rPr>
-      </w:pPr>
-      <w:r>
-        <w:rPr>
-          <w:rFonts w:ascii="Times New Roman" w:hAnsi="Times New Roman"/>
-        </w:rPr>
-        <w:t xml:space="preserve">Singh, S. (2025, November 20). ChatGPT Users Statistics (February 2026) – Growth &amp; Usage Data. </w:t>
-      </w:r>
-      <w:proofErr w:type="spellStart"/>
-      <w:r>
-        <w:rPr>
-          <w:rFonts w:ascii="Times New Roman" w:hAnsi="Times New Roman"/>
-          <w:i/>
-          <w:iCs/>
-        </w:rPr>
-        <w:t>DemandSage</w:t>
-      </w:r>
-      <w:proofErr w:type="spellEnd"/>
-      <w:r>
-        <w:rPr>
-          <w:rFonts w:ascii="Times New Roman" w:hAnsi="Times New Roman"/>
-        </w:rPr>
-        <w:t xml:space="preserve">. </w:t>
-      </w:r>
-      <w:hyperlink r:id="rId43" w:history="1">
-        <w:r>
-          <w:rPr>
-            <w:rStyle w:val="Hyperlink"/>
-            <w:rFonts w:ascii="Times New Roman" w:hAnsi="Times New Roman"/>
-          </w:rPr>
-          <w:t>https://www.demandsage.com/chatgpt-statistics/</w:t>
-        </w:r>
-      </w:hyperlink>
-    </w:p>
-    <w:p>
-      <w:pPr>
-        <w:spacing w:line="480" w:lineRule="auto"/>
-        <w:ind w:hanging="480"/>
-        <w:rPr>
-          <w:rFonts w:ascii="Times New Roman" w:hAnsi="Times New Roman"/>
-        </w:rPr>
-      </w:pPr>
-      <w:r>
-        <w:rPr>
-          <w:rFonts w:ascii="Times New Roman" w:hAnsi="Times New Roman"/>
-          <w:i/>
-          <w:iCs/>
-        </w:rPr>
-        <w:t>The Impact of Artificial Intelligence on Innovation | NBER</w:t>
-      </w:r>
-      <w:r>
-        <w:rPr>
-          <w:rFonts w:ascii="Times New Roman" w:hAnsi="Times New Roman"/>
-        </w:rPr>
-        <w:t xml:space="preserve">. (n.d.). Retrieved May 22, 2026, from </w:t>
-      </w:r>
-      <w:hyperlink r:id="rId44" w:history="1">
-        <w:r>
-          <w:rPr>
-            <w:rStyle w:val="Hyperlink"/>
-            <w:rFonts w:ascii="Times New Roman" w:hAnsi="Times New Roman"/>
-          </w:rPr>
-          <w:t>https://www.nber.org/papers/w24449</w:t>
-        </w:r>
-      </w:hyperlink>
-    </w:p>
-    <w:p>
-      <w:pPr>
-        <w:spacing w:line="480" w:lineRule="auto"/>
-        <w:ind w:hanging="480"/>
-        <w:rPr>
-          <w:rFonts w:ascii="Times New Roman" w:hAnsi="Times New Roman"/>
-        </w:rPr>
-      </w:pPr>
-      <w:r>
-        <w:rPr>
-          <w:rFonts w:ascii="Times New Roman" w:hAnsi="Times New Roman"/>
-          <w:i/>
-          <w:iCs/>
-        </w:rPr>
-        <w:lastRenderedPageBreak/>
-        <w:t>The Productivity J-Curve: How Intangibles Complement General Purpose Technologies—American Economic Association</w:t>
-      </w:r>
-      <w:r>
-        <w:rPr>
-          <w:rFonts w:ascii="Times New Roman" w:hAnsi="Times New Roman"/>
-        </w:rPr>
-        <w:t xml:space="preserve">. (n.d.). Retrieved May 22, 2026, from </w:t>
-      </w:r>
-      <w:hyperlink r:id="rId45" w:history="1">
-        <w:r>
-          <w:rPr>
-            <w:rStyle w:val="Hyperlink"/>
-            <w:rFonts w:ascii="Times New Roman" w:hAnsi="Times New Roman"/>
-          </w:rPr>
-          <w:t>https://www.aeaweb.org/articles?id=10.1257/mac.20180386</w:t>
-        </w:r>
-      </w:hyperlink>
-    </w:p>
-    <w:p>
-      <w:pPr>
-        <w:spacing w:line="480" w:lineRule="auto"/>
-        <w:ind w:hanging="480"/>
-        <w:rPr>
-          <w:rFonts w:ascii="Times New Roman" w:hAnsi="Times New Roman"/>
-        </w:rPr>
-      </w:pPr>
-      <w:r>
-        <w:rPr>
-          <w:rFonts w:ascii="Times New Roman" w:hAnsi="Times New Roman"/>
-        </w:rPr>
-        <w:t xml:space="preserve">TURING, A. M. (1950). I.—COMPUTING MACHINERY AND INTELLIGENCE. </w:t>
-      </w:r>
-      <w:r>
-        <w:rPr>
-          <w:rFonts w:ascii="Times New Roman" w:hAnsi="Times New Roman"/>
-          <w:i/>
-          <w:iCs/>
-        </w:rPr>
-        <w:t>Mind</w:t>
-      </w:r>
-      <w:r>
-        <w:rPr>
-          <w:rFonts w:ascii="Times New Roman" w:hAnsi="Times New Roman"/>
-        </w:rPr>
-        <w:t xml:space="preserve">, </w:t>
-      </w:r>
-      <w:proofErr w:type="gramStart"/>
-      <w:r>
-        <w:rPr>
-          <w:rFonts w:ascii="Times New Roman" w:hAnsi="Times New Roman"/>
-          <w:i/>
-          <w:iCs/>
-        </w:rPr>
-        <w:t>LIX</w:t>
-      </w:r>
-      <w:r>
-        <w:rPr>
-          <w:rFonts w:ascii="Times New Roman" w:hAnsi="Times New Roman"/>
-        </w:rPr>
-        <w:t>(</w:t>
-      </w:r>
-      <w:proofErr w:type="gramEnd"/>
-      <w:r>
-        <w:rPr>
-          <w:rFonts w:ascii="Times New Roman" w:hAnsi="Times New Roman"/>
-        </w:rPr>
-        <w:t xml:space="preserve">236), 433–460. </w:t>
-      </w:r>
-      <w:hyperlink r:id="rId46" w:history="1">
-        <w:r>
-          <w:rPr>
-            <w:rStyle w:val="Hyperlink"/>
-            <w:rFonts w:ascii="Times New Roman" w:hAnsi="Times New Roman"/>
-          </w:rPr>
-          <w:t>https://doi.org/10.1093/mind/LIX.236.433</w:t>
-        </w:r>
-      </w:hyperlink>
-    </w:p>
-    <w:p>
-      <w:pPr>
-        <w:spacing w:line="480" w:lineRule="auto"/>
-        <w:ind w:hanging="480"/>
-        <w:rPr>
-          <w:rFonts w:ascii="Times New Roman" w:hAnsi="Times New Roman"/>
-        </w:rPr>
-      </w:pPr>
-      <w:r>
-        <w:rPr>
-          <w:rFonts w:ascii="Times New Roman" w:hAnsi="Times New Roman"/>
-          <w:i/>
-          <w:iCs/>
-        </w:rPr>
-        <w:t xml:space="preserve">Who on Earth Is Using Generative </w:t>
-      </w:r>
-      <w:proofErr w:type="gramStart"/>
-      <w:r>
-        <w:rPr>
-          <w:rFonts w:ascii="Times New Roman" w:hAnsi="Times New Roman"/>
-          <w:i/>
-          <w:iCs/>
-        </w:rPr>
-        <w:t>AI ?</w:t>
-      </w:r>
-      <w:proofErr w:type="gramEnd"/>
-      <w:r>
-        <w:rPr>
-          <w:rFonts w:ascii="Times New Roman" w:hAnsi="Times New Roman"/>
-        </w:rPr>
-        <w:t xml:space="preserve"> (2024). </w:t>
-      </w:r>
-      <w:hyperlink r:id="rId47" w:history="1">
-        <w:r>
-          <w:rPr>
-            <w:rStyle w:val="Hyperlink"/>
-            <w:rFonts w:ascii="Times New Roman" w:hAnsi="Times New Roman"/>
-          </w:rPr>
-          <w:t>https://doi.org/10.1596/1813-9450-10870</w:t>
-        </w:r>
-      </w:hyperlink>
-    </w:p>
-    <w:p>
-      <w:pPr>
-        <w:spacing w:line="480" w:lineRule="auto"/>
-        <w:ind w:hanging="480"/>
-        <w:rPr>
-          <w:rFonts w:ascii="Times New Roman" w:hAnsi="Times New Roman"/>
-        </w:rPr>
-      </w:pPr>
-      <w:r>
-        <w:rPr>
-          <w:rFonts w:ascii="Times New Roman" w:hAnsi="Times New Roman"/>
-          <w:i/>
-          <w:iCs/>
-        </w:rPr>
-        <w:t xml:space="preserve">World Development Indicators | </w:t>
-      </w:r>
-      <w:proofErr w:type="spellStart"/>
-      <w:r>
-        <w:rPr>
-          <w:rFonts w:ascii="Times New Roman" w:hAnsi="Times New Roman"/>
-          <w:i/>
-          <w:iCs/>
-        </w:rPr>
-        <w:t>DataBank</w:t>
-      </w:r>
-      <w:proofErr w:type="spellEnd"/>
-      <w:r>
-        <w:rPr>
-          <w:rFonts w:ascii="Times New Roman" w:hAnsi="Times New Roman"/>
-        </w:rPr>
-        <w:t xml:space="preserve">. (n.d.). Retrieved February 24, 2026, from </w:t>
-      </w:r>
-      <w:hyperlink r:id="rId48" w:history="1">
-        <w:r>
-          <w:rPr>
-            <w:rStyle w:val="Hyperlink"/>
-            <w:rFonts w:ascii="Times New Roman" w:hAnsi="Times New Roman"/>
-          </w:rPr>
-          <w:t>https://databank.worldbank.org/source/world-development-indicators#</w:t>
-        </w:r>
-      </w:hyperlink>
-    </w:p>
-    <w:p>
-      <w:pPr>
-        <w:spacing w:line="480" w:lineRule="auto"/>
-        <w:ind w:hanging="480"/>
-        <w:rPr>
-          <w:rFonts w:ascii="Times New Roman" w:hAnsi="Times New Roman"/>
-        </w:rPr>
-      </w:pPr>
-      <w:r>
-        <w:rPr>
-          <w:rFonts w:ascii="Times New Roman" w:hAnsi="Times New Roman"/>
-        </w:rPr>
-        <w:t xml:space="preserve">Yang, C.-H. (2022). How Artificial Intelligence Technology Affects Productivity and Employment: Firm-level Evidence from Taiwan. </w:t>
-      </w:r>
-      <w:r>
-        <w:rPr>
-          <w:rFonts w:ascii="Times New Roman" w:hAnsi="Times New Roman"/>
-          <w:i/>
-          <w:iCs/>
-        </w:rPr>
-        <w:t>Research Policy</w:t>
-      </w:r>
-      <w:r>
-        <w:rPr>
-          <w:rFonts w:ascii="Times New Roman" w:hAnsi="Times New Roman"/>
-        </w:rPr>
-        <w:t xml:space="preserve">, </w:t>
-      </w:r>
-      <w:r>
-        <w:rPr>
-          <w:rFonts w:ascii="Times New Roman" w:hAnsi="Times New Roman"/>
-          <w:i/>
-          <w:iCs/>
-        </w:rPr>
-        <w:t>51</w:t>
-      </w:r>
-      <w:r>
-        <w:rPr>
-          <w:rFonts w:ascii="Times New Roman" w:hAnsi="Times New Roman"/>
-        </w:rPr>
-        <w:t xml:space="preserve">(6), 104536. </w:t>
-      </w:r>
-      <w:hyperlink r:id="rId49" w:history="1">
-        <w:r>
-          <w:rPr>
-            <w:rStyle w:val="Hyperlink"/>
-            <w:rFonts w:ascii="Times New Roman" w:hAnsi="Times New Roman"/>
-          </w:rPr>
-          <w:t>https://doi.org/10.1016/j.respol.2022.104536</w:t>
-        </w:r>
-      </w:hyperlink>
-    </w:p>
-    <w:p>
-      <w:pPr>
-        <w:spacing w:line="480" w:lineRule="auto"/>
-        <w:ind w:hanging="480"/>
-        <w:rPr>
-          <w:rFonts w:ascii="Times New Roman" w:hAnsi="Times New Roman"/>
-        </w:rPr>
-      </w:pPr>
-    </w:p>
-    <w:p>
-      <w:pPr>
-        <w:spacing w:line="480" w:lineRule="auto"/>
         <w:ind w:hanging="480"/>
         <w:jc w:val="left"/>
         <w:rPr>
@@ -23153,7 +23544,7 @@
         </w:rPr>
         <w:t xml:space="preserve">For all calculations and coding here is the publicly available GitHub link: </w:t>
       </w:r>
-      <w:hyperlink r:id="rId50" w:history="1">
+      <w:hyperlink r:id="rId48" w:history="1">
         <w:r>
           <w:rPr>
             <w:rStyle w:val="Hyperlink"/>
@@ -23179,6 +23570,8 @@
         <w:ind w:left="432"/>
         <w:rPr>
           <w:rFonts w:ascii="Times New Roman" w:hAnsi="Times New Roman"/>
+          <w:i/>
+          <w:iCs/>
           <w:lang w:val="en-GB"/>
         </w:rPr>
       </w:pPr>
@@ -23186,6 +23579,8 @@
       <w:r>
         <w:rPr>
           <w:rFonts w:ascii="Times New Roman" w:hAnsi="Times New Roman"/>
+          <w:i/>
+          <w:iCs/>
           <w:lang w:val="en-GB"/>
         </w:rPr>
         <w:lastRenderedPageBreak/>
@@ -23661,8 +24056,8 @@
       </w:pPr>
     </w:p>
     <w:sectPr>
-      <w:headerReference w:type="first" r:id="rId51"/>
-      <w:footerReference w:type="first" r:id="rId52"/>
+      <w:headerReference w:type="first" r:id="rId49"/>
+      <w:footerReference w:type="first" r:id="rId50"/>
       <w:pgSz w:w="12240" w:h="15840"/>
       <w:pgMar w:top="1417" w:right="1417" w:bottom="1417" w:left="1417" w:header="720" w:footer="720" w:gutter="0"/>
       <w:lnNumType w:countBy="1" w:distance="680"/>
@@ -24048,7 +24443,7 @@
         <w:sz w:val="18"/>
         <w:szCs w:val="18"/>
       </w:rPr>
-      <w:t>May. 31, 26</w:t>
+      <w:t>Jun. 1, 26</w:t>
     </w:r>
     <w:r>
       <w:rPr>
@@ -27957,6 +28352,30 @@
 </file>
 
 <file path=customXml/item1.xml><?xml version="1.0" encoding="utf-8"?>
+<?mso-contentType ?>
+<FormTemplates xmlns="http://schemas.microsoft.com/sharepoint/v3/contenttype/forms">
+  <Display>DocumentLibraryForm</Display>
+  <Edit>DocumentLibraryForm</Edit>
+  <New>DocumentLibraryForm</New>
+</FormTemplates>
+</file>
+
+<file path=customXml/item2.xml><?xml version="1.0" encoding="utf-8"?>
+<p:properties xmlns:p="http://schemas.microsoft.com/office/2006/metadata/properties" xmlns:xsi="http://www.w3.org/2001/XMLSchema-instance" xmlns:pc="http://schemas.microsoft.com/office/infopath/2007/PartnerControls">
+  <documentManagement>
+    <lcf76f155ced4ddcb4097134ff3c332f xmlns="60800e1d-33d2-4214-b64d-9f62a17c4d80">
+      <Terms xmlns="http://schemas.microsoft.com/office/infopath/2007/PartnerControls"/>
+    </lcf76f155ced4ddcb4097134ff3c332f>
+    <TaxCatchAll xmlns="5a7b64a1-9bb3-42d2-a833-e2a17d1779e6" xsi:nil="true"/>
+  </documentManagement>
+</p:properties>
+</file>
+
+<file path=customXml/item3.xml><?xml version="1.0" encoding="utf-8"?>
+<b:Sources xmlns:b="http://schemas.openxmlformats.org/officeDocument/2006/bibliography" xmlns="http://schemas.openxmlformats.org/officeDocument/2006/bibliography" SelectedStyle="\APA.XSL" StyleName="APA"/>
+</file>
+
+<file path=customXml/item4.xml><?xml version="1.0" encoding="utf-8"?>
 <ct:contentTypeSchema xmlns:ct="http://schemas.microsoft.com/office/2006/metadata/contentType" xmlns:ma="http://schemas.microsoft.com/office/2006/metadata/properties/metaAttributes" ct:_="" ma:_="" ma:contentTypeName="Document" ma:contentTypeID="0x0101009BCD843AD48ADA468B15A9F23ED11855" ma:contentTypeVersion="13" ma:contentTypeDescription="Een nieuw document maken." ma:contentTypeScope="" ma:versionID="6d269d1e7c41787e038b35edb83f0e0b">
   <xsd:schema xmlns:xsd="http://www.w3.org/2001/XMLSchema" xmlns:xs="http://www.w3.org/2001/XMLSchema" xmlns:p="http://schemas.microsoft.com/office/2006/metadata/properties" xmlns:ns2="60800e1d-33d2-4214-b64d-9f62a17c4d80" xmlns:ns3="5a7b64a1-9bb3-42d2-a833-e2a17d1779e6" targetNamespace="http://schemas.microsoft.com/office/2006/metadata/properties" ma:root="true" ma:fieldsID="84e13f2304806b9d52dcc4527162971f" ns2:_="" ns3:_="">
     <xsd:import namespace="60800e1d-33d2-4214-b64d-9f62a17c4d80"/>
@@ -28179,31 +28598,34 @@
 </ct:contentTypeSchema>
 </file>
 
-<file path=customXml/item2.xml><?xml version="1.0" encoding="utf-8"?>
-<?mso-contentType ?>
-<FormTemplates xmlns="http://schemas.microsoft.com/sharepoint/v3/contenttype/forms">
-  <Display>DocumentLibraryForm</Display>
-  <Edit>DocumentLibraryForm</Edit>
-  <New>DocumentLibraryForm</New>
-</FormTemplates>
+<file path=customXml/itemProps1.xml><?xml version="1.0" encoding="utf-8"?>
+<ds:datastoreItem xmlns:ds="http://schemas.openxmlformats.org/officeDocument/2006/customXml" ds:itemID="{2895194C-2D66-45E2-8E47-838489451CDD}">
+  <ds:schemaRefs>
+    <ds:schemaRef ds:uri="http://schemas.microsoft.com/sharepoint/v3/contenttype/forms"/>
+  </ds:schemaRefs>
+</ds:datastoreItem>
 </file>
 
-<file path=customXml/item3.xml><?xml version="1.0" encoding="utf-8"?>
-<b:Sources xmlns:b="http://schemas.openxmlformats.org/officeDocument/2006/bibliography" xmlns="http://schemas.openxmlformats.org/officeDocument/2006/bibliography" SelectedStyle="\APA.XSL" StyleName="APA"/>
+<file path=customXml/itemProps2.xml><?xml version="1.0" encoding="utf-8"?>
+<ds:datastoreItem xmlns:ds="http://schemas.openxmlformats.org/officeDocument/2006/customXml" ds:itemID="{36411B7E-CEFB-4918-AB85-223DE4AC05FD}">
+  <ds:schemaRefs>
+    <ds:schemaRef ds:uri="http://schemas.microsoft.com/office/2006/metadata/properties"/>
+    <ds:schemaRef ds:uri="http://schemas.microsoft.com/office/infopath/2007/PartnerControls"/>
+    <ds:schemaRef ds:uri="60800e1d-33d2-4214-b64d-9f62a17c4d80"/>
+    <ds:schemaRef ds:uri="5a7b64a1-9bb3-42d2-a833-e2a17d1779e6"/>
+  </ds:schemaRefs>
+</ds:datastoreItem>
 </file>
 
-<file path=customXml/item4.xml><?xml version="1.0" encoding="utf-8"?>
-<p:properties xmlns:p="http://schemas.microsoft.com/office/2006/metadata/properties" xmlns:xsi="http://www.w3.org/2001/XMLSchema-instance" xmlns:pc="http://schemas.microsoft.com/office/infopath/2007/PartnerControls">
-  <documentManagement>
-    <lcf76f155ced4ddcb4097134ff3c332f xmlns="60800e1d-33d2-4214-b64d-9f62a17c4d80">
-      <Terms xmlns="http://schemas.microsoft.com/office/infopath/2007/PartnerControls"/>
-    </lcf76f155ced4ddcb4097134ff3c332f>
-    <TaxCatchAll xmlns="5a7b64a1-9bb3-42d2-a833-e2a17d1779e6" xsi:nil="true"/>
-  </documentManagement>
-</p:properties>
+<file path=customXml/itemProps3.xml><?xml version="1.0" encoding="utf-8"?>
+<ds:datastoreItem xmlns:ds="http://schemas.openxmlformats.org/officeDocument/2006/customXml" ds:itemID="{B2A8D629-70C8-486B-B973-BE9D2F88090C}">
+  <ds:schemaRefs>
+    <ds:schemaRef ds:uri="http://schemas.openxmlformats.org/officeDocument/2006/bibliography"/>
+  </ds:schemaRefs>
+</ds:datastoreItem>
 </file>
 
-<file path=customXml/itemProps1.xml><?xml version="1.0" encoding="utf-8"?>
+<file path=customXml/itemProps4.xml><?xml version="1.0" encoding="utf-8"?>
 <ds:datastoreItem xmlns:ds="http://schemas.openxmlformats.org/officeDocument/2006/customXml" ds:itemID="{958925FD-6C3C-4439-BD5A-E4874D7E5F30}">
   <ds:schemaRefs>
     <ds:schemaRef ds:uri="http://schemas.microsoft.com/office/2006/metadata/contentType"/>
@@ -28220,31 +28642,4 @@
     <ds:schemaRef ds:uri="http://schemas.microsoft.com/internal/obd"/>
   </ds:schemaRefs>
 </ds:datastoreItem>
-</file>
-
-<file path=customXml/itemProps2.xml><?xml version="1.0" encoding="utf-8"?>
-<ds:datastoreItem xmlns:ds="http://schemas.openxmlformats.org/officeDocument/2006/customXml" ds:itemID="{2895194C-2D66-45E2-8E47-838489451CDD}">
-  <ds:schemaRefs>
-    <ds:schemaRef ds:uri="http://schemas.microsoft.com/sharepoint/v3/contenttype/forms"/>
-  </ds:schemaRefs>
-</ds:datastoreItem>
-</file>
-
-<file path=customXml/itemProps3.xml><?xml version="1.0" encoding="utf-8"?>
-<ds:datastoreItem xmlns:ds="http://schemas.openxmlformats.org/officeDocument/2006/customXml" ds:itemID="{B2A8D629-70C8-486B-B973-BE9D2F88090C}">
-  <ds:schemaRefs>
-    <ds:schemaRef ds:uri="http://schemas.openxmlformats.org/officeDocument/2006/bibliography"/>
-  </ds:schemaRefs>
-</ds:datastoreItem>
-</file>
-
-<file path=customXml/itemProps4.xml><?xml version="1.0" encoding="utf-8"?>
-<ds:datastoreItem xmlns:ds="http://schemas.openxmlformats.org/officeDocument/2006/customXml" ds:itemID="{36411B7E-CEFB-4918-AB85-223DE4AC05FD}">
-  <ds:schemaRefs>
-    <ds:schemaRef ds:uri="http://schemas.microsoft.com/office/2006/metadata/properties"/>
-    <ds:schemaRef ds:uri="http://schemas.microsoft.com/office/infopath/2007/PartnerControls"/>
-    <ds:schemaRef ds:uri="60800e1d-33d2-4214-b64d-9f62a17c4d80"/>
-    <ds:schemaRef ds:uri="5a7b64a1-9bb3-42d2-a833-e2a17d1779e6"/>
-  </ds:schemaRefs>
-</ds:datastoreItem>
 </file>
--- a/Final Thesis/Final_Thesis_MVE.docx
+++ b/Final Thesis/Final_Thesis_MVE.docx
@@ -439,7 +439,7 @@
           <w:noProof/>
           <w:color w:val="FFFFFF" w:themeColor="background1"/>
         </w:rPr>
-        <w:t>1 June 2026</w:t>
+        <w:t>10 June 2026</w:t>
       </w:r>
       <w:r>
         <w:rPr>
@@ -21147,13 +21147,6 @@
           <w:lang w:val="en-HU" w:eastAsia="en-GB"/>
         </w:rPr>
         <w:tab/>
-      </w:r>
-      <w:r>
-        <w:rPr>
-          <w:rFonts w:ascii="Times New Roman" w:eastAsia="Times New Roman" w:hAnsi="Times New Roman"/>
-          <w:color w:val="000000" w:themeColor="text1"/>
-          <w:lang w:val="en-HU" w:eastAsia="en-GB"/>
-        </w:rPr>
         <w:t>Agrawal, J. Gans, &amp; A. Goldfarb (Eds.), </w:t>
       </w:r>
       <w:r>
@@ -21175,6 +21168,53 @@
           <w:lang w:val="en-HU" w:eastAsia="en-GB"/>
         </w:rPr>
         <w:tab/>
+        <w:t>agenda</w:t>
+      </w:r>
+      <w:r>
+        <w:rPr>
+          <w:rFonts w:ascii="Times New Roman" w:eastAsia="Times New Roman" w:hAnsi="Times New Roman"/>
+          <w:color w:val="000000" w:themeColor="text1"/>
+          <w:lang w:val="en-HU" w:eastAsia="en-GB"/>
+        </w:rPr>
+        <w:t xml:space="preserve"> (pp. </w:t>
+      </w:r>
+      <w:r>
+        <w:rPr>
+          <w:rFonts w:ascii="Times New Roman" w:eastAsia="Times New Roman" w:hAnsi="Times New Roman"/>
+          <w:color w:val="000000" w:themeColor="text1"/>
+          <w:lang w:val="en-HU" w:eastAsia="en-GB"/>
+        </w:rPr>
+        <w:tab/>
+        <w:t>237–282). University of Chicago Press.</w:t>
+      </w:r>
+    </w:p>
+    <w:p>
+      <w:pPr>
+        <w:spacing w:before="100" w:beforeAutospacing="1" w:after="100" w:afterAutospacing="1"/>
+        <w:ind w:firstLine="0"/>
+        <w:jc w:val="left"/>
+        <w:rPr>
+          <w:rFonts w:ascii="Times New Roman" w:eastAsia="Times New Roman" w:hAnsi="Times New Roman"/>
+          <w:color w:val="000000" w:themeColor="text1"/>
+          <w:lang w:val="en-HU" w:eastAsia="en-GB"/>
+        </w:rPr>
+      </w:pPr>
+      <w:r>
+        <w:rPr>
+          <w:rFonts w:ascii="Times New Roman" w:eastAsia="Times New Roman" w:hAnsi="Times New Roman"/>
+          <w:color w:val="000000" w:themeColor="text1"/>
+          <w:lang w:val="en-HU" w:eastAsia="en-GB"/>
+        </w:rPr>
+        <w:t xml:space="preserve">Babina, T., Fedyk, A., He, A., &amp; Hodson, J. (2024). Artificial intelligence, firm growth, and </w:t>
+      </w:r>
+      <w:r>
+        <w:rPr>
+          <w:rFonts w:ascii="Times New Roman" w:eastAsia="Times New Roman" w:hAnsi="Times New Roman"/>
+          <w:color w:val="000000" w:themeColor="text1"/>
+          <w:lang w:val="en-HU" w:eastAsia="en-GB"/>
+        </w:rPr>
+        <w:tab/>
+        <w:t>product innovation. </w:t>
       </w:r>
       <w:r>
         <w:rPr>
@@ -21184,7 +21224,7 @@
           <w:color w:val="000000" w:themeColor="text1"/>
           <w:lang w:val="en-HU" w:eastAsia="en-GB"/>
         </w:rPr>
-        <w:t>agenda</w:t>
+        <w:t>Journal of Financial Economics, 151</w:t>
       </w:r>
       <w:r>
         <w:rPr>
@@ -21192,7 +21232,7 @@
           <w:color w:val="000000" w:themeColor="text1"/>
           <w:lang w:val="en-HU" w:eastAsia="en-GB"/>
         </w:rPr>
-        <w:t xml:space="preserve"> (pp. </w:t>
+        <w:t xml:space="preserve">, </w:t>
       </w:r>
       <w:r>
         <w:rPr>
@@ -21201,83 +21241,6 @@
           <w:lang w:val="en-HU" w:eastAsia="en-GB"/>
         </w:rPr>
         <w:tab/>
-      </w:r>
-      <w:r>
-        <w:rPr>
-          <w:rFonts w:ascii="Times New Roman" w:eastAsia="Times New Roman" w:hAnsi="Times New Roman"/>
-          <w:color w:val="000000" w:themeColor="text1"/>
-          <w:lang w:val="en-HU" w:eastAsia="en-GB"/>
-        </w:rPr>
-        <w:t>237–282). University of Chicago Press.</w:t>
-      </w:r>
-    </w:p>
-    <w:p>
-      <w:pPr>
-        <w:spacing w:before="100" w:beforeAutospacing="1" w:after="100" w:afterAutospacing="1"/>
-        <w:ind w:firstLine="0"/>
-        <w:jc w:val="left"/>
-        <w:rPr>
-          <w:rFonts w:ascii="Times New Roman" w:eastAsia="Times New Roman" w:hAnsi="Times New Roman"/>
-          <w:color w:val="000000" w:themeColor="text1"/>
-          <w:lang w:val="en-HU" w:eastAsia="en-GB"/>
-        </w:rPr>
-      </w:pPr>
-      <w:r>
-        <w:rPr>
-          <w:rFonts w:ascii="Times New Roman" w:eastAsia="Times New Roman" w:hAnsi="Times New Roman"/>
-          <w:color w:val="000000" w:themeColor="text1"/>
-          <w:lang w:val="en-HU" w:eastAsia="en-GB"/>
-        </w:rPr>
-        <w:t xml:space="preserve">Babina, T., Fedyk, A., He, A., &amp; Hodson, J. (2024). Artificial intelligence, firm growth, and </w:t>
-      </w:r>
-      <w:r>
-        <w:rPr>
-          <w:rFonts w:ascii="Times New Roman" w:eastAsia="Times New Roman" w:hAnsi="Times New Roman"/>
-          <w:color w:val="000000" w:themeColor="text1"/>
-          <w:lang w:val="en-HU" w:eastAsia="en-GB"/>
-        </w:rPr>
-        <w:tab/>
-      </w:r>
-      <w:r>
-        <w:rPr>
-          <w:rFonts w:ascii="Times New Roman" w:eastAsia="Times New Roman" w:hAnsi="Times New Roman"/>
-          <w:color w:val="000000" w:themeColor="text1"/>
-          <w:lang w:val="en-HU" w:eastAsia="en-GB"/>
-        </w:rPr>
-        <w:t>product innovation. </w:t>
-      </w:r>
-      <w:r>
-        <w:rPr>
-          <w:rFonts w:ascii="Times New Roman" w:eastAsia="Times New Roman" w:hAnsi="Times New Roman"/>
-          <w:i/>
-          <w:iCs/>
-          <w:color w:val="000000" w:themeColor="text1"/>
-          <w:lang w:val="en-HU" w:eastAsia="en-GB"/>
-        </w:rPr>
-        <w:t>Journal of Financial Economics, 151</w:t>
-      </w:r>
-      <w:r>
-        <w:rPr>
-          <w:rFonts w:ascii="Times New Roman" w:eastAsia="Times New Roman" w:hAnsi="Times New Roman"/>
-          <w:color w:val="000000" w:themeColor="text1"/>
-          <w:lang w:val="en-HU" w:eastAsia="en-GB"/>
-        </w:rPr>
-        <w:t xml:space="preserve">, </w:t>
-      </w:r>
-      <w:r>
-        <w:rPr>
-          <w:rFonts w:ascii="Times New Roman" w:eastAsia="Times New Roman" w:hAnsi="Times New Roman"/>
-          <w:color w:val="000000" w:themeColor="text1"/>
-          <w:lang w:val="en-HU" w:eastAsia="en-GB"/>
-        </w:rPr>
-        <w:tab/>
-      </w:r>
-      <w:r>
-        <w:rPr>
-          <w:rFonts w:ascii="Times New Roman" w:eastAsia="Times New Roman" w:hAnsi="Times New Roman"/>
-          <w:color w:val="000000" w:themeColor="text1"/>
-          <w:lang w:val="en-HU" w:eastAsia="en-GB"/>
-        </w:rPr>
         <w:t>103745. </w:t>
       </w:r>
       <w:hyperlink r:id="rId21" w:history="1">
@@ -21318,13 +21281,6 @@
           <w:lang w:val="en-HU" w:eastAsia="en-GB"/>
         </w:rPr>
         <w:tab/>
-      </w:r>
-      <w:r>
-        <w:rPr>
-          <w:rFonts w:ascii="Times New Roman" w:eastAsia="Times New Roman" w:hAnsi="Times New Roman"/>
-          <w:color w:val="000000" w:themeColor="text1"/>
-          <w:lang w:val="en-HU" w:eastAsia="en-GB"/>
-        </w:rPr>
         <w:t>economic growth in a creative region. </w:t>
       </w:r>
       <w:r>
@@ -21346,15 +21302,6 @@
           <w:lang w:val="en-HU" w:eastAsia="en-GB"/>
         </w:rPr>
         <w:tab/>
-      </w:r>
-      <w:r>
-        <w:rPr>
-          <w:rFonts w:ascii="Times New Roman" w:eastAsia="Times New Roman" w:hAnsi="Times New Roman"/>
-          <w:i/>
-          <w:iCs/>
-          <w:color w:val="000000" w:themeColor="text1"/>
-          <w:lang w:val="en-HU" w:eastAsia="en-GB"/>
-        </w:rPr>
         <w:t>34</w:t>
       </w:r>
       <w:r>
@@ -21403,6 +21350,7 @@
           <w:lang w:val="en-HU" w:eastAsia="en-GB"/>
         </w:rPr>
         <w:tab/>
+        <w:t xml:space="preserve">understanding in the age of data. In D. Jurafsky, J. Chai, N. Schluter, &amp; J. Tetreault </w:t>
       </w:r>
       <w:r>
         <w:rPr>
@@ -21410,7 +21358,7 @@
           <w:color w:val="000000" w:themeColor="text1"/>
           <w:lang w:val="en-HU" w:eastAsia="en-GB"/>
         </w:rPr>
-        <w:t xml:space="preserve">understanding in the age of data. In D. Jurafsky, J. Chai, N. Schluter, &amp; J. Tetreault </w:t>
+        <w:tab/>
       </w:r>
       <w:r>
         <w:rPr>
@@ -21419,21 +21367,6 @@
           <w:lang w:val="en-HU" w:eastAsia="en-GB"/>
         </w:rPr>
         <w:tab/>
-      </w:r>
-      <w:r>
-        <w:rPr>
-          <w:rFonts w:ascii="Times New Roman" w:eastAsia="Times New Roman" w:hAnsi="Times New Roman"/>
-          <w:color w:val="000000" w:themeColor="text1"/>
-          <w:lang w:val="en-HU" w:eastAsia="en-GB"/>
-        </w:rPr>
-        <w:tab/>
-      </w:r>
-      <w:r>
-        <w:rPr>
-          <w:rFonts w:ascii="Times New Roman" w:eastAsia="Times New Roman" w:hAnsi="Times New Roman"/>
-          <w:color w:val="000000" w:themeColor="text1"/>
-          <w:lang w:val="en-HU" w:eastAsia="en-GB"/>
-        </w:rPr>
         <w:t>(Eds.), </w:t>
       </w:r>
       <w:r>
@@ -21465,15 +21398,6 @@
           <w:lang w:val="en-HU" w:eastAsia="en-GB"/>
         </w:rPr>
         <w:tab/>
-      </w:r>
-      <w:r>
-        <w:rPr>
-          <w:rFonts w:ascii="Times New Roman" w:eastAsia="Times New Roman" w:hAnsi="Times New Roman"/>
-          <w:i/>
-          <w:iCs/>
-          <w:color w:val="000000" w:themeColor="text1"/>
-          <w:lang w:val="en-HU" w:eastAsia="en-GB"/>
-        </w:rPr>
         <w:t>Linguistics</w:t>
       </w:r>
       <w:r>
@@ -21491,13 +21415,6 @@
           <w:lang w:val="en-HU" w:eastAsia="en-GB"/>
         </w:rPr>
         <w:tab/>
-      </w:r>
-      <w:r>
-        <w:rPr>
-          <w:rFonts w:ascii="Times New Roman" w:eastAsia="Times New Roman" w:hAnsi="Times New Roman"/>
-          <w:color w:val="000000" w:themeColor="text1"/>
-          <w:lang w:val="en-HU" w:eastAsia="en-GB"/>
-        </w:rPr>
         <w:t>Linguistics. </w:t>
       </w:r>
       <w:hyperlink r:id="rId23" w:history="1">
@@ -21550,15 +21467,6 @@
           <w:lang w:val="en-HU" w:eastAsia="en-GB"/>
         </w:rPr>
         <w:tab/>
-      </w:r>
-      <w:r>
-        <w:rPr>
-          <w:rFonts w:ascii="Times New Roman" w:eastAsia="Times New Roman" w:hAnsi="Times New Roman"/>
-          <w:i/>
-          <w:iCs/>
-          <w:color w:val="000000" w:themeColor="text1"/>
-          <w:lang w:val="en-HU" w:eastAsia="en-GB"/>
-        </w:rPr>
         <w:t>Studies, 50</w:t>
       </w:r>
       <w:r>
@@ -21607,13 +21515,6 @@
           <w:lang w:val="en-HU" w:eastAsia="en-GB"/>
         </w:rPr>
         <w:tab/>
-      </w:r>
-      <w:r>
-        <w:rPr>
-          <w:rFonts w:ascii="Times New Roman" w:eastAsia="Times New Roman" w:hAnsi="Times New Roman"/>
-          <w:color w:val="000000" w:themeColor="text1"/>
-          <w:lang w:val="en-HU" w:eastAsia="en-GB"/>
-        </w:rPr>
         <w:t>Tavares, M. M. (2024). </w:t>
       </w:r>
       <w:r>
@@ -21641,13 +21542,6 @@
           <w:lang w:val="en-HU" w:eastAsia="en-GB"/>
         </w:rPr>
         <w:tab/>
-      </w:r>
-      <w:r>
-        <w:rPr>
-          <w:rFonts w:ascii="Times New Roman" w:eastAsia="Times New Roman" w:hAnsi="Times New Roman"/>
-          <w:color w:val="000000" w:themeColor="text1"/>
-          <w:lang w:val="en-HU" w:eastAsia="en-GB"/>
-        </w:rPr>
         <w:t>International Monetary Fund. </w:t>
       </w:r>
       <w:hyperlink r:id="rId25" w:history="1">
@@ -21688,13 +21582,6 @@
           <w:lang w:val="en-HU" w:eastAsia="en-GB"/>
         </w:rPr>
         <w:tab/>
-      </w:r>
-      <w:r>
-        <w:rPr>
-          <w:rFonts w:ascii="Times New Roman" w:eastAsia="Times New Roman" w:hAnsi="Times New Roman"/>
-          <w:color w:val="000000" w:themeColor="text1"/>
-          <w:lang w:val="en-HU" w:eastAsia="en-GB"/>
-        </w:rPr>
         <w:t>innovation. In A. Agrawal, J. Gans, &amp; A. Goldfarb (Eds.), </w:t>
       </w:r>
       <w:r>
@@ -21716,6 +21603,45 @@
           <w:lang w:val="en-HU" w:eastAsia="en-GB"/>
         </w:rPr>
         <w:tab/>
+        <w:t>intelligence: An agenda</w:t>
+      </w:r>
+      <w:r>
+        <w:rPr>
+          <w:rFonts w:ascii="Times New Roman" w:eastAsia="Times New Roman" w:hAnsi="Times New Roman"/>
+          <w:color w:val="000000" w:themeColor="text1"/>
+          <w:lang w:val="en-HU" w:eastAsia="en-GB"/>
+        </w:rPr>
+        <w:t> (pp. 115–146). University of Chicago Press.</w:t>
+      </w:r>
+    </w:p>
+    <w:p>
+      <w:pPr>
+        <w:spacing w:before="100" w:beforeAutospacing="1" w:after="100" w:afterAutospacing="1"/>
+        <w:ind w:firstLine="0"/>
+        <w:jc w:val="left"/>
+        <w:rPr>
+          <w:rFonts w:ascii="Times New Roman" w:eastAsia="Times New Roman" w:hAnsi="Times New Roman"/>
+          <w:color w:val="000000" w:themeColor="text1"/>
+          <w:lang w:val="en-HU" w:eastAsia="en-GB"/>
+        </w:rPr>
+      </w:pPr>
+      <w:r>
+        <w:rPr>
+          <w:rFonts w:ascii="Times New Roman" w:eastAsia="Times New Roman" w:hAnsi="Times New Roman"/>
+          <w:color w:val="000000" w:themeColor="text1"/>
+          <w:lang w:val="en-HU" w:eastAsia="en-GB"/>
+        </w:rPr>
+        <w:lastRenderedPageBreak/>
+        <w:t xml:space="preserve">Collins, C., Dennehy, D., Conboy, K., &amp; Mikalef, P. (2021). Artificial intelligence in information </w:t>
+      </w:r>
+      <w:r>
+        <w:rPr>
+          <w:rFonts w:ascii="Times New Roman" w:eastAsia="Times New Roman" w:hAnsi="Times New Roman"/>
+          <w:color w:val="000000" w:themeColor="text1"/>
+          <w:lang w:val="en-HU" w:eastAsia="en-GB"/>
+        </w:rPr>
+        <w:tab/>
+        <w:t>systems research: A systematic literature review and research agenda. </w:t>
       </w:r>
       <w:r>
         <w:rPr>
@@ -21725,52 +21651,7 @@
           <w:color w:val="000000" w:themeColor="text1"/>
           <w:lang w:val="en-HU" w:eastAsia="en-GB"/>
         </w:rPr>
-        <w:t>intelligence: An agenda</w:t>
-      </w:r>
-      <w:r>
-        <w:rPr>
-          <w:rFonts w:ascii="Times New Roman" w:eastAsia="Times New Roman" w:hAnsi="Times New Roman"/>
-          <w:color w:val="000000" w:themeColor="text1"/>
-          <w:lang w:val="en-HU" w:eastAsia="en-GB"/>
-        </w:rPr>
-        <w:t> (pp. 115–146). University of Chicago Press.</w:t>
-      </w:r>
-    </w:p>
-    <w:p>
-      <w:pPr>
-        <w:spacing w:before="100" w:beforeAutospacing="1" w:after="100" w:afterAutospacing="1"/>
-        <w:ind w:firstLine="0"/>
-        <w:jc w:val="left"/>
-        <w:rPr>
-          <w:rFonts w:ascii="Times New Roman" w:eastAsia="Times New Roman" w:hAnsi="Times New Roman"/>
-          <w:color w:val="000000" w:themeColor="text1"/>
-          <w:lang w:val="en-HU" w:eastAsia="en-GB"/>
-        </w:rPr>
-      </w:pPr>
-      <w:r>
-        <w:rPr>
-          <w:rFonts w:ascii="Times New Roman" w:eastAsia="Times New Roman" w:hAnsi="Times New Roman"/>
-          <w:color w:val="000000" w:themeColor="text1"/>
-          <w:lang w:val="en-HU" w:eastAsia="en-GB"/>
-        </w:rPr>
-        <w:lastRenderedPageBreak/>
-        <w:t xml:space="preserve">Collins, C., Dennehy, D., Conboy, K., &amp; Mikalef, P. (2021). Artificial intelligence in information </w:t>
-      </w:r>
-      <w:r>
-        <w:rPr>
-          <w:rFonts w:ascii="Times New Roman" w:eastAsia="Times New Roman" w:hAnsi="Times New Roman"/>
-          <w:color w:val="000000" w:themeColor="text1"/>
-          <w:lang w:val="en-HU" w:eastAsia="en-GB"/>
-        </w:rPr>
-        <w:tab/>
-      </w:r>
-      <w:r>
-        <w:rPr>
-          <w:rFonts w:ascii="Times New Roman" w:eastAsia="Times New Roman" w:hAnsi="Times New Roman"/>
-          <w:color w:val="000000" w:themeColor="text1"/>
-          <w:lang w:val="en-HU" w:eastAsia="en-GB"/>
-        </w:rPr>
-        <w:t>systems research: A systematic literature review and research agenda. </w:t>
+        <w:t xml:space="preserve">International </w:t>
       </w:r>
       <w:r>
         <w:rPr>
@@ -21780,26 +21661,7 @@
           <w:color w:val="000000" w:themeColor="text1"/>
           <w:lang w:val="en-HU" w:eastAsia="en-GB"/>
         </w:rPr>
-        <w:t xml:space="preserve">International </w:t>
-      </w:r>
-      <w:r>
-        <w:rPr>
-          <w:rFonts w:ascii="Times New Roman" w:eastAsia="Times New Roman" w:hAnsi="Times New Roman"/>
-          <w:i/>
-          <w:iCs/>
-          <w:color w:val="000000" w:themeColor="text1"/>
-          <w:lang w:val="en-HU" w:eastAsia="en-GB"/>
-        </w:rPr>
         <w:tab/>
-      </w:r>
-      <w:r>
-        <w:rPr>
-          <w:rFonts w:ascii="Times New Roman" w:eastAsia="Times New Roman" w:hAnsi="Times New Roman"/>
-          <w:i/>
-          <w:iCs/>
-          <w:color w:val="000000" w:themeColor="text1"/>
-          <w:lang w:val="en-HU" w:eastAsia="en-GB"/>
-        </w:rPr>
         <w:t>Journal of Information Management, 60</w:t>
       </w:r>
       <w:r>
@@ -21817,13 +21679,6 @@
           <w:lang w:val="en-HU" w:eastAsia="en-GB"/>
         </w:rPr>
         <w:tab/>
-      </w:r>
-      <w:r>
-        <w:rPr>
-          <w:rFonts w:ascii="Times New Roman" w:eastAsia="Times New Roman" w:hAnsi="Times New Roman"/>
-          <w:color w:val="000000" w:themeColor="text1"/>
-          <w:lang w:val="en-HU" w:eastAsia="en-GB"/>
-        </w:rPr>
         <w:t>102383. </w:t>
       </w:r>
       <w:hyperlink r:id="rId26" w:history="1">
@@ -21844,33 +21699,25 @@
         <w:ind w:firstLine="0"/>
         <w:jc w:val="left"/>
         <w:rPr>
+          <w:rFonts w:ascii="Times New Roman" w:hAnsi="Times New Roman"/>
+          <w:color w:val="000000" w:themeColor="text1"/>
+        </w:rPr>
+      </w:pPr>
+      <w:r>
+        <w:rPr>
           <w:rFonts w:ascii="Times New Roman" w:eastAsia="Times New Roman" w:hAnsi="Times New Roman"/>
           <w:color w:val="000000" w:themeColor="text1"/>
           <w:lang w:val="en-HU" w:eastAsia="en-GB"/>
         </w:rPr>
-      </w:pPr>
+        <w:t xml:space="preserve">Damioli, G., Van Roy, V., Vertesy, D., &amp; Vivarelli, M. (2025). Is artificial intelligence leading to </w:t>
+      </w:r>
       <w:r>
         <w:rPr>
           <w:rFonts w:ascii="Times New Roman" w:eastAsia="Times New Roman" w:hAnsi="Times New Roman"/>
           <w:color w:val="000000" w:themeColor="text1"/>
           <w:lang w:val="en-HU" w:eastAsia="en-GB"/>
         </w:rPr>
-        <w:t xml:space="preserve">Damioli, G., Van Roy, V., Vertesy, D., &amp; Vivarelli, M. (2025). Is artificial intelligence leading to </w:t>
-      </w:r>
-      <w:r>
-        <w:rPr>
-          <w:rFonts w:ascii="Times New Roman" w:eastAsia="Times New Roman" w:hAnsi="Times New Roman"/>
-          <w:color w:val="000000" w:themeColor="text1"/>
-          <w:lang w:val="en-HU" w:eastAsia="en-GB"/>
-        </w:rPr>
         <w:tab/>
-      </w:r>
-      <w:r>
-        <w:rPr>
-          <w:rFonts w:ascii="Times New Roman" w:eastAsia="Times New Roman" w:hAnsi="Times New Roman"/>
-          <w:color w:val="000000" w:themeColor="text1"/>
-          <w:lang w:val="en-HU" w:eastAsia="en-GB"/>
-        </w:rPr>
         <w:t>a new technological paradigm? </w:t>
       </w:r>
       <w:r>
@@ -21898,13 +21745,6 @@
           <w:lang w:val="en-HU" w:eastAsia="en-GB"/>
         </w:rPr>
         <w:tab/>
-      </w:r>
-      <w:r>
-        <w:rPr>
-          <w:rFonts w:ascii="Times New Roman" w:eastAsia="Times New Roman" w:hAnsi="Times New Roman"/>
-          <w:color w:val="000000" w:themeColor="text1"/>
-          <w:lang w:val="en-HU" w:eastAsia="en-GB"/>
-        </w:rPr>
         <w:t>359. </w:t>
       </w:r>
       <w:hyperlink r:id="rId27" w:history="1">
@@ -21945,13 +21785,6 @@
           <w:lang w:val="en-HU" w:eastAsia="en-GB"/>
         </w:rPr>
         <w:tab/>
-      </w:r>
-      <w:r>
-        <w:rPr>
-          <w:rFonts w:ascii="Times New Roman" w:eastAsia="Times New Roman" w:hAnsi="Times New Roman"/>
-          <w:color w:val="000000" w:themeColor="text1"/>
-          <w:lang w:val="en-HU" w:eastAsia="en-GB"/>
-        </w:rPr>
         <w:t>models. </w:t>
       </w:r>
       <w:r>
@@ -21977,6 +21810,7 @@
           <w:rPr>
             <w:rStyle w:val="Hyperlink"/>
             <w:rFonts w:ascii="Times New Roman" w:eastAsia="Times New Roman" w:hAnsi="Times New Roman"/>
+            <w:color w:val="000000" w:themeColor="text1"/>
             <w:lang w:val="en-HU" w:eastAsia="en-GB"/>
           </w:rPr>
           <w:t>https://doi.org/10.1146/annurev-</w:t>
@@ -21985,6 +21819,7 @@
           <w:rPr>
             <w:rStyle w:val="Hyperlink"/>
             <w:rFonts w:ascii="Times New Roman" w:eastAsia="Times New Roman" w:hAnsi="Times New Roman"/>
+            <w:color w:val="000000" w:themeColor="text1"/>
             <w:u w:val="none"/>
             <w:lang w:val="en-HU" w:eastAsia="en-GB"/>
           </w:rPr>
@@ -21994,6 +21829,7 @@
           <w:rPr>
             <w:rStyle w:val="Hyperlink"/>
             <w:rFonts w:ascii="Times New Roman" w:eastAsia="Times New Roman" w:hAnsi="Times New Roman"/>
+            <w:color w:val="000000" w:themeColor="text1"/>
             <w:lang w:val="en-HU" w:eastAsia="en-GB"/>
           </w:rPr>
           <w:t>economics-080217-053542</w:t>
@@ -22026,13 +21862,6 @@
           <w:lang w:val="en-HU" w:eastAsia="en-GB"/>
         </w:rPr>
         <w:tab/>
-      </w:r>
-      <w:r>
-        <w:rPr>
-          <w:rFonts w:ascii="Times New Roman" w:eastAsia="Times New Roman" w:hAnsi="Times New Roman"/>
-          <w:color w:val="000000" w:themeColor="text1"/>
-          <w:lang w:val="en-HU" w:eastAsia="en-GB"/>
-        </w:rPr>
         <w:t>across low, middle and high-income countries. </w:t>
       </w:r>
       <w:r>
@@ -22054,15 +21883,6 @@
           <w:lang w:val="en-HU" w:eastAsia="en-GB"/>
         </w:rPr>
         <w:tab/>
-      </w:r>
-      <w:r>
-        <w:rPr>
-          <w:rFonts w:ascii="Times New Roman" w:eastAsia="Times New Roman" w:hAnsi="Times New Roman"/>
-          <w:i/>
-          <w:iCs/>
-          <w:color w:val="000000" w:themeColor="text1"/>
-          <w:lang w:val="en-HU" w:eastAsia="en-GB"/>
-        </w:rPr>
         <w:t>Dynamics, 73</w:t>
       </w:r>
       <w:r>
@@ -22111,13 +21931,6 @@
           <w:lang w:val="en-HU" w:eastAsia="en-GB"/>
         </w:rPr>
         <w:tab/>
-      </w:r>
-      <w:r>
-        <w:rPr>
-          <w:rFonts w:ascii="Times New Roman" w:eastAsia="Times New Roman" w:hAnsi="Times New Roman"/>
-          <w:color w:val="000000" w:themeColor="text1"/>
-          <w:lang w:val="en-HU" w:eastAsia="en-GB"/>
-        </w:rPr>
         <w:t>ChatGPT information with implications for entrepreneurship. </w:t>
       </w:r>
       <w:r>
@@ -22139,15 +21952,6 @@
           <w:lang w:val="en-HU" w:eastAsia="en-GB"/>
         </w:rPr>
         <w:tab/>
-      </w:r>
-      <w:r>
-        <w:rPr>
-          <w:rFonts w:ascii="Times New Roman" w:eastAsia="Times New Roman" w:hAnsi="Times New Roman"/>
-          <w:i/>
-          <w:iCs/>
-          <w:color w:val="000000" w:themeColor="text1"/>
-          <w:lang w:val="en-HU" w:eastAsia="en-GB"/>
-        </w:rPr>
         <w:t>Transfer, 50</w:t>
       </w:r>
       <w:r>
@@ -22196,13 +22000,6 @@
           <w:lang w:val="en-HU" w:eastAsia="en-GB"/>
         </w:rPr>
         <w:tab/>
-      </w:r>
-      <w:r>
-        <w:rPr>
-          <w:rFonts w:ascii="Times New Roman" w:eastAsia="Times New Roman" w:hAnsi="Times New Roman"/>
-          <w:color w:val="000000" w:themeColor="text1"/>
-          <w:lang w:val="en-HU" w:eastAsia="en-GB"/>
-        </w:rPr>
         <w:t>on the financial sector. </w:t>
       </w:r>
       <w:r>
@@ -22230,13 +22027,6 @@
           <w:lang w:val="en-HU" w:eastAsia="en-GB"/>
         </w:rPr>
         <w:tab/>
-      </w:r>
-      <w:r>
-        <w:rPr>
-          <w:rFonts w:ascii="Times New Roman" w:eastAsia="Times New Roman" w:hAnsi="Times New Roman"/>
-          <w:color w:val="000000" w:themeColor="text1"/>
-          <w:lang w:val="en-HU" w:eastAsia="en-GB"/>
-        </w:rPr>
         <w:t>81.</w:t>
       </w:r>
     </w:p>
@@ -22278,15 +22068,6 @@
           <w:lang w:val="en-HU" w:eastAsia="en-GB"/>
         </w:rPr>
         <w:tab/>
-      </w:r>
-      <w:r>
-        <w:rPr>
-          <w:rFonts w:ascii="Times New Roman" w:eastAsia="Times New Roman" w:hAnsi="Times New Roman"/>
-          <w:i/>
-          <w:iCs/>
-          <w:color w:val="000000" w:themeColor="text1"/>
-          <w:lang w:val="en-HU" w:eastAsia="en-GB"/>
-        </w:rPr>
         <w:t>Economist, 173</w:t>
       </w:r>
       <w:r>
@@ -22335,13 +22116,6 @@
           <w:lang w:val="en-HU" w:eastAsia="en-GB"/>
         </w:rPr>
         <w:tab/>
-      </w:r>
-      <w:r>
-        <w:rPr>
-          <w:rFonts w:ascii="Times New Roman" w:eastAsia="Times New Roman" w:hAnsi="Times New Roman"/>
-          <w:color w:val="000000" w:themeColor="text1"/>
-          <w:lang w:val="en-HU" w:eastAsia="en-GB"/>
-        </w:rPr>
         <w:t>countries. </w:t>
       </w:r>
       <w:r>
@@ -22369,13 +22143,6 @@
           <w:lang w:val="en-HU" w:eastAsia="en-GB"/>
         </w:rPr>
         <w:tab/>
-      </w:r>
-      <w:r>
-        <w:rPr>
-          <w:rFonts w:ascii="Times New Roman" w:eastAsia="Times New Roman" w:hAnsi="Times New Roman"/>
-          <w:color w:val="000000" w:themeColor="text1"/>
-          <w:lang w:val="en-HU" w:eastAsia="en-GB"/>
-        </w:rPr>
         <w:t>1422. </w:t>
       </w:r>
       <w:hyperlink r:id="rId32" w:history="1">
@@ -22417,13 +22184,6 @@
           <w:lang w:val="en-HU" w:eastAsia="en-GB"/>
         </w:rPr>
         <w:tab/>
-      </w:r>
-      <w:r>
-        <w:rPr>
-          <w:rFonts w:ascii="Times New Roman" w:eastAsia="Times New Roman" w:hAnsi="Times New Roman"/>
-          <w:color w:val="000000" w:themeColor="text1"/>
-          <w:lang w:val="en-HU" w:eastAsia="en-GB"/>
-        </w:rPr>
         <w:t>dynamic stochastic general equilibrium approach. </w:t>
       </w:r>
       <w:r>
@@ -22451,13 +22211,6 @@
           <w:lang w:val="en-HU" w:eastAsia="en-GB"/>
         </w:rPr>
         <w:tab/>
-      </w:r>
-      <w:r>
-        <w:rPr>
-          <w:rFonts w:ascii="Times New Roman" w:eastAsia="Times New Roman" w:hAnsi="Times New Roman"/>
-          <w:color w:val="000000" w:themeColor="text1"/>
-          <w:lang w:val="en-HU" w:eastAsia="en-GB"/>
-        </w:rPr>
         <w:t>e41943. </w:t>
       </w:r>
       <w:hyperlink r:id="rId33" w:history="1">
@@ -22516,13 +22269,6 @@
           <w:lang w:val="en-HU" w:eastAsia="en-GB"/>
         </w:rPr>
         <w:tab/>
-      </w:r>
-      <w:r>
-        <w:rPr>
-          <w:rFonts w:ascii="Times New Roman" w:eastAsia="Times New Roman" w:hAnsi="Times New Roman"/>
-          <w:color w:val="000000" w:themeColor="text1"/>
-          <w:lang w:val="en-HU" w:eastAsia="en-GB"/>
-        </w:rPr>
         <w:t>46. </w:t>
       </w:r>
       <w:hyperlink r:id="rId34" w:history="1">
@@ -22563,13 +22309,6 @@
           <w:lang w:val="en-HU" w:eastAsia="en-GB"/>
         </w:rPr>
         <w:tab/>
-      </w:r>
-      <w:r>
-        <w:rPr>
-          <w:rFonts w:ascii="Times New Roman" w:eastAsia="Times New Roman" w:hAnsi="Times New Roman"/>
-          <w:color w:val="000000" w:themeColor="text1"/>
-          <w:lang w:val="en-HU" w:eastAsia="en-GB"/>
-        </w:rPr>
         <w:t>regions. </w:t>
       </w:r>
       <w:r>
@@ -22597,13 +22336,6 @@
           <w:lang w:val="en-HU" w:eastAsia="en-GB"/>
         </w:rPr>
         <w:tab/>
-      </w:r>
-      <w:r>
-        <w:rPr>
-          <w:rFonts w:ascii="Times New Roman" w:eastAsia="Times New Roman" w:hAnsi="Times New Roman"/>
-          <w:color w:val="000000" w:themeColor="text1"/>
-          <w:lang w:val="en-HU" w:eastAsia="en-GB"/>
-        </w:rPr>
         <w:t>105043. </w:t>
       </w:r>
       <w:hyperlink r:id="rId35" w:history="1">
@@ -22700,13 +22432,6 @@
           <w:lang w:val="en-HU" w:eastAsia="en-GB"/>
         </w:rPr>
         <w:tab/>
-      </w:r>
-      <w:r>
-        <w:rPr>
-          <w:rFonts w:ascii="Times New Roman" w:eastAsia="Times New Roman" w:hAnsi="Times New Roman"/>
-          <w:color w:val="000000" w:themeColor="text1"/>
-          <w:lang w:val="en-HU" w:eastAsia="en-GB"/>
-        </w:rPr>
         <w:t>S71–S102. </w:t>
       </w:r>
       <w:hyperlink r:id="rId36" w:history="1">
@@ -22765,13 +22490,6 @@
           <w:lang w:val="en-HU" w:eastAsia="en-GB"/>
         </w:rPr>
         <w:tab/>
-      </w:r>
-      <w:r>
-        <w:rPr>
-          <w:rFonts w:ascii="Times New Roman" w:eastAsia="Times New Roman" w:hAnsi="Times New Roman"/>
-          <w:color w:val="000000" w:themeColor="text1"/>
-          <w:lang w:val="en-HU" w:eastAsia="en-GB"/>
-        </w:rPr>
         <w:t>460. </w:t>
       </w:r>
       <w:hyperlink r:id="rId37" w:history="1">
@@ -22830,6 +22548,7 @@
           <w:lang w:val="en-HU" w:eastAsia="en-GB"/>
         </w:rPr>
         <w:tab/>
+        <w:t xml:space="preserve">Retrieved February 24, 2026, </w:t>
       </w:r>
       <w:r>
         <w:rPr>
@@ -22837,22 +22556,7 @@
           <w:color w:val="000000" w:themeColor="text1"/>
           <w:lang w:val="en-HU" w:eastAsia="en-GB"/>
         </w:rPr>
-        <w:t xml:space="preserve">Retrieved February 24, 2026, </w:t>
-      </w:r>
-      <w:r>
-        <w:rPr>
-          <w:rFonts w:ascii="Times New Roman" w:eastAsia="Times New Roman" w:hAnsi="Times New Roman"/>
-          <w:color w:val="000000" w:themeColor="text1"/>
-          <w:lang w:val="en-HU" w:eastAsia="en-GB"/>
-        </w:rPr>
         <w:tab/>
-      </w:r>
-      <w:r>
-        <w:rPr>
-          <w:rFonts w:ascii="Times New Roman" w:eastAsia="Times New Roman" w:hAnsi="Times New Roman"/>
-          <w:color w:val="000000" w:themeColor="text1"/>
-          <w:lang w:val="en-HU" w:eastAsia="en-GB"/>
-        </w:rPr>
         <w:t>from </w:t>
       </w:r>
       <w:hyperlink r:id="rId38" w:history="1">
@@ -22911,6 +22615,7 @@
           <w:lang w:val="en-HU" w:eastAsia="en-GB"/>
         </w:rPr>
         <w:tab/>
+        <w:t xml:space="preserve">Retrieved February 24, 2026, </w:t>
       </w:r>
       <w:r>
         <w:rPr>
@@ -22918,22 +22623,7 @@
           <w:color w:val="000000" w:themeColor="text1"/>
           <w:lang w:val="en-HU" w:eastAsia="en-GB"/>
         </w:rPr>
-        <w:t xml:space="preserve">Retrieved February 24, 2026, </w:t>
-      </w:r>
-      <w:r>
-        <w:rPr>
-          <w:rFonts w:ascii="Times New Roman" w:eastAsia="Times New Roman" w:hAnsi="Times New Roman"/>
-          <w:color w:val="000000" w:themeColor="text1"/>
-          <w:lang w:val="en-HU" w:eastAsia="en-GB"/>
-        </w:rPr>
         <w:tab/>
-      </w:r>
-      <w:r>
-        <w:rPr>
-          <w:rFonts w:ascii="Times New Roman" w:eastAsia="Times New Roman" w:hAnsi="Times New Roman"/>
-          <w:color w:val="000000" w:themeColor="text1"/>
-          <w:lang w:val="en-HU" w:eastAsia="en-GB"/>
-        </w:rPr>
         <w:t>from </w:t>
       </w:r>
       <w:hyperlink r:id="rId39" w:history="1">
@@ -22992,6 +22682,7 @@
           <w:lang w:val="en-HU" w:eastAsia="en-GB"/>
         </w:rPr>
         <w:tab/>
+        <w:t xml:space="preserve">Indicators. Retrieved February 24, 2026, </w:t>
       </w:r>
       <w:r>
         <w:rPr>
@@ -22999,22 +22690,7 @@
           <w:color w:val="000000" w:themeColor="text1"/>
           <w:lang w:val="en-HU" w:eastAsia="en-GB"/>
         </w:rPr>
-        <w:t xml:space="preserve">Indicators. Retrieved February 24, 2026, </w:t>
-      </w:r>
-      <w:r>
-        <w:rPr>
-          <w:rFonts w:ascii="Times New Roman" w:eastAsia="Times New Roman" w:hAnsi="Times New Roman"/>
-          <w:color w:val="000000" w:themeColor="text1"/>
-          <w:lang w:val="en-HU" w:eastAsia="en-GB"/>
-        </w:rPr>
         <w:tab/>
-      </w:r>
-      <w:r>
-        <w:rPr>
-          <w:rFonts w:ascii="Times New Roman" w:eastAsia="Times New Roman" w:hAnsi="Times New Roman"/>
-          <w:color w:val="000000" w:themeColor="text1"/>
-          <w:lang w:val="en-HU" w:eastAsia="en-GB"/>
-        </w:rPr>
         <w:t>from </w:t>
       </w:r>
       <w:hyperlink r:id="rId40" w:history="1">
@@ -23073,13 +22749,6 @@
           <w:lang w:val="en-HU" w:eastAsia="en-GB"/>
         </w:rPr>
         <w:tab/>
-      </w:r>
-      <w:r>
-        <w:rPr>
-          <w:rFonts w:ascii="Times New Roman" w:eastAsia="Times New Roman" w:hAnsi="Times New Roman"/>
-          <w:color w:val="000000" w:themeColor="text1"/>
-          <w:lang w:val="en-HU" w:eastAsia="en-GB"/>
-        </w:rPr>
         <w:t>2026, from </w:t>
       </w:r>
       <w:hyperlink r:id="rId41" w:history="1">
@@ -23139,13 +22808,6 @@
           <w:lang w:val="en-HU" w:eastAsia="en-GB"/>
         </w:rPr>
         <w:tab/>
-      </w:r>
-      <w:r>
-        <w:rPr>
-          <w:rFonts w:ascii="Times New Roman" w:eastAsia="Times New Roman" w:hAnsi="Times New Roman"/>
-          <w:color w:val="000000" w:themeColor="text1"/>
-          <w:lang w:val="en-HU" w:eastAsia="en-GB"/>
-        </w:rPr>
         <w:t>Retrieved February 24, 2026, from </w:t>
       </w:r>
       <w:hyperlink r:id="rId42" w:history="1">
@@ -23204,13 +22866,6 @@
           <w:lang w:val="en-HU" w:eastAsia="en-GB"/>
         </w:rPr>
         <w:tab/>
-      </w:r>
-      <w:r>
-        <w:rPr>
-          <w:rFonts w:ascii="Times New Roman" w:eastAsia="Times New Roman" w:hAnsi="Times New Roman"/>
-          <w:color w:val="000000" w:themeColor="text1"/>
-          <w:lang w:val="en-HU" w:eastAsia="en-GB"/>
-        </w:rPr>
         <w:t>10870. </w:t>
       </w:r>
       <w:hyperlink r:id="rId43" w:history="1">
@@ -23251,13 +22906,6 @@
           <w:lang w:val="en-HU" w:eastAsia="en-GB"/>
         </w:rPr>
         <w:tab/>
-      </w:r>
-      <w:r>
-        <w:rPr>
-          <w:rFonts w:ascii="Times New Roman" w:eastAsia="Times New Roman" w:hAnsi="Times New Roman"/>
-          <w:color w:val="000000" w:themeColor="text1"/>
-          <w:lang w:val="en-HU" w:eastAsia="en-GB"/>
-        </w:rPr>
         <w:t>Firm-level evidence from Taiwan. </w:t>
       </w:r>
       <w:r>
@@ -23285,13 +22933,6 @@
           <w:lang w:val="en-HU" w:eastAsia="en-GB"/>
         </w:rPr>
         <w:tab/>
-      </w:r>
-      <w:r>
-        <w:rPr>
-          <w:rFonts w:ascii="Times New Roman" w:eastAsia="Times New Roman" w:hAnsi="Times New Roman"/>
-          <w:color w:val="000000" w:themeColor="text1"/>
-          <w:lang w:val="en-HU" w:eastAsia="en-GB"/>
-        </w:rPr>
         <w:t>104536. </w:t>
       </w:r>
       <w:hyperlink r:id="rId44" w:history="1">
@@ -23351,13 +22992,6 @@
           <w:lang w:val="en-HU" w:eastAsia="en-GB"/>
         </w:rPr>
         <w:tab/>
-      </w:r>
-      <w:r>
-        <w:rPr>
-          <w:rFonts w:ascii="Times New Roman" w:eastAsia="Times New Roman" w:hAnsi="Times New Roman"/>
-          <w:color w:val="000000" w:themeColor="text1"/>
-          <w:lang w:val="en-HU" w:eastAsia="en-GB"/>
-        </w:rPr>
         <w:t>Retrieved February 11, 2026, from </w:t>
       </w:r>
       <w:hyperlink r:id="rId45" w:history="1">
@@ -23365,6 +22999,7 @@
           <w:rPr>
             <w:rStyle w:val="Hyperlink"/>
             <w:rFonts w:ascii="Times New Roman" w:eastAsia="Times New Roman" w:hAnsi="Times New Roman"/>
+            <w:color w:val="000000" w:themeColor="text1"/>
             <w:lang w:val="en-HU" w:eastAsia="en-GB"/>
           </w:rPr>
           <w:t>https://hdr.undp.org/data-center/documentation-and-</w:t>
@@ -23373,6 +23008,7 @@
           <w:rPr>
             <w:rStyle w:val="Hyperlink"/>
             <w:rFonts w:ascii="Times New Roman" w:eastAsia="Times New Roman" w:hAnsi="Times New Roman"/>
+            <w:color w:val="000000" w:themeColor="text1"/>
             <w:u w:val="none"/>
             <w:lang w:val="en-HU" w:eastAsia="en-GB"/>
           </w:rPr>
@@ -23382,6 +23018,7 @@
           <w:rPr>
             <w:rStyle w:val="Hyperlink"/>
             <w:rFonts w:ascii="Times New Roman" w:eastAsia="Times New Roman" w:hAnsi="Times New Roman"/>
+            <w:color w:val="000000" w:themeColor="text1"/>
             <w:lang w:val="en-HU" w:eastAsia="en-GB"/>
           </w:rPr>
           <w:t>downloads</w:t>
@@ -23432,13 +23069,6 @@
           <w:lang w:val="en-HU" w:eastAsia="en-GB"/>
         </w:rPr>
         <w:tab/>
-      </w:r>
-      <w:r>
-        <w:rPr>
-          <w:rFonts w:ascii="Times New Roman" w:eastAsia="Times New Roman" w:hAnsi="Times New Roman"/>
-          <w:color w:val="000000" w:themeColor="text1"/>
-          <w:lang w:val="en-HU" w:eastAsia="en-GB"/>
-        </w:rPr>
         <w:t>from </w:t>
       </w:r>
       <w:hyperlink r:id="rId46" w:history="1">
@@ -23497,13 +23127,6 @@
           <w:lang w:val="en-HU" w:eastAsia="en-GB"/>
         </w:rPr>
         <w:tab/>
-      </w:r>
-      <w:r>
-        <w:rPr>
-          <w:rFonts w:ascii="Times New Roman" w:eastAsia="Times New Roman" w:hAnsi="Times New Roman"/>
-          <w:color w:val="000000" w:themeColor="text1"/>
-          <w:lang w:val="en-HU" w:eastAsia="en-GB"/>
-        </w:rPr>
         <w:t>from </w:t>
       </w:r>
       <w:hyperlink r:id="rId47" w:history="1">
@@ -23541,6 +23164,7 @@
       <w:r>
         <w:rPr>
           <w:rFonts w:ascii="Times New Roman" w:hAnsi="Times New Roman"/>
+          <w:color w:val="000000" w:themeColor="text1"/>
         </w:rPr>
         <w:t xml:space="preserve">For all calculations and coding here is the publicly available GitHub link: </w:t>
       </w:r>
@@ -23549,6 +23173,7 @@
           <w:rPr>
             <w:rStyle w:val="Hyperlink"/>
             <w:rFonts w:ascii="Times New Roman" w:hAnsi="Times New Roman"/>
+            <w:color w:val="000000" w:themeColor="text1"/>
           </w:rPr>
           <w:t>https://github.com/MatthiasRcode/Matyas-Thesis.git</w:t>
         </w:r>
@@ -24443,7 +24068,7 @@
         <w:sz w:val="18"/>
         <w:szCs w:val="18"/>
       </w:rPr>
-      <w:t>Jun. 1, 26</w:t>
+      <w:t>Jun. 10, 26</w:t>
     </w:r>
     <w:r>
       <w:rPr>
@@ -28352,30 +27977,6 @@
 </file>
 
 <file path=customXml/item1.xml><?xml version="1.0" encoding="utf-8"?>
-<?mso-contentType ?>
-<FormTemplates xmlns="http://schemas.microsoft.com/sharepoint/v3/contenttype/forms">
-  <Display>DocumentLibraryForm</Display>
-  <Edit>DocumentLibraryForm</Edit>
-  <New>DocumentLibraryForm</New>
-</FormTemplates>
-</file>
-
-<file path=customXml/item2.xml><?xml version="1.0" encoding="utf-8"?>
-<p:properties xmlns:p="http://schemas.microsoft.com/office/2006/metadata/properties" xmlns:xsi="http://www.w3.org/2001/XMLSchema-instance" xmlns:pc="http://schemas.microsoft.com/office/infopath/2007/PartnerControls">
-  <documentManagement>
-    <lcf76f155ced4ddcb4097134ff3c332f xmlns="60800e1d-33d2-4214-b64d-9f62a17c4d80">
-      <Terms xmlns="http://schemas.microsoft.com/office/infopath/2007/PartnerControls"/>
-    </lcf76f155ced4ddcb4097134ff3c332f>
-    <TaxCatchAll xmlns="5a7b64a1-9bb3-42d2-a833-e2a17d1779e6" xsi:nil="true"/>
-  </documentManagement>
-</p:properties>
-</file>
-
-<file path=customXml/item3.xml><?xml version="1.0" encoding="utf-8"?>
-<b:Sources xmlns:b="http://schemas.openxmlformats.org/officeDocument/2006/bibliography" xmlns="http://schemas.openxmlformats.org/officeDocument/2006/bibliography" SelectedStyle="\APA.XSL" StyleName="APA"/>
-</file>
-
-<file path=customXml/item4.xml><?xml version="1.0" encoding="utf-8"?>
 <ct:contentTypeSchema xmlns:ct="http://schemas.microsoft.com/office/2006/metadata/contentType" xmlns:ma="http://schemas.microsoft.com/office/2006/metadata/properties/metaAttributes" ct:_="" ma:_="" ma:contentTypeName="Document" ma:contentTypeID="0x0101009BCD843AD48ADA468B15A9F23ED11855" ma:contentTypeVersion="13" ma:contentTypeDescription="Een nieuw document maken." ma:contentTypeScope="" ma:versionID="6d269d1e7c41787e038b35edb83f0e0b">
   <xsd:schema xmlns:xsd="http://www.w3.org/2001/XMLSchema" xmlns:xs="http://www.w3.org/2001/XMLSchema" xmlns:p="http://schemas.microsoft.com/office/2006/metadata/properties" xmlns:ns2="60800e1d-33d2-4214-b64d-9f62a17c4d80" xmlns:ns3="5a7b64a1-9bb3-42d2-a833-e2a17d1779e6" targetNamespace="http://schemas.microsoft.com/office/2006/metadata/properties" ma:root="true" ma:fieldsID="84e13f2304806b9d52dcc4527162971f" ns2:_="" ns3:_="">
     <xsd:import namespace="60800e1d-33d2-4214-b64d-9f62a17c4d80"/>
@@ -28598,34 +28199,31 @@
 </ct:contentTypeSchema>
 </file>
 
-<file path=customXml/itemProps1.xml><?xml version="1.0" encoding="utf-8"?>
-<ds:datastoreItem xmlns:ds="http://schemas.openxmlformats.org/officeDocument/2006/customXml" ds:itemID="{2895194C-2D66-45E2-8E47-838489451CDD}">
-  <ds:schemaRefs>
-    <ds:schemaRef ds:uri="http://schemas.microsoft.com/sharepoint/v3/contenttype/forms"/>
-  </ds:schemaRefs>
-</ds:datastoreItem>
+<file path=customXml/item2.xml><?xml version="1.0" encoding="utf-8"?>
+<b:Sources xmlns:b="http://schemas.openxmlformats.org/officeDocument/2006/bibliography" xmlns="http://schemas.openxmlformats.org/officeDocument/2006/bibliography" SelectedStyle="\APA.XSL" StyleName="APA"/>
 </file>
 
-<file path=customXml/itemProps2.xml><?xml version="1.0" encoding="utf-8"?>
-<ds:datastoreItem xmlns:ds="http://schemas.openxmlformats.org/officeDocument/2006/customXml" ds:itemID="{36411B7E-CEFB-4918-AB85-223DE4AC05FD}">
-  <ds:schemaRefs>
-    <ds:schemaRef ds:uri="http://schemas.microsoft.com/office/2006/metadata/properties"/>
-    <ds:schemaRef ds:uri="http://schemas.microsoft.com/office/infopath/2007/PartnerControls"/>
-    <ds:schemaRef ds:uri="60800e1d-33d2-4214-b64d-9f62a17c4d80"/>
-    <ds:schemaRef ds:uri="5a7b64a1-9bb3-42d2-a833-e2a17d1779e6"/>
-  </ds:schemaRefs>
-</ds:datastoreItem>
+<file path=customXml/item3.xml><?xml version="1.0" encoding="utf-8"?>
+<?mso-contentType ?>
+<FormTemplates xmlns="http://schemas.microsoft.com/sharepoint/v3/contenttype/forms">
+  <Display>DocumentLibraryForm</Display>
+  <Edit>DocumentLibraryForm</Edit>
+  <New>DocumentLibraryForm</New>
+</FormTemplates>
 </file>
 
-<file path=customXml/itemProps3.xml><?xml version="1.0" encoding="utf-8"?>
-<ds:datastoreItem xmlns:ds="http://schemas.openxmlformats.org/officeDocument/2006/customXml" ds:itemID="{B2A8D629-70C8-486B-B973-BE9D2F88090C}">
-  <ds:schemaRefs>
-    <ds:schemaRef ds:uri="http://schemas.openxmlformats.org/officeDocument/2006/bibliography"/>
-  </ds:schemaRefs>
-</ds:datastoreItem>
+<file path=customXml/item4.xml><?xml version="1.0" encoding="utf-8"?>
+<p:properties xmlns:p="http://schemas.microsoft.com/office/2006/metadata/properties" xmlns:xsi="http://www.w3.org/2001/XMLSchema-instance" xmlns:pc="http://schemas.microsoft.com/office/infopath/2007/PartnerControls">
+  <documentManagement>
+    <lcf76f155ced4ddcb4097134ff3c332f xmlns="60800e1d-33d2-4214-b64d-9f62a17c4d80">
+      <Terms xmlns="http://schemas.microsoft.com/office/infopath/2007/PartnerControls"/>
+    </lcf76f155ced4ddcb4097134ff3c332f>
+    <TaxCatchAll xmlns="5a7b64a1-9bb3-42d2-a833-e2a17d1779e6" xsi:nil="true"/>
+  </documentManagement>
+</p:properties>
 </file>
 
-<file path=customXml/itemProps4.xml><?xml version="1.0" encoding="utf-8"?>
+<file path=customXml/itemProps1.xml><?xml version="1.0" encoding="utf-8"?>
 <ds:datastoreItem xmlns:ds="http://schemas.openxmlformats.org/officeDocument/2006/customXml" ds:itemID="{958925FD-6C3C-4439-BD5A-E4874D7E5F30}">
   <ds:schemaRefs>
     <ds:schemaRef ds:uri="http://schemas.microsoft.com/office/2006/metadata/contentType"/>
@@ -28642,4 +28240,31 @@
     <ds:schemaRef ds:uri="http://schemas.microsoft.com/internal/obd"/>
   </ds:schemaRefs>
 </ds:datastoreItem>
+</file>
+
+<file path=customXml/itemProps2.xml><?xml version="1.0" encoding="utf-8"?>
+<ds:datastoreItem xmlns:ds="http://schemas.openxmlformats.org/officeDocument/2006/customXml" ds:itemID="{B2A8D629-70C8-486B-B973-BE9D2F88090C}">
+  <ds:schemaRefs>
+    <ds:schemaRef ds:uri="http://schemas.openxmlformats.org/officeDocument/2006/bibliography"/>
+  </ds:schemaRefs>
+</ds:datastoreItem>
+</file>
+
+<file path=customXml/itemProps3.xml><?xml version="1.0" encoding="utf-8"?>
+<ds:datastoreItem xmlns:ds="http://schemas.openxmlformats.org/officeDocument/2006/customXml" ds:itemID="{2895194C-2D66-45E2-8E47-838489451CDD}">
+  <ds:schemaRefs>
+    <ds:schemaRef ds:uri="http://schemas.microsoft.com/sharepoint/v3/contenttype/forms"/>
+  </ds:schemaRefs>
+</ds:datastoreItem>
+</file>
+
+<file path=customXml/itemProps4.xml><?xml version="1.0" encoding="utf-8"?>
+<ds:datastoreItem xmlns:ds="http://schemas.openxmlformats.org/officeDocument/2006/customXml" ds:itemID="{36411B7E-CEFB-4918-AB85-223DE4AC05FD}">
+  <ds:schemaRefs>
+    <ds:schemaRef ds:uri="http://schemas.microsoft.com/office/2006/metadata/properties"/>
+    <ds:schemaRef ds:uri="http://schemas.microsoft.com/office/infopath/2007/PartnerControls"/>
+    <ds:schemaRef ds:uri="60800e1d-33d2-4214-b64d-9f62a17c4d80"/>
+    <ds:schemaRef ds:uri="5a7b64a1-9bb3-42d2-a833-e2a17d1779e6"/>
+  </ds:schemaRefs>
+</ds:datastoreItem>
 </file>
--- a/Final Thesis/Final_Thesis_MVE.docx
+++ b/Final Thesis/Final_Thesis_MVE.docx
@@ -439,7 +439,7 @@
           <w:noProof/>
           <w:color w:val="FFFFFF" w:themeColor="background1"/>
         </w:rPr>
-        <w:t>10 June 2026</w:t>
+        <w:t>11 June 2026</w:t>
       </w:r>
       <w:r>
         <w:rPr>
@@ -24068,7 +24068,7 @@
         <w:sz w:val="18"/>
         <w:szCs w:val="18"/>
       </w:rPr>
-      <w:t>Jun. 10, 26</w:t>
+      <w:t>Jun. 11, 26</w:t>
     </w:r>
     <w:r>
       <w:rPr>
@@ -27977,6 +27977,17 @@
 </file>
 
 <file path=customXml/item1.xml><?xml version="1.0" encoding="utf-8"?>
+<p:properties xmlns:p="http://schemas.microsoft.com/office/2006/metadata/properties" xmlns:xsi="http://www.w3.org/2001/XMLSchema-instance" xmlns:pc="http://schemas.microsoft.com/office/infopath/2007/PartnerControls">
+  <documentManagement>
+    <lcf76f155ced4ddcb4097134ff3c332f xmlns="60800e1d-33d2-4214-b64d-9f62a17c4d80">
+      <Terms xmlns="http://schemas.microsoft.com/office/infopath/2007/PartnerControls"/>
+    </lcf76f155ced4ddcb4097134ff3c332f>
+    <TaxCatchAll xmlns="5a7b64a1-9bb3-42d2-a833-e2a17d1779e6" xsi:nil="true"/>
+  </documentManagement>
+</p:properties>
+</file>
+
+<file path=customXml/item2.xml><?xml version="1.0" encoding="utf-8"?>
 <ct:contentTypeSchema xmlns:ct="http://schemas.microsoft.com/office/2006/metadata/contentType" xmlns:ma="http://schemas.microsoft.com/office/2006/metadata/properties/metaAttributes" ct:_="" ma:_="" ma:contentTypeName="Document" ma:contentTypeID="0x0101009BCD843AD48ADA468B15A9F23ED11855" ma:contentTypeVersion="13" ma:contentTypeDescription="Een nieuw document maken." ma:contentTypeScope="" ma:versionID="6d269d1e7c41787e038b35edb83f0e0b">
   <xsd:schema xmlns:xsd="http://www.w3.org/2001/XMLSchema" xmlns:xs="http://www.w3.org/2001/XMLSchema" xmlns:p="http://schemas.microsoft.com/office/2006/metadata/properties" xmlns:ns2="60800e1d-33d2-4214-b64d-9f62a17c4d80" xmlns:ns3="5a7b64a1-9bb3-42d2-a833-e2a17d1779e6" targetNamespace="http://schemas.microsoft.com/office/2006/metadata/properties" ma:root="true" ma:fieldsID="84e13f2304806b9d52dcc4527162971f" ns2:_="" ns3:_="">
     <xsd:import namespace="60800e1d-33d2-4214-b64d-9f62a17c4d80"/>
@@ -28199,10 +28210,6 @@
 </ct:contentTypeSchema>
 </file>
 
-<file path=customXml/item2.xml><?xml version="1.0" encoding="utf-8"?>
-<b:Sources xmlns:b="http://schemas.openxmlformats.org/officeDocument/2006/bibliography" xmlns="http://schemas.openxmlformats.org/officeDocument/2006/bibliography" SelectedStyle="\APA.XSL" StyleName="APA"/>
-</file>
-
 <file path=customXml/item3.xml><?xml version="1.0" encoding="utf-8"?>
 <?mso-contentType ?>
 <FormTemplates xmlns="http://schemas.microsoft.com/sharepoint/v3/contenttype/forms">
@@ -28213,17 +28220,21 @@
 </file>
 
 <file path=customXml/item4.xml><?xml version="1.0" encoding="utf-8"?>
-<p:properties xmlns:p="http://schemas.microsoft.com/office/2006/metadata/properties" xmlns:xsi="http://www.w3.org/2001/XMLSchema-instance" xmlns:pc="http://schemas.microsoft.com/office/infopath/2007/PartnerControls">
-  <documentManagement>
-    <lcf76f155ced4ddcb4097134ff3c332f xmlns="60800e1d-33d2-4214-b64d-9f62a17c4d80">
-      <Terms xmlns="http://schemas.microsoft.com/office/infopath/2007/PartnerControls"/>
-    </lcf76f155ced4ddcb4097134ff3c332f>
-    <TaxCatchAll xmlns="5a7b64a1-9bb3-42d2-a833-e2a17d1779e6" xsi:nil="true"/>
-  </documentManagement>
-</p:properties>
+<b:Sources xmlns:b="http://schemas.openxmlformats.org/officeDocument/2006/bibliography" xmlns="http://schemas.openxmlformats.org/officeDocument/2006/bibliography" SelectedStyle="\APA.XSL" StyleName="APA"/>
 </file>
 
 <file path=customXml/itemProps1.xml><?xml version="1.0" encoding="utf-8"?>
+<ds:datastoreItem xmlns:ds="http://schemas.openxmlformats.org/officeDocument/2006/customXml" ds:itemID="{36411B7E-CEFB-4918-AB85-223DE4AC05FD}">
+  <ds:schemaRefs>
+    <ds:schemaRef ds:uri="http://schemas.microsoft.com/office/2006/metadata/properties"/>
+    <ds:schemaRef ds:uri="http://schemas.microsoft.com/office/infopath/2007/PartnerControls"/>
+    <ds:schemaRef ds:uri="60800e1d-33d2-4214-b64d-9f62a17c4d80"/>
+    <ds:schemaRef ds:uri="5a7b64a1-9bb3-42d2-a833-e2a17d1779e6"/>
+  </ds:schemaRefs>
+</ds:datastoreItem>
+</file>
+
+<file path=customXml/itemProps2.xml><?xml version="1.0" encoding="utf-8"?>
 <ds:datastoreItem xmlns:ds="http://schemas.openxmlformats.org/officeDocument/2006/customXml" ds:itemID="{958925FD-6C3C-4439-BD5A-E4874D7E5F30}">
   <ds:schemaRefs>
     <ds:schemaRef ds:uri="http://schemas.microsoft.com/office/2006/metadata/contentType"/>
@@ -28242,14 +28253,6 @@
 </ds:datastoreItem>
 </file>
 
-<file path=customXml/itemProps2.xml><?xml version="1.0" encoding="utf-8"?>
-<ds:datastoreItem xmlns:ds="http://schemas.openxmlformats.org/officeDocument/2006/customXml" ds:itemID="{B2A8D629-70C8-486B-B973-BE9D2F88090C}">
-  <ds:schemaRefs>
-    <ds:schemaRef ds:uri="http://schemas.openxmlformats.org/officeDocument/2006/bibliography"/>
-  </ds:schemaRefs>
-</ds:datastoreItem>
-</file>
-
 <file path=customXml/itemProps3.xml><?xml version="1.0" encoding="utf-8"?>
 <ds:datastoreItem xmlns:ds="http://schemas.openxmlformats.org/officeDocument/2006/customXml" ds:itemID="{2895194C-2D66-45E2-8E47-838489451CDD}">
   <ds:schemaRefs>
@@ -28259,12 +28262,9 @@
 </file>
 
 <file path=customXml/itemProps4.xml><?xml version="1.0" encoding="utf-8"?>
-<ds:datastoreItem xmlns:ds="http://schemas.openxmlformats.org/officeDocument/2006/customXml" ds:itemID="{36411B7E-CEFB-4918-AB85-223DE4AC05FD}">
+<ds:datastoreItem xmlns:ds="http://schemas.openxmlformats.org/officeDocument/2006/customXml" ds:itemID="{B2A8D629-70C8-486B-B973-BE9D2F88090C}">
   <ds:schemaRefs>
-    <ds:schemaRef ds:uri="http://schemas.microsoft.com/office/2006/metadata/properties"/>
-    <ds:schemaRef ds:uri="http://schemas.microsoft.com/office/infopath/2007/PartnerControls"/>
-    <ds:schemaRef ds:uri="60800e1d-33d2-4214-b64d-9f62a17c4d80"/>
-    <ds:schemaRef ds:uri="5a7b64a1-9bb3-42d2-a833-e2a17d1779e6"/>
+    <ds:schemaRef ds:uri="http://schemas.openxmlformats.org/officeDocument/2006/bibliography"/>
   </ds:schemaRefs>
 </ds:datastoreItem>
 </file>